--- a/shinmok1/pack/2510/H1MOGO25-10_30_SET.docx
+++ b/shinmok1/pack/2510/H1MOGO25-10_30_SET.docx
@@ -58,7 +58,7 @@
           <w:sz w:val="16"/>
           <w:u w:val="none"/>
         </w:rPr>
-        <w:t>(   )반 (   )번 이름(            )  CHECK ___/35  전용 ___/29.2점</w:t>
+        <w:t>(   )반 (   )번 이름(            )  CHECK ___/35  전용 ___/30.0점</w:t>
       </w:r>
     </w:p>
     <w:p>
@@ -1458,7 +1458,7 @@
           <w:sz w:val="18"/>
           <w:u w:val="none"/>
         </w:rPr>
-        <w:t>PART 2 · 전용문제  (선택형 8 · 서답형 2 · 29.2점)</w:t>
+        <w:t>PART 2 · 전용문제  (선택형 8 · 서답형 2 · 30.0점)</w:t>
       </w:r>
     </w:p>
     <w:p>
@@ -1483,48 +1483,16 @@
           <w:sz w:val="17"/>
           <w:u w:val="none"/>
         </w:rPr>
-        <w:t xml:space="preserve"> 다음은 어떤 글을 읽은 두 학생의 대화이다. 대화의 내용을 아래 표로 정리할 때, ①~⑤ 중 대화의 내용과 일치하지 </w:t>
-      </w:r>
-      <w:r>
-        <w:rPr>
-          <w:rFonts w:ascii="맑은 고딕" w:hAnsi="맑은 고딕" w:eastAsia="맑은 고딕"/>
-          <w:b/>
-          <w:sz w:val="17"/>
-          <w:u w:val="none"/>
-        </w:rPr>
-        <w:t>않는</w:t>
+        <w:t xml:space="preserve"> 다음 글에 대한 설명으로 옳은 것만을 &lt;보기&gt;에서 </w:t>
       </w:r>
       <w:r>
         <w:rPr>
           <w:rFonts w:ascii="맑은 고딕" w:hAnsi="맑은 고딕" w:eastAsia="맑은 고딕"/>
           <w:b w:val="0"/>
           <w:sz w:val="17"/>
-          <w:u w:val="none"/>
-        </w:rPr>
-        <w:t xml:space="preserve"> 것은? [3.3점]</w:t>
-      </w:r>
-    </w:p>
-    <w:p>
-      <w:pPr>
-        <w:spacing w:before="0" w:after="0" w:line="288" w:lineRule="auto"/>
-        <w:ind w:left="40"/>
-        <w:snapToGrid w:val="0"/>
-        <w:pBdr>
-          <w:top w:val="single" w:sz="4" w:space="2" w:color="999999"/>
-          <w:left w:val="single" w:sz="4" w:space="2" w:color="999999"/>
-          <w:bottom w:val="single" w:sz="4" w:space="2" w:color="999999"/>
-          <w:right w:val="single" w:sz="4" w:space="2" w:color="999999"/>
-        </w:pBdr>
-        <w:shd w:val="clear" w:color="auto" w:fill="F6F3EA"/>
-      </w:pPr>
-      <w:r>
-        <w:rPr>
-          <w:rFonts w:ascii="맑은 고딕" w:hAnsi="맑은 고딕" w:eastAsia="맑은 고딕"/>
-          <w:b/>
-          <w:sz w:val="17"/>
-          <w:u w:val="none"/>
-        </w:rPr>
-        <w:t>A:</w:t>
+          <w:u w:val="single"/>
+        </w:rPr>
+        <w:t>있는 대로</w:t>
       </w:r>
       <w:r>
         <w:rPr>
@@ -1533,263 +1501,7 @@
           <w:sz w:val="17"/>
           <w:u w:val="none"/>
         </w:rPr>
-        <w:t xml:space="preserve"> I just read an article about how Gen Z chooses a bank. I assumed a good app was all they wanted.</w:t>
-      </w:r>
-    </w:p>
-    <w:p>
-      <w:pPr>
-        <w:spacing w:before="0" w:after="0" w:line="288" w:lineRule="auto"/>
-        <w:ind w:left="40"/>
-        <w:snapToGrid w:val="0"/>
-        <w:pBdr>
-          <w:top w:val="single" w:sz="4" w:space="2" w:color="999999"/>
-          <w:left w:val="single" w:sz="4" w:space="2" w:color="999999"/>
-          <w:bottom w:val="single" w:sz="4" w:space="2" w:color="999999"/>
-          <w:right w:val="single" w:sz="4" w:space="2" w:color="999999"/>
-        </w:pBdr>
-        <w:shd w:val="clear" w:color="auto" w:fill="F6F3EA"/>
-      </w:pPr>
-      <w:r>
-        <w:rPr>
-          <w:rFonts w:ascii="맑은 고딕" w:hAnsi="맑은 고딕" w:eastAsia="맑은 고딕"/>
-          <w:b/>
-          <w:sz w:val="17"/>
-          <w:u w:val="none"/>
-        </w:rPr>
-        <w:t>B:</w:t>
-      </w:r>
-      <w:r>
-        <w:rPr>
-          <w:rFonts w:ascii="맑은 고딕" w:hAnsi="맑은 고딕" w:eastAsia="맑은 고딕"/>
-          <w:b w:val="0"/>
-          <w:sz w:val="17"/>
-          <w:u w:val="none"/>
-        </w:rPr>
-        <w:t xml:space="preserve"> Convenience matters, but the article says it isn’t the whole story. They want a bank that shares their values.</w:t>
-      </w:r>
-    </w:p>
-    <w:p>
-      <w:pPr>
-        <w:spacing w:before="0" w:after="0" w:line="288" w:lineRule="auto"/>
-        <w:ind w:left="40"/>
-        <w:snapToGrid w:val="0"/>
-        <w:pBdr>
-          <w:top w:val="single" w:sz="4" w:space="2" w:color="999999"/>
-          <w:left w:val="single" w:sz="4" w:space="2" w:color="999999"/>
-          <w:bottom w:val="single" w:sz="4" w:space="2" w:color="999999"/>
-          <w:right w:val="single" w:sz="4" w:space="2" w:color="999999"/>
-        </w:pBdr>
-        <w:shd w:val="clear" w:color="auto" w:fill="F6F3EA"/>
-      </w:pPr>
-      <w:r>
-        <w:rPr>
-          <w:rFonts w:ascii="맑은 고딕" w:hAnsi="맑은 고딕" w:eastAsia="맑은 고딕"/>
-          <w:b/>
-          <w:sz w:val="17"/>
-          <w:u w:val="none"/>
-        </w:rPr>
-        <w:t>A:</w:t>
-      </w:r>
-      <w:r>
-        <w:rPr>
-          <w:rFonts w:ascii="맑은 고딕" w:hAnsi="맑은 고딕" w:eastAsia="맑은 고딕"/>
-          <w:b w:val="0"/>
-          <w:sz w:val="17"/>
-          <w:u w:val="none"/>
-        </w:rPr>
-        <w:t xml:space="preserve"> What does that mean in practice?</w:t>
-      </w:r>
-    </w:p>
-    <w:p>
-      <w:pPr>
-        <w:spacing w:before="0" w:after="0" w:line="288" w:lineRule="auto"/>
-        <w:ind w:left="40"/>
-        <w:snapToGrid w:val="0"/>
-        <w:pBdr>
-          <w:top w:val="single" w:sz="4" w:space="2" w:color="999999"/>
-          <w:left w:val="single" w:sz="4" w:space="2" w:color="999999"/>
-          <w:bottom w:val="single" w:sz="4" w:space="2" w:color="999999"/>
-          <w:right w:val="single" w:sz="4" w:space="2" w:color="999999"/>
-        </w:pBdr>
-        <w:shd w:val="clear" w:color="auto" w:fill="F6F3EA"/>
-      </w:pPr>
-      <w:r>
-        <w:rPr>
-          <w:rFonts w:ascii="맑은 고딕" w:hAnsi="맑은 고딕" w:eastAsia="맑은 고딕"/>
-          <w:b/>
-          <w:sz w:val="17"/>
-          <w:u w:val="none"/>
-        </w:rPr>
-        <w:t>B:</w:t>
-      </w:r>
-      <w:r>
-        <w:rPr>
-          <w:rFonts w:ascii="맑은 고딕" w:hAnsi="맑은 고딕" w:eastAsia="맑은 고딕"/>
-          <w:b w:val="0"/>
-          <w:sz w:val="17"/>
-          <w:u w:val="none"/>
-        </w:rPr>
-        <w:t xml:space="preserve"> Two things. First, transparency. They don’t trust big institutions that can’t be held accountable.</w:t>
-      </w:r>
-    </w:p>
-    <w:p>
-      <w:pPr>
-        <w:spacing w:before="0" w:after="0" w:line="288" w:lineRule="auto"/>
-        <w:ind w:left="40"/>
-        <w:snapToGrid w:val="0"/>
-        <w:pBdr>
-          <w:top w:val="single" w:sz="4" w:space="2" w:color="999999"/>
-          <w:left w:val="single" w:sz="4" w:space="2" w:color="999999"/>
-          <w:bottom w:val="single" w:sz="4" w:space="2" w:color="999999"/>
-          <w:right w:val="single" w:sz="4" w:space="2" w:color="999999"/>
-        </w:pBdr>
-        <w:shd w:val="clear" w:color="auto" w:fill="F6F3EA"/>
-      </w:pPr>
-      <w:r>
-        <w:rPr>
-          <w:rFonts w:ascii="맑은 고딕" w:hAnsi="맑은 고딕" w:eastAsia="맑은 고딕"/>
-          <w:b/>
-          <w:sz w:val="17"/>
-          <w:u w:val="none"/>
-        </w:rPr>
-        <w:t>A:</w:t>
-      </w:r>
-      <w:r>
-        <w:rPr>
-          <w:rFonts w:ascii="맑은 고딕" w:hAnsi="맑은 고딕" w:eastAsia="맑은 고딕"/>
-          <w:b w:val="0"/>
-          <w:sz w:val="17"/>
-          <w:u w:val="none"/>
-        </w:rPr>
-        <w:t xml:space="preserve"> So a bank should spell out its fees, terms, and conditions?</w:t>
-      </w:r>
-    </w:p>
-    <w:p>
-      <w:pPr>
-        <w:spacing w:before="0" w:after="0" w:line="288" w:lineRule="auto"/>
-        <w:ind w:left="40"/>
-        <w:snapToGrid w:val="0"/>
-        <w:pBdr>
-          <w:top w:val="single" w:sz="4" w:space="2" w:color="999999"/>
-          <w:left w:val="single" w:sz="4" w:space="2" w:color="999999"/>
-          <w:bottom w:val="single" w:sz="4" w:space="2" w:color="999999"/>
-          <w:right w:val="single" w:sz="4" w:space="2" w:color="999999"/>
-        </w:pBdr>
-        <w:shd w:val="clear" w:color="auto" w:fill="F6F3EA"/>
-      </w:pPr>
-      <w:r>
-        <w:rPr>
-          <w:rFonts w:ascii="맑은 고딕" w:hAnsi="맑은 고딕" w:eastAsia="맑은 고딕"/>
-          <w:b/>
-          <w:sz w:val="17"/>
-          <w:u w:val="none"/>
-        </w:rPr>
-        <w:t>B:</w:t>
-      </w:r>
-      <w:r>
-        <w:rPr>
-          <w:rFonts w:ascii="맑은 고딕" w:hAnsi="맑은 고딕" w:eastAsia="맑은 고딕"/>
-          <w:b w:val="0"/>
-          <w:sz w:val="17"/>
-          <w:u w:val="none"/>
-        </w:rPr>
-        <w:t xml:space="preserve"> Right, and explain how it handles customers’ data, too. They grew up with information freely available, so they expect nothing less.</w:t>
-      </w:r>
-    </w:p>
-    <w:p>
-      <w:pPr>
-        <w:spacing w:before="0" w:after="0" w:line="288" w:lineRule="auto"/>
-        <w:ind w:left="40"/>
-        <w:snapToGrid w:val="0"/>
-        <w:pBdr>
-          <w:top w:val="single" w:sz="4" w:space="2" w:color="999999"/>
-          <w:left w:val="single" w:sz="4" w:space="2" w:color="999999"/>
-          <w:bottom w:val="single" w:sz="4" w:space="2" w:color="999999"/>
-          <w:right w:val="single" w:sz="4" w:space="2" w:color="999999"/>
-        </w:pBdr>
-        <w:shd w:val="clear" w:color="auto" w:fill="F6F3EA"/>
-      </w:pPr>
-      <w:r>
-        <w:rPr>
-          <w:rFonts w:ascii="맑은 고딕" w:hAnsi="맑은 고딕" w:eastAsia="맑은 고딕"/>
-          <w:b/>
-          <w:sz w:val="17"/>
-          <w:u w:val="none"/>
-        </w:rPr>
-        <w:t>A:</w:t>
-      </w:r>
-      <w:r>
-        <w:rPr>
-          <w:rFonts w:ascii="맑은 고딕" w:hAnsi="맑은 고딕" w:eastAsia="맑은 고딕"/>
-          <w:b w:val="0"/>
-          <w:sz w:val="17"/>
-          <w:u w:val="none"/>
-        </w:rPr>
-        <w:t xml:space="preserve"> And the second thing?</w:t>
-      </w:r>
-    </w:p>
-    <w:p>
-      <w:pPr>
-        <w:spacing w:before="0" w:after="0" w:line="288" w:lineRule="auto"/>
-        <w:ind w:left="40"/>
-        <w:snapToGrid w:val="0"/>
-        <w:pBdr>
-          <w:top w:val="single" w:sz="4" w:space="2" w:color="999999"/>
-          <w:left w:val="single" w:sz="4" w:space="2" w:color="999999"/>
-          <w:bottom w:val="single" w:sz="4" w:space="2" w:color="999999"/>
-          <w:right w:val="single" w:sz="4" w:space="2" w:color="999999"/>
-        </w:pBdr>
-        <w:shd w:val="clear" w:color="auto" w:fill="F6F3EA"/>
-      </w:pPr>
-      <w:r>
-        <w:rPr>
-          <w:rFonts w:ascii="맑은 고딕" w:hAnsi="맑은 고딕" w:eastAsia="맑은 고딕"/>
-          <w:b/>
-          <w:sz w:val="17"/>
-          <w:u w:val="none"/>
-        </w:rPr>
-        <w:t>B:</w:t>
-      </w:r>
-      <w:r>
-        <w:rPr>
-          <w:rFonts w:ascii="맑은 고딕" w:hAnsi="맑은 고딕" w:eastAsia="맑은 고딕"/>
-          <w:b w:val="0"/>
-          <w:sz w:val="17"/>
-          <w:u w:val="none"/>
-        </w:rPr>
-        <w:t xml:space="preserve"> Ethics. They care about the environment and social justice, so they want to be sure their money isn’t funding harmful practices.</w:t>
-      </w:r>
-    </w:p>
-    <w:p>
-      <w:pPr>
-        <w:spacing w:before="0" w:after="0" w:line="288" w:lineRule="auto"/>
-        <w:ind w:left="40"/>
-        <w:snapToGrid w:val="0"/>
-        <w:pBdr>
-          <w:top w:val="single" w:sz="4" w:space="2" w:color="999999"/>
-          <w:left w:val="single" w:sz="4" w:space="2" w:color="999999"/>
-          <w:bottom w:val="single" w:sz="4" w:space="2" w:color="999999"/>
-          <w:right w:val="single" w:sz="4" w:space="2" w:color="999999"/>
-        </w:pBdr>
-        <w:shd w:val="clear" w:color="auto" w:fill="F6F3EA"/>
-      </w:pPr>
-      <w:r>
-        <w:rPr>
-          <w:rFonts w:ascii="맑은 고딕" w:hAnsi="맑은 고딕" w:eastAsia="맑은 고딕"/>
-          <w:b/>
-          <w:sz w:val="17"/>
-          <w:u w:val="none"/>
-        </w:rPr>
-        <w:t>A:</w:t>
-      </w:r>
-      <w:r>
-        <w:rPr>
-          <w:rFonts w:ascii="맑은 고딕" w:hAnsi="맑은 고딕" w:eastAsia="맑은 고딕"/>
-          <w:b w:val="0"/>
-          <w:sz w:val="17"/>
-          <w:u w:val="none"/>
-        </w:rPr>
-        <w:t xml:space="preserve"> Then banks offering socially responsible investments should do well.</w:t>
+        <w:t xml:space="preserve"> 고른 것은? [3.3점]</w:t>
       </w:r>
     </w:p>
     <w:p>
@@ -1808,20 +1520,47 @@
       <w:r>
         <w:rPr>
           <w:rFonts w:ascii="맑은 고딕" w:hAnsi="맑은 고딕" w:eastAsia="맑은 고딕"/>
-          <w:b/>
-          <w:sz w:val="17"/>
-          <w:u w:val="none"/>
-        </w:rPr>
-        <w:t>B:</w:t>
-      </w:r>
-      <w:r>
-        <w:rPr>
-          <w:rFonts w:ascii="맑은 고딕" w:hAnsi="맑은 고딕" w:eastAsia="맑은 고딕"/>
           <w:b w:val="0"/>
           <w:sz w:val="17"/>
           <w:u w:val="none"/>
         </w:rPr>
-        <w:t xml:space="preserve"> Exactly — especially those committed to environmental sustainability.</w:t>
+        <w:t>While convenience and technology are crucial, they are not the only factors driving Gen Z’s financial decisions. This generation is incredibly values-driven, and they want to bank with institutions that match their personal beliefs and values. Transparency is vital. Gen Z is ⓐ</w:t>
+      </w:r>
+      <w:r>
+        <w:rPr>
+          <w:rFonts w:ascii="맑은 고딕" w:hAnsi="맑은 고딕" w:eastAsia="맑은 고딕"/>
+          <w:b w:val="0"/>
+          <w:sz w:val="17"/>
+          <w:u w:val="single"/>
+        </w:rPr>
+        <w:t>skeptical</w:t>
+      </w:r>
+      <w:r>
+        <w:rPr>
+          <w:rFonts w:ascii="맑은 고딕" w:hAnsi="맑은 고딕" w:eastAsia="맑은 고딕"/>
+          <w:b w:val="0"/>
+          <w:sz w:val="17"/>
+          <w:u w:val="none"/>
+        </w:rPr>
+        <w:t xml:space="preserve"> of large corporations and institutions that lack accountability. They have grown up in a world where information is freely available, and they expect complete transparency from the brands they support. Banks, for example, must clearly communicate fees, terms, and conditions, as well as how they handle customers’ data. (A) ________, ethical banking practices are more important than ever. Gen Z cares about the environment, social justice, and the ethical implications of their financial decisions. They are interested in sustainable investing, supporting businesses that match their values, and ensuring that their money is not being used to fund harmful practices. Banks that offer socially responsible investment opportunities and are ⓑ</w:t>
+      </w:r>
+      <w:r>
+        <w:rPr>
+          <w:rFonts w:ascii="맑은 고딕" w:hAnsi="맑은 고딕" w:eastAsia="맑은 고딕"/>
+          <w:b w:val="0"/>
+          <w:sz w:val="17"/>
+          <w:u w:val="single"/>
+        </w:rPr>
+        <w:t>committed</w:t>
+      </w:r>
+      <w:r>
+        <w:rPr>
+          <w:rFonts w:ascii="맑은 고딕" w:hAnsi="맑은 고딕" w:eastAsia="맑은 고딕"/>
+          <w:b w:val="0"/>
+          <w:sz w:val="17"/>
+          <w:u w:val="none"/>
+        </w:rPr>
+        <w:t xml:space="preserve"> to environmental sustainability will attract Gen Z’s attention.</w:t>
       </w:r>
     </w:p>
     <w:p>
@@ -1830,21 +1569,21 @@
         <w:ind w:left="40"/>
         <w:snapToGrid w:val="0"/>
         <w:pBdr>
-          <w:top w:val="single" w:sz="4" w:space="2" w:color="555555"/>
-          <w:left w:val="single" w:sz="4" w:space="2" w:color="555555"/>
-          <w:bottom w:val="single" w:sz="4" w:space="2" w:color="555555"/>
-          <w:right w:val="single" w:sz="4" w:space="2" w:color="555555"/>
+          <w:top w:val="single" w:sz="4" w:space="2" w:color="9B6BD0"/>
+          <w:left w:val="single" w:sz="4" w:space="2" w:color="9B6BD0"/>
+          <w:bottom w:val="single" w:sz="4" w:space="2" w:color="9B6BD0"/>
+          <w:right w:val="single" w:sz="4" w:space="2" w:color="9B6BD0"/>
         </w:pBdr>
-        <w:shd w:val="clear" w:color="auto" w:fill="FFFFFF"/>
-      </w:pPr>
-      <w:r>
-        <w:rPr>
-          <w:rFonts w:ascii="맑은 고딕" w:hAnsi="맑은 고딕" w:eastAsia="맑은 고딕"/>
-          <w:b w:val="0"/>
+        <w:shd w:val="clear" w:color="auto" w:fill="FAF5FF"/>
+      </w:pPr>
+      <w:r>
+        <w:rPr>
+          <w:rFonts w:ascii="맑은 고딕" w:hAnsi="맑은 고딕" w:eastAsia="맑은 고딕"/>
+          <w:b/>
           <w:sz w:val="17"/>
           <w:u w:val="none"/>
         </w:rPr>
-        <w:t>Transparency  |  Ethical banking</w:t>
+        <w:t>&lt;보 기&gt;</w:t>
       </w:r>
     </w:p>
     <w:p>
@@ -1853,12 +1592,12 @@
         <w:ind w:left="40"/>
         <w:snapToGrid w:val="0"/>
         <w:pBdr>
-          <w:top w:val="single" w:sz="4" w:space="2" w:color="555555"/>
-          <w:left w:val="single" w:sz="4" w:space="2" w:color="555555"/>
-          <w:bottom w:val="single" w:sz="4" w:space="2" w:color="555555"/>
-          <w:right w:val="single" w:sz="4" w:space="2" w:color="555555"/>
+          <w:top w:val="single" w:sz="4" w:space="2" w:color="9B6BD0"/>
+          <w:left w:val="single" w:sz="4" w:space="2" w:color="9B6BD0"/>
+          <w:bottom w:val="single" w:sz="4" w:space="2" w:color="9B6BD0"/>
+          <w:right w:val="single" w:sz="4" w:space="2" w:color="9B6BD0"/>
         </w:pBdr>
-        <w:shd w:val="clear" w:color="auto" w:fill="FFFFFF"/>
+        <w:shd w:val="clear" w:color="auto" w:fill="FAF5FF"/>
       </w:pPr>
       <w:r>
         <w:rPr>
@@ -1867,7 +1606,7 @@
           <w:sz w:val="17"/>
           <w:u w:val="none"/>
         </w:rPr>
-        <w:t>① distrust of unaccountable institutions  |  ③ concern about the environment and social justice</w:t>
+        <w:t>(a) Gen Z’s financial choices are driven by values as well as by convenience and technology.</w:t>
       </w:r>
     </w:p>
     <w:p>
@@ -1876,12 +1615,12 @@
         <w:ind w:left="40"/>
         <w:snapToGrid w:val="0"/>
         <w:pBdr>
-          <w:top w:val="single" w:sz="4" w:space="2" w:color="555555"/>
-          <w:left w:val="single" w:sz="4" w:space="2" w:color="555555"/>
-          <w:bottom w:val="single" w:sz="4" w:space="2" w:color="555555"/>
-          <w:right w:val="single" w:sz="4" w:space="2" w:color="555555"/>
+          <w:top w:val="single" w:sz="4" w:space="2" w:color="9B6BD0"/>
+          <w:left w:val="single" w:sz="4" w:space="2" w:color="9B6BD0"/>
+          <w:bottom w:val="single" w:sz="4" w:space="2" w:color="9B6BD0"/>
+          <w:right w:val="single" w:sz="4" w:space="2" w:color="9B6BD0"/>
         </w:pBdr>
-        <w:shd w:val="clear" w:color="auto" w:fill="FFFFFF"/>
+        <w:shd w:val="clear" w:color="auto" w:fill="FAF5FF"/>
       </w:pPr>
       <w:r>
         <w:rPr>
@@ -1890,7 +1629,53 @@
           <w:sz w:val="17"/>
           <w:u w:val="none"/>
         </w:rPr>
-        <w:t>② clear statement of fees, terms, and conditions  |  ④ explanation of how customers’ data are handled</w:t>
+        <w:t>(b) The appropriate expression for (A) is ‘In addition’.</w:t>
+      </w:r>
+    </w:p>
+    <w:p>
+      <w:pPr>
+        <w:spacing w:before="0" w:after="0" w:line="288" w:lineRule="auto"/>
+        <w:ind w:left="40"/>
+        <w:snapToGrid w:val="0"/>
+        <w:pBdr>
+          <w:top w:val="single" w:sz="4" w:space="2" w:color="9B6BD0"/>
+          <w:left w:val="single" w:sz="4" w:space="2" w:color="9B6BD0"/>
+          <w:bottom w:val="single" w:sz="4" w:space="2" w:color="9B6BD0"/>
+          <w:right w:val="single" w:sz="4" w:space="2" w:color="9B6BD0"/>
+        </w:pBdr>
+        <w:shd w:val="clear" w:color="auto" w:fill="FAF5FF"/>
+      </w:pPr>
+      <w:r>
+        <w:rPr>
+          <w:rFonts w:ascii="맑은 고딕" w:hAnsi="맑은 고딕" w:eastAsia="맑은 고딕"/>
+          <w:b w:val="0"/>
+          <w:sz w:val="17"/>
+          <w:u w:val="none"/>
+        </w:rPr>
+        <w:t>(c) In ⓑ, ‘committed’ should be changed to ‘committing’ because the banks are the ones taking action.</w:t>
+      </w:r>
+    </w:p>
+    <w:p>
+      <w:pPr>
+        <w:spacing w:before="0" w:after="0" w:line="288" w:lineRule="auto"/>
+        <w:ind w:left="40"/>
+        <w:snapToGrid w:val="0"/>
+        <w:pBdr>
+          <w:top w:val="single" w:sz="4" w:space="2" w:color="9B6BD0"/>
+          <w:left w:val="single" w:sz="4" w:space="2" w:color="9B6BD0"/>
+          <w:bottom w:val="single" w:sz="4" w:space="2" w:color="9B6BD0"/>
+          <w:right w:val="single" w:sz="4" w:space="2" w:color="9B6BD0"/>
+        </w:pBdr>
+        <w:shd w:val="clear" w:color="auto" w:fill="FAF5FF"/>
+      </w:pPr>
+      <w:r>
+        <w:rPr>
+          <w:rFonts w:ascii="맑은 고딕" w:hAnsi="맑은 고딕" w:eastAsia="맑은 고딕"/>
+          <w:b w:val="0"/>
+          <w:sz w:val="17"/>
+          <w:u w:val="none"/>
+        </w:rPr>
+        <w:t>(d) In the context, ⓐ ‘skeptical’ can be replaced by ‘trusting’.</w:t>
       </w:r>
     </w:p>
     <w:p>
@@ -1899,12 +1684,12 @@
         <w:ind w:left="40"/>
         <w:snapToGrid w:val="0"/>
         <w:pBdr>
-          <w:top w:val="single" w:sz="4" w:space="2" w:color="555555"/>
-          <w:left w:val="single" w:sz="4" w:space="2" w:color="555555"/>
-          <w:bottom w:val="single" w:sz="4" w:space="2" w:color="555555"/>
-          <w:right w:val="single" w:sz="4" w:space="2" w:color="555555"/>
+          <w:top w:val="single" w:sz="4" w:space="2" w:color="9B6BD0"/>
+          <w:left w:val="single" w:sz="4" w:space="2" w:color="9B6BD0"/>
+          <w:bottom w:val="single" w:sz="4" w:space="2" w:color="9B6BD0"/>
+          <w:right w:val="single" w:sz="4" w:space="2" w:color="9B6BD0"/>
         </w:pBdr>
-        <w:shd w:val="clear" w:color="auto" w:fill="FFFFFF"/>
+        <w:shd w:val="clear" w:color="auto" w:fill="FAF5FF"/>
       </w:pPr>
       <w:r>
         <w:rPr>
@@ -1913,7 +1698,23 @@
           <w:sz w:val="17"/>
           <w:u w:val="none"/>
         </w:rPr>
-        <w:t xml:space="preserve">  |  ⑤ socially responsible investment options</w:t>
+        <w:t>(e) Gen Z is willing to bank with institutions even if they do not reveal their fees.</w:t>
+      </w:r>
+    </w:p>
+    <w:p>
+      <w:pPr>
+        <w:spacing w:before="0" w:after="20" w:line="276" w:lineRule="auto"/>
+        <w:ind w:left="80"/>
+        <w:snapToGrid w:val="0"/>
+      </w:pPr>
+      <w:r>
+        <w:rPr>
+          <w:rFonts w:ascii="맑은 고딕" w:hAnsi="맑은 고딕" w:eastAsia="맑은 고딕"/>
+          <w:b w:val="0"/>
+          <w:sz w:val="17"/>
+          <w:u w:val="none"/>
+        </w:rPr>
+        <w:t>① (a), (c)    ② (a), (b)    ③ (b), (d), (e)    ④ (a), (b), (e)    ⑤ (c), (d)</w:t>
       </w:r>
     </w:p>
     <w:p>
@@ -1938,7 +1739,25 @@
           <w:sz w:val="17"/>
           <w:u w:val="none"/>
         </w:rPr>
-        <w:t xml:space="preserve"> 다음 빈칸에 들어갈 말로 가장 적절한 것은? [2.7점]</w:t>
+        <w:t xml:space="preserve"> 다음 글의 밑줄 친 ⓐ ~ ⓕ 중, 어법상 </w:t>
+      </w:r>
+      <w:r>
+        <w:rPr>
+          <w:rFonts w:ascii="맑은 고딕" w:hAnsi="맑은 고딕" w:eastAsia="맑은 고딕"/>
+          <w:b w:val="0"/>
+          <w:sz w:val="17"/>
+          <w:u w:val="single"/>
+        </w:rPr>
+        <w:t>틀린</w:t>
+      </w:r>
+      <w:r>
+        <w:rPr>
+          <w:rFonts w:ascii="맑은 고딕" w:hAnsi="맑은 고딕" w:eastAsia="맑은 고딕"/>
+          <w:b w:val="0"/>
+          <w:sz w:val="17"/>
+          <w:u w:val="none"/>
+        </w:rPr>
+        <w:t xml:space="preserve"> 것을 모두 고른 것은? [3.1점]</w:t>
       </w:r>
     </w:p>
     <w:p>
@@ -1961,13 +1780,121 @@
           <w:sz w:val="17"/>
           <w:u w:val="none"/>
         </w:rPr>
-        <w:t>While convenience and technology are crucial, they are not the only factors driving Gen Z’s financial decisions. This generation looks well beyond such practical benefits, and they want to bank with institutions that ______________________________. Transparency is vital. Gen Z has little trust in large corporations and institutions that cannot be held accountable, and they expect complete transparency from the brands they support. Moreover, ethical banking practices are more important than ever. Gen Z cares about the environment, social justice, and the ethical implications of their financial decisions.</w:t>
+        <w:t>While convenience and technology are crucial, they are not the only factors ⓐ</w:t>
+      </w:r>
+      <w:r>
+        <w:rPr>
+          <w:rFonts w:ascii="맑은 고딕" w:hAnsi="맑은 고딕" w:eastAsia="맑은 고딕"/>
+          <w:b w:val="0"/>
+          <w:sz w:val="17"/>
+          <w:u w:val="single"/>
+        </w:rPr>
+        <w:t>driving</w:t>
+      </w:r>
+      <w:r>
+        <w:rPr>
+          <w:rFonts w:ascii="맑은 고딕" w:hAnsi="맑은 고딕" w:eastAsia="맑은 고딕"/>
+          <w:b w:val="0"/>
+          <w:sz w:val="17"/>
+          <w:u w:val="none"/>
+        </w:rPr>
+        <w:t xml:space="preserve"> Gen Z’s financial decisions. This generation is incredibly values-driven, and they want to bank with institutions that ⓑ</w:t>
+      </w:r>
+      <w:r>
+        <w:rPr>
+          <w:rFonts w:ascii="맑은 고딕" w:hAnsi="맑은 고딕" w:eastAsia="맑은 고딕"/>
+          <w:b w:val="0"/>
+          <w:sz w:val="17"/>
+          <w:u w:val="single"/>
+        </w:rPr>
+        <w:t>matches</w:t>
+      </w:r>
+      <w:r>
+        <w:rPr>
+          <w:rFonts w:ascii="맑은 고딕" w:hAnsi="맑은 고딕" w:eastAsia="맑은 고딕"/>
+          <w:b w:val="0"/>
+          <w:sz w:val="17"/>
+          <w:u w:val="none"/>
+        </w:rPr>
+        <w:t xml:space="preserve"> their personal beliefs and values. Transparency is vital. Gen Z is skeptical of large corporations and institutions that ⓒ</w:t>
+      </w:r>
+      <w:r>
+        <w:rPr>
+          <w:rFonts w:ascii="맑은 고딕" w:hAnsi="맑은 고딕" w:eastAsia="맑은 고딕"/>
+          <w:b w:val="0"/>
+          <w:sz w:val="17"/>
+          <w:u w:val="single"/>
+        </w:rPr>
+        <w:t>lack</w:t>
+      </w:r>
+      <w:r>
+        <w:rPr>
+          <w:rFonts w:ascii="맑은 고딕" w:hAnsi="맑은 고딕" w:eastAsia="맑은 고딕"/>
+          <w:b w:val="0"/>
+          <w:sz w:val="17"/>
+          <w:u w:val="none"/>
+        </w:rPr>
+        <w:t xml:space="preserve"> accountability. They have grown up in a world ⓓ</w:t>
+      </w:r>
+      <w:r>
+        <w:rPr>
+          <w:rFonts w:ascii="맑은 고딕" w:hAnsi="맑은 고딕" w:eastAsia="맑은 고딕"/>
+          <w:b w:val="0"/>
+          <w:sz w:val="17"/>
+          <w:u w:val="single"/>
+        </w:rPr>
+        <w:t>which</w:t>
+      </w:r>
+      <w:r>
+        <w:rPr>
+          <w:rFonts w:ascii="맑은 고딕" w:hAnsi="맑은 고딕" w:eastAsia="맑은 고딕"/>
+          <w:b w:val="0"/>
+          <w:sz w:val="17"/>
+          <w:u w:val="none"/>
+        </w:rPr>
+        <w:t xml:space="preserve"> information is freely available, and they expect complete transparency from the brands they support. Banks, for example, must clearly communicate fees, terms, and conditions, as well as ⓔ</w:t>
+      </w:r>
+      <w:r>
+        <w:rPr>
+          <w:rFonts w:ascii="맑은 고딕" w:hAnsi="맑은 고딕" w:eastAsia="맑은 고딕"/>
+          <w:b w:val="0"/>
+          <w:sz w:val="17"/>
+          <w:u w:val="single"/>
+        </w:rPr>
+        <w:t>how</w:t>
+      </w:r>
+      <w:r>
+        <w:rPr>
+          <w:rFonts w:ascii="맑은 고딕" w:hAnsi="맑은 고딕" w:eastAsia="맑은 고딕"/>
+          <w:b w:val="0"/>
+          <w:sz w:val="17"/>
+          <w:u w:val="none"/>
+        </w:rPr>
+        <w:t xml:space="preserve"> they handle customers’ data. Moreover, ethical banking practices are more important than ever. Gen Z cares about the environment, social justice, and the ethical implications of their financial decisions. They are interested in sustainable investing, supporting businesses that match their values, and ensuring that their money is not ⓕ</w:t>
+      </w:r>
+      <w:r>
+        <w:rPr>
+          <w:rFonts w:ascii="맑은 고딕" w:hAnsi="맑은 고딕" w:eastAsia="맑은 고딕"/>
+          <w:b w:val="0"/>
+          <w:sz w:val="17"/>
+          <w:u w:val="single"/>
+        </w:rPr>
+        <w:t>being used</w:t>
+      </w:r>
+      <w:r>
+        <w:rPr>
+          <w:rFonts w:ascii="맑은 고딕" w:hAnsi="맑은 고딕" w:eastAsia="맑은 고딕"/>
+          <w:b w:val="0"/>
+          <w:sz w:val="17"/>
+          <w:u w:val="none"/>
+        </w:rPr>
+        <w:t xml:space="preserve"> to fund harmful practices. Banks that offer socially responsible investment opportunities and are committed to environmental sustainability will attract Gen Z’s attention.</w:t>
       </w:r>
     </w:p>
     <w:p>
       <w:pPr>
-        <w:spacing w:before="0" w:after="0" w:line="269" w:lineRule="auto"/>
-        <w:ind w:left="180" w:hanging="180"/>
+        <w:spacing w:before="0" w:after="20" w:line="276" w:lineRule="auto"/>
+        <w:ind w:left="80"/>
         <w:snapToGrid w:val="0"/>
       </w:pPr>
       <w:r>
@@ -1977,71 +1904,7 @@
           <w:sz w:val="17"/>
           <w:u w:val="none"/>
         </w:rPr>
-        <w:t>① stand for the same principles they themselves hold</w:t>
-      </w:r>
-    </w:p>
-    <w:p>
-      <w:pPr>
-        <w:spacing w:before="0" w:after="0" w:line="269" w:lineRule="auto"/>
-        <w:ind w:left="180" w:hanging="180"/>
-        <w:snapToGrid w:val="0"/>
-      </w:pPr>
-      <w:r>
-        <w:rPr>
-          <w:rFonts w:ascii="맑은 고딕" w:hAnsi="맑은 고딕" w:eastAsia="맑은 고딕"/>
-          <w:b w:val="0"/>
-          <w:sz w:val="17"/>
-          <w:u w:val="none"/>
-        </w:rPr>
-        <w:t>② offer the most advanced digital services available</w:t>
-      </w:r>
-    </w:p>
-    <w:p>
-      <w:pPr>
-        <w:spacing w:before="0" w:after="0" w:line="269" w:lineRule="auto"/>
-        <w:ind w:left="180" w:hanging="180"/>
-        <w:snapToGrid w:val="0"/>
-      </w:pPr>
-      <w:r>
-        <w:rPr>
-          <w:rFonts w:ascii="맑은 고딕" w:hAnsi="맑은 고딕" w:eastAsia="맑은 고딕"/>
-          <w:b w:val="0"/>
-          <w:sz w:val="17"/>
-          <w:u w:val="none"/>
-        </w:rPr>
-        <w:t>③ have built up a long record of financial stability</w:t>
-      </w:r>
-    </w:p>
-    <w:p>
-      <w:pPr>
-        <w:spacing w:before="0" w:after="0" w:line="269" w:lineRule="auto"/>
-        <w:ind w:left="180" w:hanging="180"/>
-        <w:snapToGrid w:val="0"/>
-      </w:pPr>
-      <w:r>
-        <w:rPr>
-          <w:rFonts w:ascii="맑은 고딕" w:hAnsi="맑은 고딕" w:eastAsia="맑은 고딕"/>
-          <w:b w:val="0"/>
-          <w:sz w:val="17"/>
-          <w:u w:val="none"/>
-        </w:rPr>
-        <w:t>④ let customers decide how their fees are calculated</w:t>
-      </w:r>
-    </w:p>
-    <w:p>
-      <w:pPr>
-        <w:spacing w:before="0" w:after="0" w:line="269" w:lineRule="auto"/>
-        <w:ind w:left="180" w:hanging="180"/>
-        <w:snapToGrid w:val="0"/>
-      </w:pPr>
-      <w:r>
-        <w:rPr>
-          <w:rFonts w:ascii="맑은 고딕" w:hAnsi="맑은 고딕" w:eastAsia="맑은 고딕"/>
-          <w:b w:val="0"/>
-          <w:sz w:val="17"/>
-          <w:u w:val="none"/>
-        </w:rPr>
-        <w:t>⑤ keep their customers’ personal beliefs strictly private</w:t>
+        <w:t>① ⓑ, ⓓ    ② ⓐ, ⓑ, ⓓ    ③ ⓒ, ⓔ    ④ ⓑ, ⓓ, ⓕ    ⑤ ⓐ, ⓒ, ⓕ</w:t>
       </w:r>
     </w:p>
     <w:p>
@@ -2066,7 +1929,7 @@
           <w:sz w:val="17"/>
           <w:u w:val="none"/>
         </w:rPr>
-        <w:t xml:space="preserve"> 다음 글의 내용을 한 문장으로 요약하고자 한다. 빈칸 (A), (B)에 들어갈 말로 가장 적절한 것은? [3.0점]</w:t>
+        <w:t xml:space="preserve"> 다음 글의 (A), (B), (C)의 각 괄호 안에서 문맥과 어법에 맞는 표현으로 가장 적절한 것은? [3.0점]</w:t>
       </w:r>
     </w:p>
     <w:p>
@@ -2089,7 +1952,696 @@
           <w:sz w:val="17"/>
           <w:u w:val="none"/>
         </w:rPr>
-        <w:t>Convenience and technology are crucial to Gen Z, but this values-driven generation asks for more from the institutions it banks with. Having grown up with information freely available, its members expect the brands they support to be completely transparent; a bank must clearly communicate its fees, terms, and conditions, as well as how it handles customers’ data. Ethical banking practices are also more important than ever. Gen Z wants to be sure that its money is not being used to fund harmful practices, and it pays attention to banks that offer socially responsible investment opportunities and are committed to environmental sustainability.</w:t>
+        <w:t>While convenience and technology are crucial, they are not the only factors driving Gen Z’s financial decisions. This generation is incredibly values-driven, and they want to bank with institutions that match their personal beliefs and values. Transparency is (A) [vital / optional]. Gen Z is skeptical of large corporations and institutions that lack accountability. They have grown up in a world where information is freely available, and they expect complete transparency from the brands they support. Banks, for example, must clearly communicate fees, terms, and conditions, as well as how they handle customers’ data. Moreover, ethical banking practices are more important than ever. Gen Z cares about the environment, social justice, and the ethical implications of their financial decisions. They are interested in sustainable investing, supporting businesses that match their values, and ensuring that their money is not being used to fund (B) [harmful / beneficial] practices. Banks that offer socially responsible investment opportunities and (C) [are / is] committed to environmental sustainability will attract Gen Z’s attention.</w:t>
+      </w:r>
+    </w:p>
+    <w:p>
+      <w:pPr>
+        <w:spacing w:before="0" w:after="0" w:line="269" w:lineRule="auto"/>
+        <w:ind w:left="180" w:hanging="180"/>
+        <w:snapToGrid w:val="0"/>
+      </w:pPr>
+      <w:r>
+        <w:rPr>
+          <w:rFonts w:ascii="맑은 고딕" w:hAnsi="맑은 고딕" w:eastAsia="맑은 고딕"/>
+          <w:b w:val="0"/>
+          <w:sz w:val="17"/>
+          <w:u w:val="none"/>
+        </w:rPr>
+        <w:t>① (A) optional  (B) harmful  (C) are</w:t>
+      </w:r>
+    </w:p>
+    <w:p>
+      <w:pPr>
+        <w:spacing w:before="0" w:after="0" w:line="269" w:lineRule="auto"/>
+        <w:ind w:left="180" w:hanging="180"/>
+        <w:snapToGrid w:val="0"/>
+      </w:pPr>
+      <w:r>
+        <w:rPr>
+          <w:rFonts w:ascii="맑은 고딕" w:hAnsi="맑은 고딕" w:eastAsia="맑은 고딕"/>
+          <w:b w:val="0"/>
+          <w:sz w:val="17"/>
+          <w:u w:val="none"/>
+        </w:rPr>
+        <w:t>② (A) vital  (B) beneficial  (C) are</w:t>
+      </w:r>
+    </w:p>
+    <w:p>
+      <w:pPr>
+        <w:spacing w:before="0" w:after="0" w:line="269" w:lineRule="auto"/>
+        <w:ind w:left="180" w:hanging="180"/>
+        <w:snapToGrid w:val="0"/>
+      </w:pPr>
+      <w:r>
+        <w:rPr>
+          <w:rFonts w:ascii="맑은 고딕" w:hAnsi="맑은 고딕" w:eastAsia="맑은 고딕"/>
+          <w:b w:val="0"/>
+          <w:sz w:val="17"/>
+          <w:u w:val="none"/>
+        </w:rPr>
+        <w:t>③ (A) vital  (B) harmful  (C) is</w:t>
+      </w:r>
+    </w:p>
+    <w:p>
+      <w:pPr>
+        <w:spacing w:before="0" w:after="0" w:line="269" w:lineRule="auto"/>
+        <w:ind w:left="180" w:hanging="180"/>
+        <w:snapToGrid w:val="0"/>
+      </w:pPr>
+      <w:r>
+        <w:rPr>
+          <w:rFonts w:ascii="맑은 고딕" w:hAnsi="맑은 고딕" w:eastAsia="맑은 고딕"/>
+          <w:b w:val="0"/>
+          <w:sz w:val="17"/>
+          <w:u w:val="none"/>
+        </w:rPr>
+        <w:t>④ (A) optional  (B) beneficial  (C) is</w:t>
+      </w:r>
+    </w:p>
+    <w:p>
+      <w:pPr>
+        <w:spacing w:before="0" w:after="0" w:line="269" w:lineRule="auto"/>
+        <w:ind w:left="180" w:hanging="180"/>
+        <w:snapToGrid w:val="0"/>
+      </w:pPr>
+      <w:r>
+        <w:rPr>
+          <w:rFonts w:ascii="맑은 고딕" w:hAnsi="맑은 고딕" w:eastAsia="맑은 고딕"/>
+          <w:b w:val="0"/>
+          <w:sz w:val="17"/>
+          <w:u w:val="none"/>
+        </w:rPr>
+        <w:t>⑤ (A) vital  (B) harmful  (C) are</w:t>
+      </w:r>
+    </w:p>
+    <w:p>
+      <w:pPr>
+        <w:keepNext/>
+        <w:spacing w:before="80" w:after="20" w:line="276" w:lineRule="auto"/>
+        <w:snapToGrid w:val="0"/>
+      </w:pPr>
+      <w:r>
+        <w:rPr>
+          <w:rFonts w:ascii="맑은 고딕" w:hAnsi="맑은 고딕" w:eastAsia="맑은 고딕"/>
+          <w:b/>
+          <w:sz w:val="17"/>
+          <w:u w:val="none"/>
+        </w:rPr>
+        <w:t>30-4.</w:t>
+      </w:r>
+      <w:r>
+        <w:rPr>
+          <w:rFonts w:ascii="맑은 고딕" w:hAnsi="맑은 고딕" w:eastAsia="맑은 고딕"/>
+          <w:b w:val="0"/>
+          <w:sz w:val="17"/>
+          <w:u w:val="none"/>
+        </w:rPr>
+        <w:t xml:space="preserve"> 윗글의 내용과 일치하지 </w:t>
+      </w:r>
+      <w:r>
+        <w:rPr>
+          <w:rFonts w:ascii="맑은 고딕" w:hAnsi="맑은 고딕" w:eastAsia="맑은 고딕"/>
+          <w:b w:val="0"/>
+          <w:sz w:val="17"/>
+          <w:u w:val="single"/>
+        </w:rPr>
+        <w:t>않는</w:t>
+      </w:r>
+      <w:r>
+        <w:rPr>
+          <w:rFonts w:ascii="맑은 고딕" w:hAnsi="맑은 고딕" w:eastAsia="맑은 고딕"/>
+          <w:b w:val="0"/>
+          <w:sz w:val="17"/>
+          <w:u w:val="none"/>
+        </w:rPr>
+        <w:t xml:space="preserve"> 것은? [2.8점]</w:t>
+      </w:r>
+    </w:p>
+    <w:p>
+      <w:pPr>
+        <w:spacing w:before="0" w:after="60" w:line="288" w:lineRule="auto"/>
+        <w:ind w:left="40"/>
+        <w:snapToGrid w:val="0"/>
+        <w:pBdr>
+          <w:top w:val="single" w:sz="4" w:space="2" w:color="999999"/>
+          <w:left w:val="single" w:sz="4" w:space="2" w:color="999999"/>
+          <w:bottom w:val="single" w:sz="4" w:space="2" w:color="999999"/>
+          <w:right w:val="single" w:sz="4" w:space="2" w:color="999999"/>
+        </w:pBdr>
+        <w:shd w:val="clear" w:color="auto" w:fill="F6F3EA"/>
+      </w:pPr>
+      <w:r>
+        <w:rPr>
+          <w:rFonts w:ascii="맑은 고딕" w:hAnsi="맑은 고딕" w:eastAsia="맑은 고딕"/>
+          <w:b w:val="0"/>
+          <w:sz w:val="17"/>
+          <w:u w:val="none"/>
+        </w:rPr>
+        <w:t>While convenience and technology are crucial, they are not the only factors driving Gen Z’s financial decisions. This generation is incredibly values-driven, and they want to bank with institutions that match their personal beliefs and values. Transparency is vital. Gen Z is skeptical of large corporations and institutions that lack accountability. They have grown up in a world where information is freely available, and they expect complete transparency from the brands they support. Banks, for example, must clearly communicate fees, terms, and conditions, as well as how they handle customers’ data. Moreover, ethical banking practices are more important than ever. Gen Z cares about the environment, social justice, and the ethical implications of their financial decisions. They are interested in sustainable investing, supporting businesses that match their values, and ensuring that their money is not being used to fund harmful practices. Banks that offer socially responsible investment opportunities and are committed to environmental sustainability will attract Gen Z’s attention.</w:t>
+      </w:r>
+    </w:p>
+    <w:p>
+      <w:pPr>
+        <w:spacing w:before="0" w:after="0" w:line="269" w:lineRule="auto"/>
+        <w:ind w:left="180" w:hanging="180"/>
+        <w:snapToGrid w:val="0"/>
+      </w:pPr>
+      <w:r>
+        <w:rPr>
+          <w:rFonts w:ascii="맑은 고딕" w:hAnsi="맑은 고딕" w:eastAsia="맑은 고딕"/>
+          <w:b w:val="0"/>
+          <w:sz w:val="17"/>
+          <w:u w:val="none"/>
+        </w:rPr>
+        <w:t>① Z세대는 자신의 신념과 가치에 맞는 기관과 거래하기를 원한다.</w:t>
+      </w:r>
+    </w:p>
+    <w:p>
+      <w:pPr>
+        <w:spacing w:before="0" w:after="0" w:line="269" w:lineRule="auto"/>
+        <w:ind w:left="180" w:hanging="180"/>
+        <w:snapToGrid w:val="0"/>
+      </w:pPr>
+      <w:r>
+        <w:rPr>
+          <w:rFonts w:ascii="맑은 고딕" w:hAnsi="맑은 고딕" w:eastAsia="맑은 고딕"/>
+          <w:b w:val="0"/>
+          <w:sz w:val="17"/>
+          <w:u w:val="none"/>
+        </w:rPr>
+        <w:t>② Z세대는 책임감이 부족한 대기업과 기관에 회의적이다.</w:t>
+      </w:r>
+    </w:p>
+    <w:p>
+      <w:pPr>
+        <w:spacing w:before="0" w:after="0" w:line="269" w:lineRule="auto"/>
+        <w:ind w:left="180" w:hanging="180"/>
+        <w:snapToGrid w:val="0"/>
+      </w:pPr>
+      <w:r>
+        <w:rPr>
+          <w:rFonts w:ascii="맑은 고딕" w:hAnsi="맑은 고딕" w:eastAsia="맑은 고딕"/>
+          <w:b w:val="0"/>
+          <w:sz w:val="17"/>
+          <w:u w:val="none"/>
+        </w:rPr>
+        <w:t>③ Z세대는 정보가 제한된 환경에서 자라 투명성에 대한 기대가 크지 않다.</w:t>
+      </w:r>
+    </w:p>
+    <w:p>
+      <w:pPr>
+        <w:spacing w:before="0" w:after="0" w:line="269" w:lineRule="auto"/>
+        <w:ind w:left="180" w:hanging="180"/>
+        <w:snapToGrid w:val="0"/>
+      </w:pPr>
+      <w:r>
+        <w:rPr>
+          <w:rFonts w:ascii="맑은 고딕" w:hAnsi="맑은 고딕" w:eastAsia="맑은 고딕"/>
+          <w:b w:val="0"/>
+          <w:sz w:val="17"/>
+          <w:u w:val="none"/>
+        </w:rPr>
+        <w:t>④ 은행은 수수료와 약관뿐 아니라 고객 데이터 처리 방식도 분명히 알려야 한다.</w:t>
+      </w:r>
+    </w:p>
+    <w:p>
+      <w:pPr>
+        <w:spacing w:before="0" w:after="0" w:line="269" w:lineRule="auto"/>
+        <w:ind w:left="180" w:hanging="180"/>
+        <w:snapToGrid w:val="0"/>
+      </w:pPr>
+      <w:r>
+        <w:rPr>
+          <w:rFonts w:ascii="맑은 고딕" w:hAnsi="맑은 고딕" w:eastAsia="맑은 고딕"/>
+          <w:b w:val="0"/>
+          <w:sz w:val="17"/>
+          <w:u w:val="none"/>
+        </w:rPr>
+        <w:t>⑤ 사회적 책임 투자 기회를 제공하는 은행은 Z세대의 관심을 끌 것이다.</w:t>
+      </w:r>
+    </w:p>
+    <w:p>
+      <w:pPr>
+        <w:keepNext/>
+        <w:spacing w:before="80" w:after="20" w:line="276" w:lineRule="auto"/>
+        <w:snapToGrid w:val="0"/>
+      </w:pPr>
+      <w:r>
+        <w:rPr>
+          <w:rFonts w:ascii="맑은 고딕" w:hAnsi="맑은 고딕" w:eastAsia="맑은 고딕"/>
+          <w:b/>
+          <w:sz w:val="17"/>
+          <w:u w:val="none"/>
+        </w:rPr>
+        <w:t>30-5.</w:t>
+      </w:r>
+      <w:r>
+        <w:rPr>
+          <w:rFonts w:ascii="맑은 고딕" w:hAnsi="맑은 고딕" w:eastAsia="맑은 고딕"/>
+          <w:b w:val="0"/>
+          <w:sz w:val="17"/>
+          <w:u w:val="none"/>
+        </w:rPr>
+        <w:t xml:space="preserve"> [A]와 [B]를 읽고 이해한 것으로 적절하지 </w:t>
+      </w:r>
+      <w:r>
+        <w:rPr>
+          <w:rFonts w:ascii="맑은 고딕" w:hAnsi="맑은 고딕" w:eastAsia="맑은 고딕"/>
+          <w:b w:val="0"/>
+          <w:sz w:val="17"/>
+          <w:u w:val="single"/>
+        </w:rPr>
+        <w:t>않은</w:t>
+      </w:r>
+      <w:r>
+        <w:rPr>
+          <w:rFonts w:ascii="맑은 고딕" w:hAnsi="맑은 고딕" w:eastAsia="맑은 고딕"/>
+          <w:b w:val="0"/>
+          <w:sz w:val="17"/>
+          <w:u w:val="none"/>
+        </w:rPr>
+        <w:t xml:space="preserve"> 것은? [3.2점]</w:t>
+      </w:r>
+    </w:p>
+    <w:p>
+      <w:pPr>
+        <w:spacing w:before="0" w:after="60" w:line="288" w:lineRule="auto"/>
+        <w:ind w:left="40"/>
+        <w:snapToGrid w:val="0"/>
+        <w:pBdr>
+          <w:top w:val="single" w:sz="4" w:space="2" w:color="999999"/>
+          <w:left w:val="single" w:sz="4" w:space="2" w:color="999999"/>
+          <w:bottom w:val="single" w:sz="4" w:space="2" w:color="999999"/>
+          <w:right w:val="single" w:sz="4" w:space="2" w:color="999999"/>
+        </w:pBdr>
+        <w:shd w:val="clear" w:color="auto" w:fill="F6F3EA"/>
+      </w:pPr>
+      <w:r>
+        <w:rPr>
+          <w:rFonts w:ascii="맑은 고딕" w:hAnsi="맑은 고딕" w:eastAsia="맑은 고딕"/>
+          <w:b w:val="0"/>
+          <w:sz w:val="17"/>
+          <w:u w:val="none"/>
+        </w:rPr>
+        <w:t>[A] While convenience and technology are crucial, they are not the only factors driving Gen Z’s financial decisions. This generation is incredibly values-driven, and they want to bank with institutions that match their personal beliefs and values. Transparency is vital. … Banks that offer socially responsible investment opportunities and are committed to environmental sustainability will attract Gen Z’s attention.</w:t>
+      </w:r>
+    </w:p>
+    <w:p>
+      <w:pPr>
+        <w:spacing w:before="0" w:after="60" w:line="288" w:lineRule="auto"/>
+        <w:ind w:left="40"/>
+        <w:snapToGrid w:val="0"/>
+        <w:pBdr>
+          <w:top w:val="single" w:sz="4" w:space="2" w:color="6B7FB8"/>
+          <w:left w:val="single" w:sz="4" w:space="2" w:color="6B7FB8"/>
+          <w:bottom w:val="single" w:sz="4" w:space="2" w:color="6B7FB8"/>
+          <w:right w:val="single" w:sz="4" w:space="2" w:color="6B7FB8"/>
+        </w:pBdr>
+        <w:shd w:val="clear" w:color="auto" w:fill="EEF2FF"/>
+      </w:pPr>
+      <w:r>
+        <w:rPr>
+          <w:rFonts w:ascii="맑은 고딕" w:hAnsi="맑은 고딕" w:eastAsia="맑은 고딕"/>
+          <w:b w:val="0"/>
+          <w:sz w:val="17"/>
+          <w:u w:val="none"/>
+        </w:rPr>
+        <w:t>[B] When young shoppers choose clothing brands, price and style still matter, but they are no longer enough. Many buyers now check where a shirt was made, who sewed it, and whether the factory treats its workers fairly. Brands that publish this information openly earn their loyalty, while those that keep their supply chains secret are quickly dropped.</w:t>
+      </w:r>
+    </w:p>
+    <w:p>
+      <w:pPr>
+        <w:spacing w:before="0" w:after="0" w:line="269" w:lineRule="auto"/>
+        <w:ind w:left="180" w:hanging="180"/>
+        <w:snapToGrid w:val="0"/>
+      </w:pPr>
+      <w:r>
+        <w:rPr>
+          <w:rFonts w:ascii="맑은 고딕" w:hAnsi="맑은 고딕" w:eastAsia="맑은 고딕"/>
+          <w:b w:val="0"/>
+          <w:sz w:val="17"/>
+          <w:u w:val="none"/>
+        </w:rPr>
+        <w:t>① Both texts claim that practical factors such as price or convenience no longer matter at all to young consumers.</w:t>
+      </w:r>
+    </w:p>
+    <w:p>
+      <w:pPr>
+        <w:spacing w:before="0" w:after="0" w:line="269" w:lineRule="auto"/>
+        <w:ind w:left="180" w:hanging="180"/>
+        <w:snapToGrid w:val="0"/>
+      </w:pPr>
+      <w:r>
+        <w:rPr>
+          <w:rFonts w:ascii="맑은 고딕" w:hAnsi="맑은 고딕" w:eastAsia="맑은 고딕"/>
+          <w:b w:val="0"/>
+          <w:sz w:val="17"/>
+          <w:u w:val="none"/>
+        </w:rPr>
+        <w:t>② Both texts suggest that young consumers reward organizations that are open about how they operate.</w:t>
+      </w:r>
+    </w:p>
+    <w:p>
+      <w:pPr>
+        <w:spacing w:before="0" w:after="0" w:line="269" w:lineRule="auto"/>
+        <w:ind w:left="180" w:hanging="180"/>
+        <w:snapToGrid w:val="0"/>
+      </w:pPr>
+      <w:r>
+        <w:rPr>
+          <w:rFonts w:ascii="맑은 고딕" w:hAnsi="맑은 고딕" w:eastAsia="맑은 고딕"/>
+          <w:b w:val="0"/>
+          <w:sz w:val="17"/>
+          <w:u w:val="none"/>
+        </w:rPr>
+        <w:t>③ [A] deals with banks, while [B] deals with clothing brands.</w:t>
+      </w:r>
+    </w:p>
+    <w:p>
+      <w:pPr>
+        <w:spacing w:before="0" w:after="0" w:line="269" w:lineRule="auto"/>
+        <w:ind w:left="180" w:hanging="180"/>
+        <w:snapToGrid w:val="0"/>
+      </w:pPr>
+      <w:r>
+        <w:rPr>
+          <w:rFonts w:ascii="맑은 고딕" w:hAnsi="맑은 고딕" w:eastAsia="맑은 고딕"/>
+          <w:b w:val="0"/>
+          <w:sz w:val="17"/>
+          <w:u w:val="none"/>
+        </w:rPr>
+        <w:t>④ In both texts, values are presented as an addition to practical factors rather than a complete replacement for them.</w:t>
+      </w:r>
+    </w:p>
+    <w:p>
+      <w:pPr>
+        <w:spacing w:before="0" w:after="0" w:line="269" w:lineRule="auto"/>
+        <w:ind w:left="180" w:hanging="180"/>
+        <w:snapToGrid w:val="0"/>
+      </w:pPr>
+      <w:r>
+        <w:rPr>
+          <w:rFonts w:ascii="맑은 고딕" w:hAnsi="맑은 고딕" w:eastAsia="맑은 고딕"/>
+          <w:b w:val="0"/>
+          <w:sz w:val="17"/>
+          <w:u w:val="none"/>
+        </w:rPr>
+        <w:t>⑤ [B] suggests that keeping supply chains secret can cost a brand its customers.</w:t>
+      </w:r>
+    </w:p>
+    <w:p>
+      <w:pPr>
+        <w:keepNext/>
+        <w:spacing w:before="80" w:after="20" w:line="276" w:lineRule="auto"/>
+        <w:snapToGrid w:val="0"/>
+      </w:pPr>
+      <w:r>
+        <w:rPr>
+          <w:rFonts w:ascii="맑은 고딕" w:hAnsi="맑은 고딕" w:eastAsia="맑은 고딕"/>
+          <w:b/>
+          <w:sz w:val="17"/>
+          <w:u w:val="none"/>
+        </w:rPr>
+        <w:t>30-6.</w:t>
+      </w:r>
+      <w:r>
+        <w:rPr>
+          <w:rFonts w:ascii="맑은 고딕" w:hAnsi="맑은 고딕" w:eastAsia="맑은 고딕"/>
+          <w:b w:val="0"/>
+          <w:sz w:val="17"/>
+          <w:u w:val="none"/>
+        </w:rPr>
+        <w:t xml:space="preserve"> What is the passage mainly about? [2.9점]</w:t>
+      </w:r>
+    </w:p>
+    <w:p>
+      <w:pPr>
+        <w:spacing w:before="0" w:after="60" w:line="288" w:lineRule="auto"/>
+        <w:ind w:left="40"/>
+        <w:snapToGrid w:val="0"/>
+        <w:pBdr>
+          <w:top w:val="single" w:sz="4" w:space="2" w:color="999999"/>
+          <w:left w:val="single" w:sz="4" w:space="2" w:color="999999"/>
+          <w:bottom w:val="single" w:sz="4" w:space="2" w:color="999999"/>
+          <w:right w:val="single" w:sz="4" w:space="2" w:color="999999"/>
+        </w:pBdr>
+        <w:shd w:val="clear" w:color="auto" w:fill="F6F3EA"/>
+      </w:pPr>
+      <w:r>
+        <w:rPr>
+          <w:rFonts w:ascii="맑은 고딕" w:hAnsi="맑은 고딕" w:eastAsia="맑은 고딕"/>
+          <w:b w:val="0"/>
+          <w:sz w:val="17"/>
+          <w:u w:val="none"/>
+        </w:rPr>
+        <w:t>While convenience and technology are crucial, they are not the only factors driving Gen Z’s financial decisions. This generation is incredibly values-driven, and they want to bank with institutions that match their personal beliefs and values. Transparency is vital. Gen Z is skeptical of large corporations and institutions that lack accountability. They have grown up in a world where information is freely available, and they expect complete transparency from the brands they support. Banks, for example, must clearly communicate fees, terms, and conditions, as well as how they handle customers’ data. Moreover, ethical banking practices are more important than ever. Gen Z cares about the environment, social justice, and the ethical implications of their financial decisions. They are interested in sustainable investing, supporting businesses that match their values, and ensuring that their money is not being used to fund harmful practices. Banks that offer socially responsible investment opportunities and are committed to environmental sustainability will attract Gen Z’s attention.</w:t>
+      </w:r>
+    </w:p>
+    <w:p>
+      <w:pPr>
+        <w:spacing w:before="0" w:after="0" w:line="269" w:lineRule="auto"/>
+        <w:ind w:left="180" w:hanging="180"/>
+        <w:snapToGrid w:val="0"/>
+      </w:pPr>
+      <w:r>
+        <w:rPr>
+          <w:rFonts w:ascii="맑은 고딕" w:hAnsi="맑은 고딕" w:eastAsia="맑은 고딕"/>
+          <w:b w:val="0"/>
+          <w:sz w:val="17"/>
+          <w:u w:val="none"/>
+        </w:rPr>
+        <w:t>① technologies that make online banking more convenient</w:t>
+      </w:r>
+    </w:p>
+    <w:p>
+      <w:pPr>
+        <w:spacing w:before="0" w:after="0" w:line="269" w:lineRule="auto"/>
+        <w:ind w:left="180" w:hanging="180"/>
+        <w:snapToGrid w:val="0"/>
+      </w:pPr>
+      <w:r>
+        <w:rPr>
+          <w:rFonts w:ascii="맑은 고딕" w:hAnsi="맑은 고딕" w:eastAsia="맑은 고딕"/>
+          <w:b w:val="0"/>
+          <w:sz w:val="17"/>
+          <w:u w:val="none"/>
+        </w:rPr>
+        <w:t>② reasons why Gen Z avoids saving or investing money</w:t>
+      </w:r>
+    </w:p>
+    <w:p>
+      <w:pPr>
+        <w:spacing w:before="0" w:after="0" w:line="269" w:lineRule="auto"/>
+        <w:ind w:left="180" w:hanging="180"/>
+        <w:snapToGrid w:val="0"/>
+      </w:pPr>
+      <w:r>
+        <w:rPr>
+          <w:rFonts w:ascii="맑은 고딕" w:hAnsi="맑은 고딕" w:eastAsia="맑은 고딕"/>
+          <w:b w:val="0"/>
+          <w:sz w:val="17"/>
+          <w:u w:val="none"/>
+        </w:rPr>
+        <w:t>③ values that shape Gen Z’s choice of banks</w:t>
+      </w:r>
+    </w:p>
+    <w:p>
+      <w:pPr>
+        <w:spacing w:before="0" w:after="0" w:line="269" w:lineRule="auto"/>
+        <w:ind w:left="180" w:hanging="180"/>
+        <w:snapToGrid w:val="0"/>
+      </w:pPr>
+      <w:r>
+        <w:rPr>
+          <w:rFonts w:ascii="맑은 고딕" w:hAnsi="맑은 고딕" w:eastAsia="맑은 고딕"/>
+          <w:b w:val="0"/>
+          <w:sz w:val="17"/>
+          <w:u w:val="none"/>
+        </w:rPr>
+        <w:t>④ the history of ethical practices in the banking industry</w:t>
+      </w:r>
+    </w:p>
+    <w:p>
+      <w:pPr>
+        <w:spacing w:before="0" w:after="0" w:line="269" w:lineRule="auto"/>
+        <w:ind w:left="180" w:hanging="180"/>
+        <w:snapToGrid w:val="0"/>
+      </w:pPr>
+      <w:r>
+        <w:rPr>
+          <w:rFonts w:ascii="맑은 고딕" w:hAnsi="맑은 고딕" w:eastAsia="맑은 고딕"/>
+          <w:b w:val="0"/>
+          <w:sz w:val="17"/>
+          <w:u w:val="none"/>
+        </w:rPr>
+        <w:t>⑤ ways banks can lower their fees for young customers</w:t>
+      </w:r>
+    </w:p>
+    <w:p>
+      <w:pPr>
+        <w:keepNext/>
+        <w:spacing w:before="80" w:after="20" w:line="276" w:lineRule="auto"/>
+        <w:snapToGrid w:val="0"/>
+      </w:pPr>
+      <w:r>
+        <w:rPr>
+          <w:rFonts w:ascii="맑은 고딕" w:hAnsi="맑은 고딕" w:eastAsia="맑은 고딕"/>
+          <w:b/>
+          <w:sz w:val="17"/>
+          <w:u w:val="none"/>
+        </w:rPr>
+        <w:t>30-7.</w:t>
+      </w:r>
+      <w:r>
+        <w:rPr>
+          <w:rFonts w:ascii="맑은 고딕" w:hAnsi="맑은 고딕" w:eastAsia="맑은 고딕"/>
+          <w:b w:val="0"/>
+          <w:sz w:val="17"/>
+          <w:u w:val="none"/>
+        </w:rPr>
+        <w:t xml:space="preserve"> 다음 글에서 전체 흐름과 관계 </w:t>
+      </w:r>
+      <w:r>
+        <w:rPr>
+          <w:rFonts w:ascii="맑은 고딕" w:hAnsi="맑은 고딕" w:eastAsia="맑은 고딕"/>
+          <w:b w:val="0"/>
+          <w:sz w:val="17"/>
+          <w:u w:val="single"/>
+        </w:rPr>
+        <w:t>없는</w:t>
+      </w:r>
+      <w:r>
+        <w:rPr>
+          <w:rFonts w:ascii="맑은 고딕" w:hAnsi="맑은 고딕" w:eastAsia="맑은 고딕"/>
+          <w:b w:val="0"/>
+          <w:sz w:val="17"/>
+          <w:u w:val="none"/>
+        </w:rPr>
+        <w:t xml:space="preserve"> 문장은? [3.0점]</w:t>
+      </w:r>
+    </w:p>
+    <w:p>
+      <w:pPr>
+        <w:spacing w:before="0" w:after="60" w:line="288" w:lineRule="auto"/>
+        <w:ind w:left="40"/>
+        <w:snapToGrid w:val="0"/>
+        <w:pBdr>
+          <w:top w:val="single" w:sz="4" w:space="2" w:color="999999"/>
+          <w:left w:val="single" w:sz="4" w:space="2" w:color="999999"/>
+          <w:bottom w:val="single" w:sz="4" w:space="2" w:color="999999"/>
+          <w:right w:val="single" w:sz="4" w:space="2" w:color="999999"/>
+        </w:pBdr>
+        <w:shd w:val="clear" w:color="auto" w:fill="F6F3EA"/>
+      </w:pPr>
+      <w:r>
+        <w:rPr>
+          <w:rFonts w:ascii="맑은 고딕" w:hAnsi="맑은 고딕" w:eastAsia="맑은 고딕"/>
+          <w:b w:val="0"/>
+          <w:sz w:val="17"/>
+          <w:u w:val="none"/>
+        </w:rPr>
+        <w:t>This generation is incredibly values-driven, and they want to bank with institutions that match their personal beliefs and values. Transparency is vital. ① Gen Z is skeptical of large corporations and institutions that lack accountability. ② They have grown up in a world where information is freely available, and they expect complete transparency from the brands they support. ③ Banks, for example, must clearly communicate fees, terms, and conditions, as well as how they handle customers’ data. ④ Many banks now store customer data on cloud servers in order to cut their operating costs. ⑤ Moreover, ethical banking practices are more important than ever. Gen Z cares about the environment, social justice, and the ethical implications of their financial decisions.</w:t>
+      </w:r>
+    </w:p>
+    <w:p>
+      <w:pPr>
+        <w:spacing w:before="0" w:after="20" w:line="276" w:lineRule="auto"/>
+        <w:ind w:left="80"/>
+        <w:snapToGrid w:val="0"/>
+      </w:pPr>
+      <w:r>
+        <w:rPr>
+          <w:rFonts w:ascii="맑은 고딕" w:hAnsi="맑은 고딕" w:eastAsia="맑은 고딕"/>
+          <w:b w:val="0"/>
+          <w:sz w:val="17"/>
+          <w:u w:val="none"/>
+        </w:rPr>
+        <w:t>① ①    ② ②    ③ ③    ④ ④    ⑤ ⑤</w:t>
+      </w:r>
+    </w:p>
+    <w:p>
+      <w:pPr>
+        <w:keepNext/>
+        <w:spacing w:before="80" w:after="40" w:line="276" w:lineRule="auto"/>
+        <w:snapToGrid w:val="0"/>
+        <w:shd w:val="clear" w:color="auto" w:fill="8A3A12"/>
+      </w:pPr>
+      <w:r>
+        <w:rPr>
+          <w:rFonts w:ascii="맑은 고딕" w:hAnsi="맑은 고딕" w:eastAsia="맑은 고딕"/>
+          <w:b/>
+          <w:color w:val="FFFFFF"/>
+          <w:sz w:val="17"/>
+          <w:u w:val="none"/>
+        </w:rPr>
+        <w:t>서답형  30-서1 ~ 30-서2</w:t>
+      </w:r>
+    </w:p>
+    <w:p>
+      <w:pPr>
+        <w:keepNext/>
+        <w:spacing w:before="80" w:after="20" w:line="276" w:lineRule="auto"/>
+        <w:snapToGrid w:val="0"/>
+      </w:pPr>
+      <w:r>
+        <w:rPr>
+          <w:rFonts w:ascii="맑은 고딕" w:hAnsi="맑은 고딕" w:eastAsia="맑은 고딕"/>
+          <w:b/>
+          <w:sz w:val="17"/>
+          <w:u w:val="none"/>
+        </w:rPr>
+        <w:t>30-서1.</w:t>
+      </w:r>
+      <w:r>
+        <w:rPr>
+          <w:rFonts w:ascii="맑은 고딕" w:hAnsi="맑은 고딕" w:eastAsia="맑은 고딕"/>
+          <w:b w:val="0"/>
+          <w:sz w:val="17"/>
+          <w:u w:val="none"/>
+        </w:rPr>
+        <w:t xml:space="preserve"> 다음 글의 내용을 요약하고자 한다. 빈칸 (1)~(3)에 들어갈 말을 본문에서 찾아 </w:t>
+      </w:r>
+      <w:r>
+        <w:rPr>
+          <w:rFonts w:ascii="맑은 고딕" w:hAnsi="맑은 고딕" w:eastAsia="맑은 고딕"/>
+          <w:b w:val="0"/>
+          <w:sz w:val="17"/>
+          <w:u w:val="single"/>
+        </w:rPr>
+        <w:t>반드시 변형하여</w:t>
+      </w:r>
+      <w:r>
+        <w:rPr>
+          <w:rFonts w:ascii="맑은 고딕" w:hAnsi="맑은 고딕" w:eastAsia="맑은 고딕"/>
+          <w:b w:val="0"/>
+          <w:sz w:val="17"/>
+          <w:u w:val="none"/>
+        </w:rPr>
+        <w:t xml:space="preserve"> 쓰시오. (한 칸에 한 단어) [각 1점, 총 3점] [3.0점]</w:t>
+      </w:r>
+    </w:p>
+    <w:p>
+      <w:pPr>
+        <w:spacing w:before="0" w:after="60" w:line="288" w:lineRule="auto"/>
+        <w:ind w:left="40"/>
+        <w:snapToGrid w:val="0"/>
+        <w:pBdr>
+          <w:top w:val="single" w:sz="4" w:space="2" w:color="999999"/>
+          <w:left w:val="single" w:sz="4" w:space="2" w:color="999999"/>
+          <w:bottom w:val="single" w:sz="4" w:space="2" w:color="999999"/>
+          <w:right w:val="single" w:sz="4" w:space="2" w:color="999999"/>
+        </w:pBdr>
+        <w:shd w:val="clear" w:color="auto" w:fill="F6F3EA"/>
+      </w:pPr>
+      <w:r>
+        <w:rPr>
+          <w:rFonts w:ascii="맑은 고딕" w:hAnsi="맑은 고딕" w:eastAsia="맑은 고딕"/>
+          <w:b w:val="0"/>
+          <w:sz w:val="17"/>
+          <w:u w:val="none"/>
+        </w:rPr>
+        <w:t>While convenience and technology are crucial, they are not the only factors driving Gen Z’s financial decisions. This generation is incredibly values-driven, and they want to bank with institutions that match their personal beliefs and values. Transparency is vital. Gen Z is skeptical of large corporations and institutions that lack accountability. They have grown up in a world where information is freely available, and they expect complete transparency from the brands they support. Banks, for example, must clearly communicate fees, terms, and conditions, as well as how they handle customers’ data. Moreover, ethical banking practices are more important than ever. Gen Z cares about the environment, social justice, and the ethical implications of their financial decisions. They are interested in sustainable investing, supporting businesses that match their values, and ensuring that their money is not being used to fund harmful practices. Banks that offer socially responsible investment opportunities and are committed to environmental sustainability will attract Gen Z’s attention.</w:t>
       </w:r>
     </w:p>
     <w:p>
@@ -2112,14 +2664,44 @@
           <w:sz w:val="17"/>
           <w:u w:val="none"/>
         </w:rPr>
-        <w:t>Beyond convenience, Gen Z favours banks that ______(A)______ and ______(B)______.</w:t>
+        <w:t>Gen Z wants banks to be (1) ________ about their fees and data, to act (2) ________, and to invest customers’ money (3) ________.</w:t>
       </w:r>
     </w:p>
     <w:p>
       <w:pPr>
-        <w:spacing w:before="0" w:after="0" w:line="269" w:lineRule="auto"/>
-        <w:ind w:left="180" w:hanging="180"/>
+        <w:spacing w:before="0" w:after="0" w:line="288" w:lineRule="auto"/>
+        <w:ind w:left="40"/>
         <w:snapToGrid w:val="0"/>
+        <w:pBdr>
+          <w:top w:val="single" w:sz="4" w:space="2" w:color="9B6BD0"/>
+          <w:left w:val="single" w:sz="4" w:space="2" w:color="9B6BD0"/>
+          <w:bottom w:val="single" w:sz="4" w:space="2" w:color="9B6BD0"/>
+          <w:right w:val="single" w:sz="4" w:space="2" w:color="9B6BD0"/>
+        </w:pBdr>
+        <w:shd w:val="clear" w:color="auto" w:fill="FAF5FF"/>
+      </w:pPr>
+      <w:r>
+        <w:rPr>
+          <w:rFonts w:ascii="맑은 고딕" w:hAnsi="맑은 고딕" w:eastAsia="맑은 고딕"/>
+          <w:b/>
+          <w:sz w:val="17"/>
+          <w:u w:val="none"/>
+        </w:rPr>
+        <w:t>&lt;조 건&gt;</w:t>
+      </w:r>
+    </w:p>
+    <w:p>
+      <w:pPr>
+        <w:spacing w:before="0" w:after="0" w:line="288" w:lineRule="auto"/>
+        <w:ind w:left="40"/>
+        <w:snapToGrid w:val="0"/>
+        <w:pBdr>
+          <w:top w:val="single" w:sz="4" w:space="2" w:color="9B6BD0"/>
+          <w:left w:val="single" w:sz="4" w:space="2" w:color="9B6BD0"/>
+          <w:bottom w:val="single" w:sz="4" w:space="2" w:color="9B6BD0"/>
+          <w:right w:val="single" w:sz="4" w:space="2" w:color="9B6BD0"/>
+        </w:pBdr>
+        <w:shd w:val="clear" w:color="auto" w:fill="FAF5FF"/>
       </w:pPr>
       <w:r>
         <w:rPr>
@@ -2128,14 +2710,21 @@
           <w:sz w:val="17"/>
           <w:u w:val="none"/>
         </w:rPr>
-        <w:t>① (A) keep nothing hidden from their customers  (B) invest in line with ethical standards</w:t>
+        <w:t>1. 본문의 단어를 반드시 변형(품사·어형)하여 쓸 것 — 본문 형태 그대로 쓰면 0점</w:t>
       </w:r>
     </w:p>
     <w:p>
       <w:pPr>
-        <w:spacing w:before="0" w:after="0" w:line="269" w:lineRule="auto"/>
-        <w:ind w:left="180" w:hanging="180"/>
+        <w:spacing w:before="0" w:after="60" w:line="288" w:lineRule="auto"/>
+        <w:ind w:left="40"/>
         <w:snapToGrid w:val="0"/>
+        <w:pBdr>
+          <w:top w:val="single" w:sz="4" w:space="2" w:color="9B6BD0"/>
+          <w:left w:val="single" w:sz="4" w:space="2" w:color="9B6BD0"/>
+          <w:bottom w:val="single" w:sz="4" w:space="2" w:color="9B6BD0"/>
+          <w:right w:val="single" w:sz="4" w:space="2" w:color="9B6BD0"/>
+        </w:pBdr>
+        <w:shd w:val="clear" w:color="auto" w:fill="FAF5FF"/>
       </w:pPr>
       <w:r>
         <w:rPr>
@@ -2144,13 +2733,12 @@
           <w:sz w:val="17"/>
           <w:u w:val="none"/>
         </w:rPr>
-        <w:t>② (A) keep nothing hidden from their customers  (B) guarantee the highest possible returns</w:t>
+        <w:t>2. 답안지에 소문항 번호를 정확하게 기입할 것  예) 1-(1) 1-(2) 1-(3)</w:t>
       </w:r>
     </w:p>
     <w:p>
       <w:pPr>
-        <w:spacing w:before="0" w:after="0" w:line="269" w:lineRule="auto"/>
-        <w:ind w:left="180" w:hanging="180"/>
+        <w:spacing w:before="0" w:after="40" w:line="360" w:lineRule="auto"/>
         <w:snapToGrid w:val="0"/>
       </w:pPr>
       <w:r>
@@ -2160,39 +2748,7 @@
           <w:sz w:val="17"/>
           <w:u w:val="none"/>
         </w:rPr>
-        <w:t>③ (A) protect data by disclosing as little as possible  (B) invest in line with ethical standards</w:t>
-      </w:r>
-    </w:p>
-    <w:p>
-      <w:pPr>
-        <w:spacing w:before="0" w:after="0" w:line="269" w:lineRule="auto"/>
-        <w:ind w:left="180" w:hanging="180"/>
-        <w:snapToGrid w:val="0"/>
-      </w:pPr>
-      <w:r>
-        <w:rPr>
-          <w:rFonts w:ascii="맑은 고딕" w:hAnsi="맑은 고딕" w:eastAsia="맑은 고딕"/>
-          <w:b w:val="0"/>
-          <w:sz w:val="17"/>
-          <w:u w:val="none"/>
-        </w:rPr>
-        <w:t>④ (A) rely on their size and long reputation  (B) support whatever causes are popular</w:t>
-      </w:r>
-    </w:p>
-    <w:p>
-      <w:pPr>
-        <w:spacing w:before="0" w:after="0" w:line="269" w:lineRule="auto"/>
-        <w:ind w:left="180" w:hanging="180"/>
-        <w:snapToGrid w:val="0"/>
-      </w:pPr>
-      <w:r>
-        <w:rPr>
-          <w:rFonts w:ascii="맑은 고딕" w:hAnsi="맑은 고딕" w:eastAsia="맑은 고딕"/>
-          <w:b w:val="0"/>
-          <w:sz w:val="17"/>
-          <w:u w:val="none"/>
-        </w:rPr>
-        <w:t>⑤ (A) keep simplifying their digital services  (B) cut fees for younger customers</w:t>
+        <w:t>(1) ______________   (2) ______________   (3) ______________</w:t>
       </w:r>
     </w:p>
     <w:p>
@@ -2208,7 +2764,7 @@
           <w:sz w:val="17"/>
           <w:u w:val="none"/>
         </w:rPr>
-        <w:t>30-4.</w:t>
+        <w:t>30-서2.</w:t>
       </w:r>
       <w:r>
         <w:rPr>
@@ -2217,25 +2773,7 @@
           <w:sz w:val="17"/>
           <w:u w:val="none"/>
         </w:rPr>
-        <w:t xml:space="preserve"> 다음 글의 밑줄 친 부분 중, 문맥상 낱말의 쓰임이 적절하지 </w:t>
-      </w:r>
-      <w:r>
-        <w:rPr>
-          <w:rFonts w:ascii="맑은 고딕" w:hAnsi="맑은 고딕" w:eastAsia="맑은 고딕"/>
-          <w:b/>
-          <w:sz w:val="17"/>
-          <w:u w:val="none"/>
-        </w:rPr>
-        <w:t>않은</w:t>
-      </w:r>
-      <w:r>
-        <w:rPr>
-          <w:rFonts w:ascii="맑은 고딕" w:hAnsi="맑은 고딕" w:eastAsia="맑은 고딕"/>
-          <w:b w:val="0"/>
-          <w:sz w:val="17"/>
-          <w:u w:val="none"/>
-        </w:rPr>
-        <w:t xml:space="preserve"> 것은? [3.0점]</w:t>
+        <w:t xml:space="preserve"> 다음 글의 밑줄 친 문장과 같은 뜻이 되도록 &lt;보기&gt;의 표현을 모두 사용하여 &lt;조건&gt;에 맞게 영작하시오. [3점] [3.0점]</w:t>
       </w:r>
     </w:p>
     <w:p>
@@ -2258,7 +2796,7 @@
           <w:sz w:val="17"/>
           <w:u w:val="none"/>
         </w:rPr>
-        <w:t>While convenience and technology are ①</w:t>
+        <w:t xml:space="preserve">They are interested in sustainable investing, supporting businesses that match their values, and ensuring that their money is not being used to fund harmful practices. </w:t>
       </w:r>
       <w:r>
         <w:rPr>
@@ -2267,7 +2805,30 @@
           <w:sz w:val="17"/>
           <w:u w:val="single"/>
         </w:rPr>
-        <w:t>crucial</w:t>
+        <w:t>Banks that offer socially responsible investment opportunities and are committed to environmental sustainability will attract Gen Z’s attention.</w:t>
+      </w:r>
+    </w:p>
+    <w:p>
+      <w:pPr>
+        <w:spacing w:before="0" w:after="60" w:line="288" w:lineRule="auto"/>
+        <w:ind w:left="40"/>
+        <w:snapToGrid w:val="0"/>
+        <w:pBdr>
+          <w:top w:val="single" w:sz="4" w:space="2" w:color="9B6BD0"/>
+          <w:left w:val="single" w:sz="4" w:space="2" w:color="9B6BD0"/>
+          <w:bottom w:val="single" w:sz="4" w:space="2" w:color="9B6BD0"/>
+          <w:right w:val="single" w:sz="4" w:space="2" w:color="9B6BD0"/>
+        </w:pBdr>
+        <w:shd w:val="clear" w:color="auto" w:fill="FAF5FF"/>
+      </w:pPr>
+      <w:r>
+        <w:rPr>
+          <w:rFonts w:ascii="맑은 고딕" w:hAnsi="맑은 고딕" w:eastAsia="맑은 고딕"/>
+          <w:b/>
+          <w:sz w:val="17"/>
+          <w:u w:val="none"/>
+        </w:rPr>
+        <w:t>&lt;보 기&gt;</w:t>
       </w:r>
       <w:r>
         <w:rPr>
@@ -2276,17 +2837,68 @@
           <w:sz w:val="17"/>
           <w:u w:val="none"/>
         </w:rPr>
-        <w:t>, they are not the only factors driving Gen Z’s financial decisions. This generation is incredibly values-driven, and they want to bank with institutions that match their personal beliefs and values. Transparency is ②</w:t>
-      </w:r>
+        <w:t xml:space="preserve"> attention / will / be / attract / by / banks / that / offer / socially responsible investment opportunities / and / are / committed to / environmental sustainability</w:t>
+      </w:r>
+    </w:p>
+    <w:p>
+      <w:pPr>
+        <w:spacing w:before="0" w:after="0" w:line="288" w:lineRule="auto"/>
+        <w:ind w:left="40"/>
+        <w:snapToGrid w:val="0"/>
+        <w:pBdr>
+          <w:top w:val="single" w:sz="4" w:space="2" w:color="9B6BD0"/>
+          <w:left w:val="single" w:sz="4" w:space="2" w:color="9B6BD0"/>
+          <w:bottom w:val="single" w:sz="4" w:space="2" w:color="9B6BD0"/>
+          <w:right w:val="single" w:sz="4" w:space="2" w:color="9B6BD0"/>
+        </w:pBdr>
+        <w:shd w:val="clear" w:color="auto" w:fill="FAF5FF"/>
+      </w:pPr>
+      <w:r>
+        <w:rPr>
+          <w:rFonts w:ascii="맑은 고딕" w:hAnsi="맑은 고딕" w:eastAsia="맑은 고딕"/>
+          <w:b/>
+          <w:sz w:val="17"/>
+          <w:u w:val="none"/>
+        </w:rPr>
+        <w:t>&lt;조 건&gt;</w:t>
+      </w:r>
+    </w:p>
+    <w:p>
+      <w:pPr>
+        <w:spacing w:before="0" w:after="0" w:line="288" w:lineRule="auto"/>
+        <w:ind w:left="40"/>
+        <w:snapToGrid w:val="0"/>
+        <w:pBdr>
+          <w:top w:val="single" w:sz="4" w:space="2" w:color="9B6BD0"/>
+          <w:left w:val="single" w:sz="4" w:space="2" w:color="9B6BD0"/>
+          <w:bottom w:val="single" w:sz="4" w:space="2" w:color="9B6BD0"/>
+          <w:right w:val="single" w:sz="4" w:space="2" w:color="9B6BD0"/>
+        </w:pBdr>
+        <w:shd w:val="clear" w:color="auto" w:fill="FAF5FF"/>
+      </w:pPr>
       <w:r>
         <w:rPr>
           <w:rFonts w:ascii="맑은 고딕" w:hAnsi="맑은 고딕" w:eastAsia="맑은 고딕"/>
           <w:b w:val="0"/>
           <w:sz w:val="17"/>
-          <w:u w:val="single"/>
-        </w:rPr>
-        <w:t>vital</w:t>
-      </w:r>
+          <w:u w:val="none"/>
+        </w:rPr>
+        <w:t>1. &lt;보기&gt;의 표현을 모두 한 번씩만 사용하고 다른 단어를 추가하지 말 것</w:t>
+      </w:r>
+    </w:p>
+    <w:p>
+      <w:pPr>
+        <w:spacing w:before="0" w:after="0" w:line="288" w:lineRule="auto"/>
+        <w:ind w:left="40"/>
+        <w:snapToGrid w:val="0"/>
+        <w:pBdr>
+          <w:top w:val="single" w:sz="4" w:space="2" w:color="9B6BD0"/>
+          <w:left w:val="single" w:sz="4" w:space="2" w:color="9B6BD0"/>
+          <w:bottom w:val="single" w:sz="4" w:space="2" w:color="9B6BD0"/>
+          <w:right w:val="single" w:sz="4" w:space="2" w:color="9B6BD0"/>
+        </w:pBdr>
+        <w:shd w:val="clear" w:color="auto" w:fill="FAF5FF"/>
+      </w:pPr>
       <w:r>
         <w:rPr>
           <w:rFonts w:ascii="맑은 고딕" w:hAnsi="맑은 고딕" w:eastAsia="맑은 고딕"/>
@@ -2294,17 +2906,45 @@
           <w:sz w:val="17"/>
           <w:u w:val="none"/>
         </w:rPr>
-        <w:t>. Gen Z is skeptical of large corporations and institutions that ③</w:t>
-      </w:r>
+        <w:t>2. &lt;보기&gt;의 동사 중 1개는 문맥에 맞게 어형을 바꿀 것</w:t>
+      </w:r>
+    </w:p>
+    <w:p>
+      <w:pPr>
+        <w:spacing w:before="0" w:after="0" w:line="288" w:lineRule="auto"/>
+        <w:ind w:left="40"/>
+        <w:snapToGrid w:val="0"/>
+        <w:pBdr>
+          <w:top w:val="single" w:sz="4" w:space="2" w:color="9B6BD0"/>
+          <w:left w:val="single" w:sz="4" w:space="2" w:color="9B6BD0"/>
+          <w:bottom w:val="single" w:sz="4" w:space="2" w:color="9B6BD0"/>
+          <w:right w:val="single" w:sz="4" w:space="2" w:color="9B6BD0"/>
+        </w:pBdr>
+        <w:shd w:val="clear" w:color="auto" w:fill="FAF5FF"/>
+      </w:pPr>
       <w:r>
         <w:rPr>
           <w:rFonts w:ascii="맑은 고딕" w:hAnsi="맑은 고딕" w:eastAsia="맑은 고딕"/>
           <w:b w:val="0"/>
           <w:sz w:val="17"/>
-          <w:u w:val="single"/>
-        </w:rPr>
-        <w:t>ensure</w:t>
-      </w:r>
+          <w:u w:val="none"/>
+        </w:rPr>
+        <w:t>3. ‘Gen Z’s attention’을 주어로 하는 수동태 문장으로 쓸 것</w:t>
+      </w:r>
+    </w:p>
+    <w:p>
+      <w:pPr>
+        <w:spacing w:before="0" w:after="0" w:line="288" w:lineRule="auto"/>
+        <w:ind w:left="40"/>
+        <w:snapToGrid w:val="0"/>
+        <w:pBdr>
+          <w:top w:val="single" w:sz="4" w:space="2" w:color="9B6BD0"/>
+          <w:left w:val="single" w:sz="4" w:space="2" w:color="9B6BD0"/>
+          <w:bottom w:val="single" w:sz="4" w:space="2" w:color="9B6BD0"/>
+          <w:right w:val="single" w:sz="4" w:space="2" w:color="9B6BD0"/>
+        </w:pBdr>
+        <w:shd w:val="clear" w:color="auto" w:fill="FAF5FF"/>
+      </w:pPr>
       <w:r>
         <w:rPr>
           <w:rFonts w:ascii="맑은 고딕" w:hAnsi="맑은 고딕" w:eastAsia="맑은 고딕"/>
@@ -2312,17 +2952,37 @@
           <w:sz w:val="17"/>
           <w:u w:val="none"/>
         </w:rPr>
-        <w:t xml:space="preserve"> accountability. They have grown up in a world where information is freely available, and they expect ④</w:t>
-      </w:r>
+        <w:t>4. ‘Gen Z’s’ 뒤에 총 18단어로 쓸 것</w:t>
+      </w:r>
+    </w:p>
+    <w:p>
+      <w:pPr>
+        <w:spacing w:before="0" w:after="60" w:line="288" w:lineRule="auto"/>
+        <w:ind w:left="40"/>
+        <w:snapToGrid w:val="0"/>
+        <w:pBdr>
+          <w:top w:val="single" w:sz="4" w:space="2" w:color="9B6BD0"/>
+          <w:left w:val="single" w:sz="4" w:space="2" w:color="9B6BD0"/>
+          <w:bottom w:val="single" w:sz="4" w:space="2" w:color="9B6BD0"/>
+          <w:right w:val="single" w:sz="4" w:space="2" w:color="9B6BD0"/>
+        </w:pBdr>
+        <w:shd w:val="clear" w:color="auto" w:fill="FAF5FF"/>
+      </w:pPr>
       <w:r>
         <w:rPr>
           <w:rFonts w:ascii="맑은 고딕" w:hAnsi="맑은 고딕" w:eastAsia="맑은 고딕"/>
           <w:b w:val="0"/>
           <w:sz w:val="17"/>
-          <w:u w:val="single"/>
-        </w:rPr>
-        <w:t>complete</w:t>
-      </w:r>
+          <w:u w:val="none"/>
+        </w:rPr>
+        <w:t>5. 답안지에 소문항 번호를 정확하게 기입할 것</w:t>
+      </w:r>
+    </w:p>
+    <w:p>
+      <w:pPr>
+        <w:spacing w:before="0" w:after="40" w:line="360" w:lineRule="auto"/>
+        <w:snapToGrid w:val="0"/>
+      </w:pPr>
       <w:r>
         <w:rPr>
           <w:rFonts w:ascii="맑은 고딕" w:hAnsi="맑은 고딕" w:eastAsia="맑은 고딕"/>
@@ -2330,25 +2990,25 @@
           <w:sz w:val="17"/>
           <w:u w:val="none"/>
         </w:rPr>
-        <w:t xml:space="preserve"> transparency from the brands they support. Banks, for example, must clearly communicate fees, terms, and conditions, as well as how they handle customers’ data. Moreover, ethical banking practices are more important than ever. Gen Z cares about the environment, social justice, and the ethical implications of their financial decisions. They are interested in sustainable investing, supporting businesses that match their values, and ensuring that their money is not being used to fund ⑤</w:t>
-      </w:r>
-      <w:r>
-        <w:rPr>
-          <w:rFonts w:ascii="맑은 고딕" w:hAnsi="맑은 고딕" w:eastAsia="맑은 고딕"/>
-          <w:b w:val="0"/>
+        <w:t>⇒ Gen Z’s ______________________________________________________________ .</w:t>
+      </w:r>
+    </w:p>
+    <w:p>
+      <w:pPr>
+        <w:keepNext/>
+        <w:spacing w:before="80" w:after="40" w:line="276" w:lineRule="auto"/>
+        <w:snapToGrid w:val="0"/>
+        <w:shd w:val="clear" w:color="auto" w:fill="6B21A8"/>
+      </w:pPr>
+      <w:r>
+        <w:rPr>
+          <w:rFonts w:ascii="맑은 고딕" w:hAnsi="맑은 고딕" w:eastAsia="맑은 고딕"/>
+          <w:b/>
+          <w:color w:val="FFFFFF"/>
           <w:sz w:val="17"/>
-          <w:u w:val="single"/>
-        </w:rPr>
-        <w:t>harmful</w:t>
-      </w:r>
-      <w:r>
-        <w:rPr>
-          <w:rFonts w:ascii="맑은 고딕" w:hAnsi="맑은 고딕" w:eastAsia="맑은 고딕"/>
-          <w:b w:val="0"/>
-          <w:sz w:val="17"/>
-          <w:u w:val="none"/>
-        </w:rPr>
-        <w:t xml:space="preserve"> practices. Banks that offer socially responsible investment opportunities and are committed to environmental sustainability will attract Gen Z’s attention.</w:t>
+          <w:u w:val="none"/>
+        </w:rPr>
+        <w:t>[지문 구조]  ※ 앞 문항을 모두 푼 뒤에 풀 것</w:t>
       </w:r>
     </w:p>
     <w:p>
@@ -2364,7 +3024,7 @@
           <w:sz w:val="17"/>
           <w:u w:val="none"/>
         </w:rPr>
-        <w:t>30-5.</w:t>
+        <w:t>30-8.</w:t>
       </w:r>
       <w:r>
         <w:rPr>
@@ -2373,17 +3033,22 @@
           <w:sz w:val="17"/>
           <w:u w:val="none"/>
         </w:rPr>
-        <w:t xml:space="preserve"> 다음 글에 따를 때, Gen Z의 관심을 끌 가능성이 높은 은행을 </w:t>
-      </w:r>
-      <w:r>
-        <w:rPr>
-          <w:rFonts w:ascii="맑은 고딕" w:hAnsi="맑은 고딕" w:eastAsia="맑은 고딕"/>
-          <w:b/>
-          <w:sz w:val="17"/>
-          <w:u w:val="none"/>
-        </w:rPr>
-        <w:t>두 곳</w:t>
-      </w:r>
+        <w:t xml:space="preserve"> 글의 흐름으로 보아, 주어진 문장이 들어가기에 가장 적절한 곳은? [2.7점]</w:t>
+      </w:r>
+    </w:p>
+    <w:p>
+      <w:pPr>
+        <w:spacing w:before="0" w:after="60" w:line="288" w:lineRule="auto"/>
+        <w:ind w:left="40"/>
+        <w:snapToGrid w:val="0"/>
+        <w:pBdr>
+          <w:top w:val="single" w:sz="4" w:space="2" w:color="C99B4E"/>
+          <w:left w:val="single" w:sz="4" w:space="2" w:color="C99B4E"/>
+          <w:bottom w:val="single" w:sz="4" w:space="2" w:color="C99B4E"/>
+          <w:right w:val="single" w:sz="4" w:space="2" w:color="C99B4E"/>
+        </w:pBdr>
+        <w:shd w:val="clear" w:color="auto" w:fill="FFF8E1"/>
+      </w:pPr>
       <w:r>
         <w:rPr>
           <w:rFonts w:ascii="맑은 고딕" w:hAnsi="맑은 고딕" w:eastAsia="맑은 고딕"/>
@@ -2391,7 +3056,7 @@
           <w:sz w:val="17"/>
           <w:u w:val="none"/>
         </w:rPr>
-        <w:t xml:space="preserve"> 고르면? [3.1점]</w:t>
+        <w:t>They have grown up in a world where information is freely available, and they expect complete transparency from the brands they support.</w:t>
       </w:r>
     </w:p>
     <w:p>
@@ -2414,13 +3079,13 @@
           <w:sz w:val="17"/>
           <w:u w:val="none"/>
         </w:rPr>
-        <w:t>Gen Z is incredibly values-driven. Its members expect complete transparency from the brands they support, so banks must clearly communicate fees, terms, and conditions, as well as how they handle customers’ data. Ethical banking practices matter just as much: this generation wants to ensure that its money is not being used to fund harmful practices, and it looks for socially responsible investment opportunities and a real commitment to environmental sustainability.</w:t>
+        <w:t>While convenience and technology are crucial, they are not the only factors driving Gen Z’s financial decisions. ( ① ) This generation is incredibly values-driven, and they want to bank with institutions that match their personal beliefs and values. ( ② ) Transparency is vital. Gen Z is skeptical of large corporations and institutions that lack accountability. ( ③ ) Banks, for example, must clearly communicate fees, terms, and conditions, as well as how they handle customers’ data. ( ④ ) Moreover, ethical banking practices are more important than ever. ( ⑤ ) Gen Z cares about the environment, social justice, and the ethical implications of their financial decisions.</w:t>
       </w:r>
     </w:p>
     <w:p>
       <w:pPr>
-        <w:spacing w:before="0" w:after="0" w:line="269" w:lineRule="auto"/>
-        <w:ind w:left="180" w:hanging="180"/>
+        <w:spacing w:before="0" w:after="20" w:line="276" w:lineRule="auto"/>
+        <w:ind w:left="80"/>
         <w:snapToGrid w:val="0"/>
       </w:pPr>
       <w:r>
@@ -2430,898 +3095,7 @@
           <w:sz w:val="17"/>
           <w:u w:val="none"/>
         </w:rPr>
-        <w:t>① Bank A lists every fee on a single page and tells customers exactly how their data are used.</w:t>
-      </w:r>
-    </w:p>
-    <w:p>
-      <w:pPr>
-        <w:spacing w:before="0" w:after="0" w:line="269" w:lineRule="auto"/>
-        <w:ind w:left="180" w:hanging="180"/>
-        <w:snapToGrid w:val="0"/>
-      </w:pPr>
-      <w:r>
-        <w:rPr>
-          <w:rFonts w:ascii="맑은 고딕" w:hAnsi="맑은 고딕" w:eastAsia="맑은 고딕"/>
-          <w:b w:val="0"/>
-          <w:sz w:val="17"/>
-          <w:u w:val="none"/>
-        </w:rPr>
-        <w:t>② Bank B offers the fastest app on the market but reveals its fees only after an account is opened.</w:t>
-      </w:r>
-    </w:p>
-    <w:p>
-      <w:pPr>
-        <w:spacing w:before="0" w:after="0" w:line="269" w:lineRule="auto"/>
-        <w:ind w:left="180" w:hanging="180"/>
-        <w:snapToGrid w:val="0"/>
-      </w:pPr>
-      <w:r>
-        <w:rPr>
-          <w:rFonts w:ascii="맑은 고딕" w:hAnsi="맑은 고딕" w:eastAsia="맑은 고딕"/>
-          <w:b w:val="0"/>
-          <w:sz w:val="17"/>
-          <w:u w:val="none"/>
-        </w:rPr>
-        <w:t>③ Bank C advertises its green image widely while quietly lending to companies that pollute rivers.</w:t>
-      </w:r>
-    </w:p>
-    <w:p>
-      <w:pPr>
-        <w:spacing w:before="0" w:after="0" w:line="269" w:lineRule="auto"/>
-        <w:ind w:left="180" w:hanging="180"/>
-        <w:snapToGrid w:val="0"/>
-      </w:pPr>
-      <w:r>
-        <w:rPr>
-          <w:rFonts w:ascii="맑은 고딕" w:hAnsi="맑은 고딕" w:eastAsia="맑은 고딕"/>
-          <w:b w:val="0"/>
-          <w:sz w:val="17"/>
-          <w:u w:val="none"/>
-        </w:rPr>
-        <w:t>④ Bank D lets customers put their savings only into projects that meet environmental and social standards.</w:t>
-      </w:r>
-    </w:p>
-    <w:p>
-      <w:pPr>
-        <w:spacing w:before="0" w:after="0" w:line="269" w:lineRule="auto"/>
-        <w:ind w:left="180" w:hanging="180"/>
-        <w:snapToGrid w:val="0"/>
-      </w:pPr>
-      <w:r>
-        <w:rPr>
-          <w:rFonts w:ascii="맑은 고딕" w:hAnsi="맑은 고딕" w:eastAsia="맑은 고딕"/>
-          <w:b w:val="0"/>
-          <w:sz w:val="17"/>
-          <w:u w:val="none"/>
-        </w:rPr>
-        <w:t>⑤ Bank E promises higher interest than its rivals but declines to say where deposits are invested.</w:t>
-      </w:r>
-    </w:p>
-    <w:p>
-      <w:pPr>
-        <w:keepNext/>
-        <w:spacing w:before="80" w:after="20" w:line="276" w:lineRule="auto"/>
-        <w:snapToGrid w:val="0"/>
-      </w:pPr>
-      <w:r>
-        <w:rPr>
-          <w:rFonts w:ascii="맑은 고딕" w:hAnsi="맑은 고딕" w:eastAsia="맑은 고딕"/>
-          <w:b/>
-          <w:sz w:val="17"/>
-          <w:u w:val="none"/>
-        </w:rPr>
-        <w:t>30-6.</w:t>
-      </w:r>
-      <w:r>
-        <w:rPr>
-          <w:rFonts w:ascii="맑은 고딕" w:hAnsi="맑은 고딕" w:eastAsia="맑은 고딕"/>
-          <w:b w:val="0"/>
-          <w:sz w:val="17"/>
-          <w:u w:val="none"/>
-        </w:rPr>
-        <w:t xml:space="preserve"> 다음 글의 내용과 일치하지 </w:t>
-      </w:r>
-      <w:r>
-        <w:rPr>
-          <w:rFonts w:ascii="맑은 고딕" w:hAnsi="맑은 고딕" w:eastAsia="맑은 고딕"/>
-          <w:b/>
-          <w:sz w:val="17"/>
-          <w:u w:val="none"/>
-        </w:rPr>
-        <w:t>않는</w:t>
-      </w:r>
-      <w:r>
-        <w:rPr>
-          <w:rFonts w:ascii="맑은 고딕" w:hAnsi="맑은 고딕" w:eastAsia="맑은 고딕"/>
-          <w:b w:val="0"/>
-          <w:sz w:val="17"/>
-          <w:u w:val="none"/>
-        </w:rPr>
-        <w:t xml:space="preserve"> 것은? [2.7점]</w:t>
-      </w:r>
-    </w:p>
-    <w:p>
-      <w:pPr>
-        <w:spacing w:before="0" w:after="60" w:line="288" w:lineRule="auto"/>
-        <w:ind w:left="40"/>
-        <w:snapToGrid w:val="0"/>
-        <w:pBdr>
-          <w:top w:val="single" w:sz="4" w:space="2" w:color="999999"/>
-          <w:left w:val="single" w:sz="4" w:space="2" w:color="999999"/>
-          <w:bottom w:val="single" w:sz="4" w:space="2" w:color="999999"/>
-          <w:right w:val="single" w:sz="4" w:space="2" w:color="999999"/>
-        </w:pBdr>
-        <w:shd w:val="clear" w:color="auto" w:fill="F6F3EA"/>
-      </w:pPr>
-      <w:r>
-        <w:rPr>
-          <w:rFonts w:ascii="맑은 고딕" w:hAnsi="맑은 고딕" w:eastAsia="맑은 고딕"/>
-          <w:b w:val="0"/>
-          <w:sz w:val="17"/>
-          <w:u w:val="none"/>
-        </w:rPr>
-        <w:t>While convenience and technology are crucial, they are not the only factors driving Gen Z’s financial decisions; this generation wants to bank with institutions that match its personal beliefs and values. Gen Z tends to doubt large corporations and institutions that cannot be held accountable. Having grown up in a world where information is freely available, its members expect complete transparency from the brands they support, which means that banks must clearly communicate fees, terms, and conditions, as well as how they handle customers’ data. Ethical banking practices are more important than ever, too. Banks that offer socially responsible investment opportunities and are committed to environmental sustainability will attract Gen Z’s attention.</w:t>
-      </w:r>
-    </w:p>
-    <w:p>
-      <w:pPr>
-        <w:spacing w:before="0" w:after="0" w:line="269" w:lineRule="auto"/>
-        <w:ind w:left="180" w:hanging="180"/>
-        <w:snapToGrid w:val="0"/>
-      </w:pPr>
-      <w:r>
-        <w:rPr>
-          <w:rFonts w:ascii="맑은 고딕" w:hAnsi="맑은 고딕" w:eastAsia="맑은 고딕"/>
-          <w:b w:val="0"/>
-          <w:sz w:val="17"/>
-          <w:u w:val="none"/>
-        </w:rPr>
-        <w:t>① Convenience and technology are not the only things that shape Gen Z’s financial choices.</w:t>
-      </w:r>
-    </w:p>
-    <w:p>
-      <w:pPr>
-        <w:spacing w:before="0" w:after="0" w:line="269" w:lineRule="auto"/>
-        <w:ind w:left="180" w:hanging="180"/>
-        <w:snapToGrid w:val="0"/>
-      </w:pPr>
-      <w:r>
-        <w:rPr>
-          <w:rFonts w:ascii="맑은 고딕" w:hAnsi="맑은 고딕" w:eastAsia="맑은 고딕"/>
-          <w:b w:val="0"/>
-          <w:sz w:val="17"/>
-          <w:u w:val="none"/>
-        </w:rPr>
-        <w:t>② Gen Z tends to distrust large institutions that cannot be held accountable.</w:t>
-      </w:r>
-    </w:p>
-    <w:p>
-      <w:pPr>
-        <w:spacing w:before="0" w:after="0" w:line="269" w:lineRule="auto"/>
-        <w:ind w:left="180" w:hanging="180"/>
-        <w:snapToGrid w:val="0"/>
-      </w:pPr>
-      <w:r>
-        <w:rPr>
-          <w:rFonts w:ascii="맑은 고딕" w:hAnsi="맑은 고딕" w:eastAsia="맑은 고딕"/>
-          <w:b w:val="0"/>
-          <w:sz w:val="17"/>
-          <w:u w:val="none"/>
-        </w:rPr>
-        <w:t>③ Gen Z’s demand for openness is linked to having grown up with easy access to information.</w:t>
-      </w:r>
-    </w:p>
-    <w:p>
-      <w:pPr>
-        <w:spacing w:before="0" w:after="0" w:line="269" w:lineRule="auto"/>
-        <w:ind w:left="180" w:hanging="180"/>
-        <w:snapToGrid w:val="0"/>
-      </w:pPr>
-      <w:r>
-        <w:rPr>
-          <w:rFonts w:ascii="맑은 고딕" w:hAnsi="맑은 고딕" w:eastAsia="맑은 고딕"/>
-          <w:b w:val="0"/>
-          <w:sz w:val="17"/>
-          <w:u w:val="none"/>
-        </w:rPr>
-        <w:t>④ Banks are expected to explain their fees clearly but may keep their handling of customer data private.</w:t>
-      </w:r>
-    </w:p>
-    <w:p>
-      <w:pPr>
-        <w:spacing w:before="0" w:after="0" w:line="269" w:lineRule="auto"/>
-        <w:ind w:left="180" w:hanging="180"/>
-        <w:snapToGrid w:val="0"/>
-      </w:pPr>
-      <w:r>
-        <w:rPr>
-          <w:rFonts w:ascii="맑은 고딕" w:hAnsi="맑은 고딕" w:eastAsia="맑은 고딕"/>
-          <w:b w:val="0"/>
-          <w:sz w:val="17"/>
-          <w:u w:val="none"/>
-        </w:rPr>
-        <w:t>⑤ Banks committed to environmental sustainability are likely to appeal to Gen Z.</w:t>
-      </w:r>
-    </w:p>
-    <w:p>
-      <w:pPr>
-        <w:keepNext/>
-        <w:spacing w:before="80" w:after="20" w:line="276" w:lineRule="auto"/>
-        <w:snapToGrid w:val="0"/>
-      </w:pPr>
-      <w:r>
-        <w:rPr>
-          <w:rFonts w:ascii="맑은 고딕" w:hAnsi="맑은 고딕" w:eastAsia="맑은 고딕"/>
-          <w:b/>
-          <w:sz w:val="17"/>
-          <w:u w:val="none"/>
-        </w:rPr>
-        <w:t>30-7.</w:t>
-      </w:r>
-      <w:r>
-        <w:rPr>
-          <w:rFonts w:ascii="맑은 고딕" w:hAnsi="맑은 고딕" w:eastAsia="맑은 고딕"/>
-          <w:b w:val="0"/>
-          <w:sz w:val="17"/>
-          <w:u w:val="none"/>
-        </w:rPr>
-        <w:t xml:space="preserve"> 다음 글을 읽고 답할 수 </w:t>
-      </w:r>
-      <w:r>
-        <w:rPr>
-          <w:rFonts w:ascii="맑은 고딕" w:hAnsi="맑은 고딕" w:eastAsia="맑은 고딕"/>
-          <w:b/>
-          <w:sz w:val="17"/>
-          <w:u w:val="none"/>
-        </w:rPr>
-        <w:t>없는</w:t>
-      </w:r>
-      <w:r>
-        <w:rPr>
-          <w:rFonts w:ascii="맑은 고딕" w:hAnsi="맑은 고딕" w:eastAsia="맑은 고딕"/>
-          <w:b w:val="0"/>
-          <w:sz w:val="17"/>
-          <w:u w:val="none"/>
-        </w:rPr>
-        <w:t xml:space="preserve"> 질문은? [2.7점]</w:t>
-      </w:r>
-    </w:p>
-    <w:p>
-      <w:pPr>
-        <w:spacing w:before="0" w:after="60" w:line="288" w:lineRule="auto"/>
-        <w:ind w:left="40"/>
-        <w:snapToGrid w:val="0"/>
-        <w:pBdr>
-          <w:top w:val="single" w:sz="4" w:space="2" w:color="999999"/>
-          <w:left w:val="single" w:sz="4" w:space="2" w:color="999999"/>
-          <w:bottom w:val="single" w:sz="4" w:space="2" w:color="999999"/>
-          <w:right w:val="single" w:sz="4" w:space="2" w:color="999999"/>
-        </w:pBdr>
-        <w:shd w:val="clear" w:color="auto" w:fill="F6F3EA"/>
-      </w:pPr>
-      <w:r>
-        <w:rPr>
-          <w:rFonts w:ascii="맑은 고딕" w:hAnsi="맑은 고딕" w:eastAsia="맑은 고딕"/>
-          <w:b w:val="0"/>
-          <w:sz w:val="17"/>
-          <w:u w:val="none"/>
-        </w:rPr>
-        <w:t>Convenience and technology are crucial, but they are not the only factors driving Gen Z’s financial decisions. This values-driven generation expects complete transparency from the brands it supports, because it has grown up in a world where information is freely available. Banks must therefore clearly communicate fees, terms, and conditions, as well as how they handle customers’ data. Ethical banking practices are more important than ever as well: Gen Z wants to ensure that its money is not being used to fund harmful practices. Banks that offer socially responsible investment opportunities and are committed to environmental sustainability will attract its attention.</w:t>
-      </w:r>
-    </w:p>
-    <w:p>
-      <w:pPr>
-        <w:spacing w:before="0" w:after="0" w:line="269" w:lineRule="auto"/>
-        <w:ind w:left="180" w:hanging="180"/>
-        <w:snapToGrid w:val="0"/>
-      </w:pPr>
-      <w:r>
-        <w:rPr>
-          <w:rFonts w:ascii="맑은 고딕" w:hAnsi="맑은 고딕" w:eastAsia="맑은 고딕"/>
-          <w:b w:val="0"/>
-          <w:sz w:val="17"/>
-          <w:u w:val="none"/>
-        </w:rPr>
-        <w:t>① What, besides convenience and technology, influences Gen Z’s financial decisions?</w:t>
-      </w:r>
-    </w:p>
-    <w:p>
-      <w:pPr>
-        <w:spacing w:before="0" w:after="0" w:line="269" w:lineRule="auto"/>
-        <w:ind w:left="180" w:hanging="180"/>
-        <w:snapToGrid w:val="0"/>
-      </w:pPr>
-      <w:r>
-        <w:rPr>
-          <w:rFonts w:ascii="맑은 고딕" w:hAnsi="맑은 고딕" w:eastAsia="맑은 고딕"/>
-          <w:b w:val="0"/>
-          <w:sz w:val="17"/>
-          <w:u w:val="none"/>
-        </w:rPr>
-        <w:t>② Why does Gen Z expect complete transparency from the brands it supports?</w:t>
-      </w:r>
-    </w:p>
-    <w:p>
-      <w:pPr>
-        <w:spacing w:before="0" w:after="0" w:line="269" w:lineRule="auto"/>
-        <w:ind w:left="180" w:hanging="180"/>
-        <w:snapToGrid w:val="0"/>
-      </w:pPr>
-      <w:r>
-        <w:rPr>
-          <w:rFonts w:ascii="맑은 고딕" w:hAnsi="맑은 고딕" w:eastAsia="맑은 고딕"/>
-          <w:b w:val="0"/>
-          <w:sz w:val="17"/>
-          <w:u w:val="none"/>
-        </w:rPr>
-        <w:t>③ What are banks required to communicate clearly to their customers?</w:t>
-      </w:r>
-    </w:p>
-    <w:p>
-      <w:pPr>
-        <w:spacing w:before="0" w:after="0" w:line="269" w:lineRule="auto"/>
-        <w:ind w:left="180" w:hanging="180"/>
-        <w:snapToGrid w:val="0"/>
-      </w:pPr>
-      <w:r>
-        <w:rPr>
-          <w:rFonts w:ascii="맑은 고딕" w:hAnsi="맑은 고딕" w:eastAsia="맑은 고딕"/>
-          <w:b w:val="0"/>
-          <w:sz w:val="17"/>
-          <w:u w:val="none"/>
-        </w:rPr>
-        <w:t>④ Which harmful practices are most often funded with bank customers’ money?</w:t>
-      </w:r>
-    </w:p>
-    <w:p>
-      <w:pPr>
-        <w:spacing w:before="0" w:after="0" w:line="269" w:lineRule="auto"/>
-        <w:ind w:left="180" w:hanging="180"/>
-        <w:snapToGrid w:val="0"/>
-      </w:pPr>
-      <w:r>
-        <w:rPr>
-          <w:rFonts w:ascii="맑은 고딕" w:hAnsi="맑은 고딕" w:eastAsia="맑은 고딕"/>
-          <w:b w:val="0"/>
-          <w:sz w:val="17"/>
-          <w:u w:val="none"/>
-        </w:rPr>
-        <w:t>⑤ What kinds of banks are likely to attract Gen Z’s attention?</w:t>
-      </w:r>
-    </w:p>
-    <w:p>
-      <w:pPr>
-        <w:keepNext/>
-        <w:spacing w:before="80" w:after="40" w:line="276" w:lineRule="auto"/>
-        <w:snapToGrid w:val="0"/>
-        <w:shd w:val="clear" w:color="auto" w:fill="8A3A12"/>
-      </w:pPr>
-      <w:r>
-        <w:rPr>
-          <w:rFonts w:ascii="맑은 고딕" w:hAnsi="맑은 고딕" w:eastAsia="맑은 고딕"/>
-          <w:b/>
-          <w:color w:val="FFFFFF"/>
-          <w:sz w:val="17"/>
-          <w:u w:val="none"/>
-        </w:rPr>
-        <w:t>서답형  30-서1 ~ 30-서2</w:t>
-      </w:r>
-    </w:p>
-    <w:p>
-      <w:pPr>
-        <w:keepNext/>
-        <w:spacing w:before="80" w:after="20" w:line="276" w:lineRule="auto"/>
-        <w:snapToGrid w:val="0"/>
-      </w:pPr>
-      <w:r>
-        <w:rPr>
-          <w:rFonts w:ascii="맑은 고딕" w:hAnsi="맑은 고딕" w:eastAsia="맑은 고딕"/>
-          <w:b/>
-          <w:sz w:val="17"/>
-          <w:u w:val="none"/>
-        </w:rPr>
-        <w:t>30-서1.</w:t>
-      </w:r>
-      <w:r>
-        <w:rPr>
-          <w:rFonts w:ascii="맑은 고딕" w:hAnsi="맑은 고딕" w:eastAsia="맑은 고딕"/>
-          <w:b w:val="0"/>
-          <w:sz w:val="17"/>
-          <w:u w:val="none"/>
-        </w:rPr>
-        <w:t xml:space="preserve"> 다음 글의 밑줄 친 부분과 의미가 같도록 &lt;조건&gt;에 맞게 아래 문장을 완성하시오. [3.0점]</w:t>
-      </w:r>
-    </w:p>
-    <w:p>
-      <w:pPr>
-        <w:spacing w:before="0" w:after="60" w:line="288" w:lineRule="auto"/>
-        <w:ind w:left="40"/>
-        <w:snapToGrid w:val="0"/>
-        <w:pBdr>
-          <w:top w:val="single" w:sz="4" w:space="2" w:color="999999"/>
-          <w:left w:val="single" w:sz="4" w:space="2" w:color="999999"/>
-          <w:bottom w:val="single" w:sz="4" w:space="2" w:color="999999"/>
-          <w:right w:val="single" w:sz="4" w:space="2" w:color="999999"/>
-        </w:pBdr>
-        <w:shd w:val="clear" w:color="auto" w:fill="F6F3EA"/>
-      </w:pPr>
-      <w:r>
-        <w:rPr>
-          <w:rFonts w:ascii="맑은 고딕" w:hAnsi="맑은 고딕" w:eastAsia="맑은 고딕"/>
-          <w:b w:val="0"/>
-          <w:sz w:val="17"/>
-          <w:u w:val="none"/>
-        </w:rPr>
-        <w:t xml:space="preserve">They are interested in sustainable investing, supporting businesses that match their values, and ensuring that </w:t>
-      </w:r>
-      <w:r>
-        <w:rPr>
-          <w:rFonts w:ascii="맑은 고딕" w:hAnsi="맑은 고딕" w:eastAsia="맑은 고딕"/>
-          <w:b w:val="0"/>
-          <w:sz w:val="17"/>
-          <w:u w:val="single"/>
-        </w:rPr>
-        <w:t>their money is not being used to fund harmful practices</w:t>
-      </w:r>
-      <w:r>
-        <w:rPr>
-          <w:rFonts w:ascii="맑은 고딕" w:hAnsi="맑은 고딕" w:eastAsia="맑은 고딕"/>
-          <w:b w:val="0"/>
-          <w:sz w:val="17"/>
-          <w:u w:val="none"/>
-        </w:rPr>
-        <w:t>.</w:t>
-      </w:r>
-    </w:p>
-    <w:p>
-      <w:pPr>
-        <w:spacing w:before="0" w:after="0" w:line="288" w:lineRule="auto"/>
-        <w:ind w:left="40"/>
-        <w:snapToGrid w:val="0"/>
-        <w:pBdr>
-          <w:top w:val="single" w:sz="4" w:space="2" w:color="9B6BD0"/>
-          <w:left w:val="single" w:sz="4" w:space="2" w:color="9B6BD0"/>
-          <w:bottom w:val="single" w:sz="4" w:space="2" w:color="9B6BD0"/>
-          <w:right w:val="single" w:sz="4" w:space="2" w:color="9B6BD0"/>
-        </w:pBdr>
-        <w:shd w:val="clear" w:color="auto" w:fill="FAF5FF"/>
-      </w:pPr>
-      <w:r>
-        <w:rPr>
-          <w:rFonts w:ascii="맑은 고딕" w:hAnsi="맑은 고딕" w:eastAsia="맑은 고딕"/>
-          <w:b/>
-          <w:sz w:val="17"/>
-          <w:u w:val="none"/>
-        </w:rPr>
-        <w:t>&lt;조 건&gt;</w:t>
-      </w:r>
-    </w:p>
-    <w:p>
-      <w:pPr>
-        <w:spacing w:before="0" w:after="60" w:line="288" w:lineRule="auto"/>
-        <w:ind w:left="40"/>
-        <w:snapToGrid w:val="0"/>
-        <w:pBdr>
-          <w:top w:val="single" w:sz="4" w:space="2" w:color="9B6BD0"/>
-          <w:left w:val="single" w:sz="4" w:space="2" w:color="9B6BD0"/>
-          <w:bottom w:val="single" w:sz="4" w:space="2" w:color="9B6BD0"/>
-          <w:right w:val="single" w:sz="4" w:space="2" w:color="9B6BD0"/>
-        </w:pBdr>
-        <w:shd w:val="clear" w:color="auto" w:fill="FAF5FF"/>
-      </w:pPr>
-      <w:r>
-        <w:rPr>
-          <w:rFonts w:ascii="맑은 고딕" w:hAnsi="맑은 고딕" w:eastAsia="맑은 고딕"/>
-          <w:b w:val="0"/>
-          <w:sz w:val="17"/>
-          <w:u w:val="none"/>
-        </w:rPr>
-        <w:t>1. banks를 주어로 하는 능동태로 바꿔 쓸 것</w:t>
-      </w:r>
-    </w:p>
-    <w:p>
-      <w:pPr>
-        <w:spacing w:before="0" w:after="40" w:line="360" w:lineRule="auto"/>
-        <w:snapToGrid w:val="0"/>
-      </w:pPr>
-      <w:r>
-        <w:rPr>
-          <w:rFonts w:ascii="맑은 고딕" w:hAnsi="맑은 고딕" w:eastAsia="맑은 고딕"/>
-          <w:b w:val="0"/>
-          <w:sz w:val="17"/>
-          <w:u w:val="none"/>
-        </w:rPr>
-        <w:t>→ … and ensuring that banks</w:t>
-      </w:r>
-    </w:p>
-    <w:p>
-      <w:pPr>
-        <w:spacing w:before="0" w:after="40" w:line="360" w:lineRule="auto"/>
-        <w:snapToGrid w:val="0"/>
-      </w:pPr>
-      <w:r>
-        <w:rPr>
-          <w:rFonts w:ascii="맑은 고딕" w:hAnsi="맑은 고딕" w:eastAsia="맑은 고딕"/>
-          <w:b w:val="0"/>
-          <w:sz w:val="17"/>
-          <w:u w:val="none"/>
-        </w:rPr>
-        <w:t>________  ________  ________  ________  ________</w:t>
-      </w:r>
-    </w:p>
-    <w:p>
-      <w:pPr>
-        <w:spacing w:before="0" w:after="40" w:line="360" w:lineRule="auto"/>
-        <w:snapToGrid w:val="0"/>
-      </w:pPr>
-      <w:r>
-        <w:rPr>
-          <w:rFonts w:ascii="맑은 고딕" w:hAnsi="맑은 고딕" w:eastAsia="맑은 고딕"/>
-          <w:b w:val="0"/>
-          <w:sz w:val="17"/>
-          <w:u w:val="none"/>
-        </w:rPr>
-        <w:t>________  ________  ________  ________ .</w:t>
-      </w:r>
-    </w:p>
-    <w:p>
-      <w:pPr>
-        <w:keepNext/>
-        <w:spacing w:before="80" w:after="20" w:line="276" w:lineRule="auto"/>
-        <w:snapToGrid w:val="0"/>
-      </w:pPr>
-      <w:r>
-        <w:rPr>
-          <w:rFonts w:ascii="맑은 고딕" w:hAnsi="맑은 고딕" w:eastAsia="맑은 고딕"/>
-          <w:b/>
-          <w:sz w:val="17"/>
-          <w:u w:val="none"/>
-        </w:rPr>
-        <w:t>30-서2.</w:t>
-      </w:r>
-      <w:r>
-        <w:rPr>
-          <w:rFonts w:ascii="맑은 고딕" w:hAnsi="맑은 고딕" w:eastAsia="맑은 고딕"/>
-          <w:b w:val="0"/>
-          <w:sz w:val="17"/>
-          <w:u w:val="none"/>
-        </w:rPr>
-        <w:t xml:space="preserve"> 다음 글의 내용을 요약한 문장의 빈칸 (A)~(C)에 들어갈 말을 &lt;보기&gt;에서 골라 쓰시오. (단, 필요한 경우 어형을 바꾸고, 각 빈칸에 한 단어만 쓸 것) [3.0점]</w:t>
-      </w:r>
-    </w:p>
-    <w:p>
-      <w:pPr>
-        <w:spacing w:before="0" w:after="60" w:line="288" w:lineRule="auto"/>
-        <w:ind w:left="40"/>
-        <w:snapToGrid w:val="0"/>
-        <w:pBdr>
-          <w:top w:val="single" w:sz="4" w:space="2" w:color="999999"/>
-          <w:left w:val="single" w:sz="4" w:space="2" w:color="999999"/>
-          <w:bottom w:val="single" w:sz="4" w:space="2" w:color="999999"/>
-          <w:right w:val="single" w:sz="4" w:space="2" w:color="999999"/>
-        </w:pBdr>
-        <w:shd w:val="clear" w:color="auto" w:fill="F6F3EA"/>
-      </w:pPr>
-      <w:r>
-        <w:rPr>
-          <w:rFonts w:ascii="맑은 고딕" w:hAnsi="맑은 고딕" w:eastAsia="맑은 고딕"/>
-          <w:b w:val="0"/>
-          <w:sz w:val="17"/>
-          <w:u w:val="none"/>
-        </w:rPr>
-        <w:t>Gen Z was raised in a world where information is freely available, so this generation expects complete transparency from banks about fees, terms, and conditions. Ethical banking practices are more important than ever, too. Its members want their money kept away from harmful practices, and banks that offer socially responsible investment opportunities will attract their attention.</w:t>
-      </w:r>
-    </w:p>
-    <w:p>
-      <w:pPr>
-        <w:spacing w:before="0" w:after="60" w:line="288" w:lineRule="auto"/>
-        <w:ind w:left="40"/>
-        <w:snapToGrid w:val="0"/>
-        <w:pBdr>
-          <w:top w:val="single" w:sz="4" w:space="2" w:color="C99B4E"/>
-          <w:left w:val="single" w:sz="4" w:space="2" w:color="C99B4E"/>
-          <w:bottom w:val="single" w:sz="4" w:space="2" w:color="C99B4E"/>
-          <w:right w:val="single" w:sz="4" w:space="2" w:color="C99B4E"/>
-        </w:pBdr>
-        <w:shd w:val="clear" w:color="auto" w:fill="FFF8E1"/>
-      </w:pPr>
-      <w:r>
-        <w:rPr>
-          <w:rFonts w:ascii="맑은 고딕" w:hAnsi="맑은 고딕" w:eastAsia="맑은 고딕"/>
-          <w:b w:val="0"/>
-          <w:sz w:val="17"/>
-          <w:u w:val="none"/>
-        </w:rPr>
-        <w:t>Having ___(A)___ up with easy access to information, Gen Z expects banks to be transparent, and it is ___(B)___ to institutions whose investments are ___(C)___ with its ethical values.</w:t>
-      </w:r>
-    </w:p>
-    <w:p>
-      <w:pPr>
-        <w:spacing w:before="0" w:after="60" w:line="288" w:lineRule="auto"/>
-        <w:ind w:left="40"/>
-        <w:snapToGrid w:val="0"/>
-        <w:pBdr>
-          <w:top w:val="single" w:sz="4" w:space="2" w:color="9B6BD0"/>
-          <w:left w:val="single" w:sz="4" w:space="2" w:color="9B6BD0"/>
-          <w:bottom w:val="single" w:sz="4" w:space="2" w:color="9B6BD0"/>
-          <w:right w:val="single" w:sz="4" w:space="2" w:color="9B6BD0"/>
-        </w:pBdr>
-        <w:shd w:val="clear" w:color="auto" w:fill="FAF5FF"/>
-      </w:pPr>
-      <w:r>
-        <w:rPr>
-          <w:rFonts w:ascii="맑은 고딕" w:hAnsi="맑은 고딕" w:eastAsia="맑은 고딕"/>
-          <w:b/>
-          <w:sz w:val="17"/>
-          <w:u w:val="none"/>
-        </w:rPr>
-        <w:t>&lt;보 기&gt;</w:t>
-      </w:r>
-      <w:r>
-        <w:rPr>
-          <w:rFonts w:ascii="맑은 고딕" w:hAnsi="맑은 고딕" w:eastAsia="맑은 고딕"/>
-          <w:b w:val="0"/>
-          <w:sz w:val="17"/>
-          <w:u w:val="none"/>
-        </w:rPr>
-        <w:t xml:space="preserve"> handle / grow / lack / draw / bank / fund / align / expect / communicate / harm / offer / doubt</w:t>
-      </w:r>
-    </w:p>
-    <w:p>
-      <w:pPr>
-        <w:spacing w:before="0" w:after="40" w:line="360" w:lineRule="auto"/>
-        <w:snapToGrid w:val="0"/>
-      </w:pPr>
-      <w:r>
-        <w:rPr>
-          <w:rFonts w:ascii="맑은 고딕" w:hAnsi="맑은 고딕" w:eastAsia="맑은 고딕"/>
-          <w:b w:val="0"/>
-          <w:sz w:val="17"/>
-          <w:u w:val="none"/>
-        </w:rPr>
-        <w:t>(A) ______________   (B) ______________   (C) ______________</w:t>
-      </w:r>
-    </w:p>
-    <w:p>
-      <w:pPr>
-        <w:keepNext/>
-        <w:spacing w:before="80" w:after="40" w:line="276" w:lineRule="auto"/>
-        <w:snapToGrid w:val="0"/>
-        <w:shd w:val="clear" w:color="auto" w:fill="6B21A8"/>
-      </w:pPr>
-      <w:r>
-        <w:rPr>
-          <w:rFonts w:ascii="맑은 고딕" w:hAnsi="맑은 고딕" w:eastAsia="맑은 고딕"/>
-          <w:b/>
-          <w:color w:val="FFFFFF"/>
-          <w:sz w:val="17"/>
-          <w:u w:val="none"/>
-        </w:rPr>
-        <w:t>[지문 구조]  ※ 앞 문항을 모두 푼 뒤에 풀 것</w:t>
-      </w:r>
-    </w:p>
-    <w:p>
-      <w:pPr>
-        <w:keepNext/>
-        <w:spacing w:before="80" w:after="20" w:line="276" w:lineRule="auto"/>
-        <w:snapToGrid w:val="0"/>
-      </w:pPr>
-      <w:r>
-        <w:rPr>
-          <w:rFonts w:ascii="맑은 고딕" w:hAnsi="맑은 고딕" w:eastAsia="맑은 고딕"/>
-          <w:b/>
-          <w:sz w:val="17"/>
-          <w:u w:val="none"/>
-        </w:rPr>
-        <w:t>30-8.</w:t>
-      </w:r>
-      <w:r>
-        <w:rPr>
-          <w:rFonts w:ascii="맑은 고딕" w:hAnsi="맑은 고딕" w:eastAsia="맑은 고딕"/>
-          <w:b w:val="0"/>
-          <w:sz w:val="17"/>
-          <w:u w:val="none"/>
-        </w:rPr>
-        <w:t xml:space="preserve"> 주어진 글 다음에 이어질 글의 순서로 가장 적절한 것은? [2.7점]</w:t>
-      </w:r>
-    </w:p>
-    <w:p>
-      <w:pPr>
-        <w:spacing w:before="0" w:after="60" w:line="288" w:lineRule="auto"/>
-        <w:ind w:left="40"/>
-        <w:snapToGrid w:val="0"/>
-        <w:pBdr>
-          <w:top w:val="single" w:sz="4" w:space="2" w:color="C99B4E"/>
-          <w:left w:val="single" w:sz="4" w:space="2" w:color="C99B4E"/>
-          <w:bottom w:val="single" w:sz="4" w:space="2" w:color="C99B4E"/>
-          <w:right w:val="single" w:sz="4" w:space="2" w:color="C99B4E"/>
-        </w:pBdr>
-        <w:shd w:val="clear" w:color="auto" w:fill="FFF8E1"/>
-      </w:pPr>
-      <w:r>
-        <w:rPr>
-          <w:rFonts w:ascii="맑은 고딕" w:hAnsi="맑은 고딕" w:eastAsia="맑은 고딕"/>
-          <w:b w:val="0"/>
-          <w:sz w:val="17"/>
-          <w:u w:val="none"/>
-        </w:rPr>
-        <w:t>While convenience and technology are crucial, they are not the only factors driving Gen Z’s financial decisions. This generation is incredibly values-driven, and they want to bank with institutions that match their personal beliefs and values.</w:t>
-      </w:r>
-    </w:p>
-    <w:p>
-      <w:pPr>
-        <w:spacing w:before="0" w:after="0" w:line="288" w:lineRule="auto"/>
-        <w:ind w:left="40"/>
-        <w:snapToGrid w:val="0"/>
-        <w:pBdr>
-          <w:top w:val="single" w:sz="4" w:space="2" w:color="999999"/>
-          <w:left w:val="single" w:sz="4" w:space="2" w:color="999999"/>
-          <w:bottom w:val="single" w:sz="4" w:space="2" w:color="999999"/>
-          <w:right w:val="single" w:sz="4" w:space="2" w:color="999999"/>
-        </w:pBdr>
-        <w:shd w:val="clear" w:color="auto" w:fill="F6F3EA"/>
-      </w:pPr>
-      <w:r>
-        <w:rPr>
-          <w:rFonts w:ascii="맑은 고딕" w:hAnsi="맑은 고딕" w:eastAsia="맑은 고딕"/>
-          <w:b/>
-          <w:sz w:val="17"/>
-          <w:u w:val="none"/>
-        </w:rPr>
-        <w:t>(A)</w:t>
-      </w:r>
-      <w:r>
-        <w:rPr>
-          <w:rFonts w:ascii="맑은 고딕" w:hAnsi="맑은 고딕" w:eastAsia="맑은 고딕"/>
-          <w:b w:val="0"/>
-          <w:sz w:val="17"/>
-          <w:u w:val="none"/>
-        </w:rPr>
-        <w:t xml:space="preserve"> Gen Z cares about the environment, social justice, and the ethical implications of their financial decisions. They are interested in sustainable investing and in ensuring that their money is not being used to fund harmful practices. Banks that are committed to environmental sustainability will attract Gen Z’s attention.</w:t>
-      </w:r>
-    </w:p>
-    <w:p>
-      <w:pPr>
-        <w:spacing w:before="0" w:after="0" w:line="288" w:lineRule="auto"/>
-        <w:ind w:left="40"/>
-        <w:snapToGrid w:val="0"/>
-        <w:pBdr>
-          <w:top w:val="single" w:sz="4" w:space="2" w:color="999999"/>
-          <w:left w:val="single" w:sz="4" w:space="2" w:color="999999"/>
-          <w:bottom w:val="single" w:sz="4" w:space="2" w:color="999999"/>
-          <w:right w:val="single" w:sz="4" w:space="2" w:color="999999"/>
-        </w:pBdr>
-        <w:shd w:val="clear" w:color="auto" w:fill="F6F3EA"/>
-      </w:pPr>
-      <w:r>
-        <w:rPr>
-          <w:rFonts w:ascii="맑은 고딕" w:hAnsi="맑은 고딕" w:eastAsia="맑은 고딕"/>
-          <w:b/>
-          <w:sz w:val="17"/>
-          <w:u w:val="none"/>
-        </w:rPr>
-        <w:t>(B)</w:t>
-      </w:r>
-      <w:r>
-        <w:rPr>
-          <w:rFonts w:ascii="맑은 고딕" w:hAnsi="맑은 고딕" w:eastAsia="맑은 고딕"/>
-          <w:b w:val="0"/>
-          <w:sz w:val="17"/>
-          <w:u w:val="none"/>
-        </w:rPr>
-        <w:t xml:space="preserve"> Transparency is vital. Gen Z is skeptical of large corporations and institutions without accountability. They have grown up in a world where information is freely available, and they expect complete transparency from the brands they support.</w:t>
-      </w:r>
-    </w:p>
-    <w:p>
-      <w:pPr>
-        <w:spacing w:before="0" w:after="60" w:line="288" w:lineRule="auto"/>
-        <w:ind w:left="40"/>
-        <w:snapToGrid w:val="0"/>
-        <w:pBdr>
-          <w:top w:val="single" w:sz="4" w:space="2" w:color="999999"/>
-          <w:left w:val="single" w:sz="4" w:space="2" w:color="999999"/>
-          <w:bottom w:val="single" w:sz="4" w:space="2" w:color="999999"/>
-          <w:right w:val="single" w:sz="4" w:space="2" w:color="999999"/>
-        </w:pBdr>
-        <w:shd w:val="clear" w:color="auto" w:fill="F6F3EA"/>
-      </w:pPr>
-      <w:r>
-        <w:rPr>
-          <w:rFonts w:ascii="맑은 고딕" w:hAnsi="맑은 고딕" w:eastAsia="맑은 고딕"/>
-          <w:b/>
-          <w:sz w:val="17"/>
-          <w:u w:val="none"/>
-        </w:rPr>
-        <w:t>(C)</w:t>
-      </w:r>
-      <w:r>
-        <w:rPr>
-          <w:rFonts w:ascii="맑은 고딕" w:hAnsi="맑은 고딕" w:eastAsia="맑은 고딕"/>
-          <w:b w:val="0"/>
-          <w:sz w:val="17"/>
-          <w:u w:val="none"/>
-        </w:rPr>
-        <w:t xml:space="preserve"> Banks, for example, must clearly communicate fees, terms, and conditions, as well as how they handle customers’ data. Moreover, ethical banking practices are more important than ever.</w:t>
-      </w:r>
-    </w:p>
-    <w:p>
-      <w:pPr>
-        <w:spacing w:before="0" w:after="0" w:line="269" w:lineRule="auto"/>
-        <w:ind w:left="180" w:hanging="180"/>
-        <w:snapToGrid w:val="0"/>
-      </w:pPr>
-      <w:r>
-        <w:rPr>
-          <w:rFonts w:ascii="맑은 고딕" w:hAnsi="맑은 고딕" w:eastAsia="맑은 고딕"/>
-          <w:b w:val="0"/>
-          <w:sz w:val="17"/>
-          <w:u w:val="none"/>
-        </w:rPr>
-        <w:t>① (A) – (C) – (B)</w:t>
-      </w:r>
-    </w:p>
-    <w:p>
-      <w:pPr>
-        <w:spacing w:before="0" w:after="0" w:line="269" w:lineRule="auto"/>
-        <w:ind w:left="180" w:hanging="180"/>
-        <w:snapToGrid w:val="0"/>
-      </w:pPr>
-      <w:r>
-        <w:rPr>
-          <w:rFonts w:ascii="맑은 고딕" w:hAnsi="맑은 고딕" w:eastAsia="맑은 고딕"/>
-          <w:b w:val="0"/>
-          <w:sz w:val="17"/>
-          <w:u w:val="none"/>
-        </w:rPr>
-        <w:t>② (B) – (A) – (C)</w:t>
-      </w:r>
-    </w:p>
-    <w:p>
-      <w:pPr>
-        <w:spacing w:before="0" w:after="0" w:line="269" w:lineRule="auto"/>
-        <w:ind w:left="180" w:hanging="180"/>
-        <w:snapToGrid w:val="0"/>
-      </w:pPr>
-      <w:r>
-        <w:rPr>
-          <w:rFonts w:ascii="맑은 고딕" w:hAnsi="맑은 고딕" w:eastAsia="맑은 고딕"/>
-          <w:b w:val="0"/>
-          <w:sz w:val="17"/>
-          <w:u w:val="none"/>
-        </w:rPr>
-        <w:t>③ (B) – (C) – (A)</w:t>
-      </w:r>
-    </w:p>
-    <w:p>
-      <w:pPr>
-        <w:spacing w:before="0" w:after="0" w:line="269" w:lineRule="auto"/>
-        <w:ind w:left="180" w:hanging="180"/>
-        <w:snapToGrid w:val="0"/>
-      </w:pPr>
-      <w:r>
-        <w:rPr>
-          <w:rFonts w:ascii="맑은 고딕" w:hAnsi="맑은 고딕" w:eastAsia="맑은 고딕"/>
-          <w:b w:val="0"/>
-          <w:sz w:val="17"/>
-          <w:u w:val="none"/>
-        </w:rPr>
-        <w:t>④ (C) – (A) – (B)</w:t>
-      </w:r>
-    </w:p>
-    <w:p>
-      <w:pPr>
-        <w:spacing w:before="0" w:after="0" w:line="269" w:lineRule="auto"/>
-        <w:ind w:left="180" w:hanging="180"/>
-        <w:snapToGrid w:val="0"/>
-      </w:pPr>
-      <w:r>
-        <w:rPr>
-          <w:rFonts w:ascii="맑은 고딕" w:hAnsi="맑은 고딕" w:eastAsia="맑은 고딕"/>
-          <w:b w:val="0"/>
-          <w:sz w:val="17"/>
-          <w:u w:val="none"/>
-        </w:rPr>
-        <w:t>⑤ (C) – (B) – (A)</w:t>
+        <w:t>① ①    ② ②    ③ ③    ④ ④    ⑤ ⑤</w:t>
       </w:r>
     </w:p>
     <w:p>
@@ -4290,7 +4064,7 @@
           <w:sz w:val="15"/>
           <w:u w:val="none"/>
         </w:rPr>
-        <w:t xml:space="preserve"> 정답 ④</w:t>
+        <w:t xml:space="preserve"> 정답 ② — (a) ○ (b) ○ (c) ✕ (d) ✕ (e) ✕</w:t>
       </w:r>
     </w:p>
     <w:p>
@@ -4315,7 +4089,7 @@
           <w:sz w:val="15"/>
           <w:u w:val="none"/>
         </w:rPr>
-        <w:t xml:space="preserve"> 정답 ①</w:t>
+        <w:t xml:space="preserve"> 정답 ① — ⓑ matches → match / ⓓ which → where</w:t>
       </w:r>
     </w:p>
     <w:p>
@@ -4340,7 +4114,7 @@
           <w:sz w:val="15"/>
           <w:u w:val="none"/>
         </w:rPr>
-        <w:t xml:space="preserve"> 정답 ①</w:t>
+        <w:t xml:space="preserve"> 정답 ⑤ — vital · harmful · are</w:t>
       </w:r>
     </w:p>
     <w:p>
@@ -4365,7 +4139,7 @@
           <w:sz w:val="15"/>
           <w:u w:val="none"/>
         </w:rPr>
-        <w:t xml:space="preserve"> 정답 ③ (ensure → lack)</w:t>
+        <w:t xml:space="preserve"> 정답 ③</w:t>
       </w:r>
     </w:p>
     <w:p>
@@ -4390,7 +4164,7 @@
           <w:sz w:val="15"/>
           <w:u w:val="none"/>
         </w:rPr>
-        <w:t xml:space="preserve"> 정답 ①, ④</w:t>
+        <w:t xml:space="preserve"> 정답 ①</w:t>
       </w:r>
     </w:p>
     <w:p>
@@ -4415,7 +4189,7 @@
           <w:sz w:val="15"/>
           <w:u w:val="none"/>
         </w:rPr>
-        <w:t xml:space="preserve"> 정답 ④</w:t>
+        <w:t xml:space="preserve"> 정답 ③</w:t>
       </w:r>
     </w:p>
     <w:p>
@@ -4465,7 +4239,7 @@
           <w:sz w:val="15"/>
           <w:u w:val="none"/>
         </w:rPr>
-        <w:t xml:space="preserve"> are not using their money to fund harmful practices</w:t>
+        <w:t xml:space="preserve"> (1) transparent  (2) ethically  (3) responsibly</w:t>
       </w:r>
     </w:p>
     <w:p>
@@ -4490,7 +4264,7 @@
           <w:sz w:val="15"/>
           <w:u w:val="none"/>
         </w:rPr>
-        <w:t xml:space="preserve"> (A) grown  (B) drawn  (C) aligned</w:t>
+        <w:t xml:space="preserve"> Gen Z’s attention will be attracted by banks that offer socially responsible investment opportunities and are committed to environmental sustainability.</w:t>
       </w:r>
     </w:p>
     <w:p>
@@ -4515,7 +4289,7 @@
           <w:sz w:val="15"/>
           <w:u w:val="none"/>
         </w:rPr>
-        <w:t xml:space="preserve"> 정답 ③ (B) – (C) – (A)</w:t>
+        <w:t xml:space="preserve"> 정답 ③</w:t>
       </w:r>
     </w:p>
     <w:p>
@@ -4565,7 +4339,7 @@
           <w:sz w:val="14"/>
           <w:u w:val="none"/>
         </w:rPr>
-        <w:t>④ [열 교차]</w:t>
+        <w:t>(c) [관용 수동 함정]</w:t>
       </w:r>
       <w:r>
         <w:rPr>
@@ -4574,7 +4348,7 @@
           <w:sz w:val="14"/>
           <w:u w:val="none"/>
         </w:rPr>
-        <w:t xml:space="preserve"> 데이터 처리 방식 설명은 A의 ‘수수료를 명시해야 하나?’에 이어 B가 too로 덧붙인 </w:t>
+        <w:t xml:space="preserve"> 은행이 ‘행동하는’ 주체라 능동처럼 보이지만 be committed to는 형용사적 수동 관용구. </w:t>
       </w:r>
       <w:r>
         <w:rPr>
@@ -4583,7 +4357,7 @@
           <w:sz w:val="14"/>
           <w:u w:val="none"/>
         </w:rPr>
-        <w:t>투명성</w:t>
+        <w:t>(d)</w:t>
       </w:r>
       <w:r>
         <w:rPr>
@@ -4592,25 +4366,7 @@
           <w:sz w:val="14"/>
           <w:u w:val="none"/>
         </w:rPr>
-        <w:t xml:space="preserve"> 항목이다. ‘데이터 보호 = 윤리’라는 배경지식으로 읽으면 맞아 보이는 함정 — 대화의 First / the second thing 경계로 판단해야 한다. </w:t>
-      </w:r>
-      <w:r>
-        <w:rPr>
-          <w:rFonts w:ascii="맑은 고딕" w:hAnsi="맑은 고딕" w:eastAsia="맑은 고딕"/>
-          <w:b/>
-          <w:sz w:val="14"/>
-          <w:u w:val="none"/>
-        </w:rPr>
-        <w:t>① [한 끗]</w:t>
-      </w:r>
-      <w:r>
-        <w:rPr>
-          <w:rFonts w:ascii="맑은 고딕" w:hAnsi="맑은 고딕" w:eastAsia="맑은 고딕"/>
-          <w:b w:val="0"/>
-          <w:sz w:val="14"/>
-          <w:u w:val="none"/>
-        </w:rPr>
-        <w:t xml:space="preserve"> can’t be held accountable → unaccountable 환언.</w:t>
+        <w:t xml:space="preserve"> skeptical of ↔ trusting of 반의 관계. ①은 (c)에 걸린 경우.</w:t>
       </w:r>
     </w:p>
     <w:p>
@@ -4635,7 +4391,7 @@
           <w:sz w:val="14"/>
           <w:u w:val="none"/>
         </w:rPr>
-        <w:t xml:space="preserve"> 원문 match their personal beliefs and values를 match → stand for the same, beliefs and values → principles they hold로 2단계 환언. </w:t>
+        <w:t xml:space="preserve"> </w:t>
       </w:r>
       <w:r>
         <w:rPr>
@@ -4644,7 +4400,7 @@
           <w:sz w:val="14"/>
           <w:u w:val="none"/>
         </w:rPr>
-        <w:t>② [앞 문장 반복]</w:t>
+        <w:t>ⓕ [decoy]</w:t>
       </w:r>
       <w:r>
         <w:rPr>
@@ -4653,7 +4409,7 @@
           <w:sz w:val="14"/>
           <w:u w:val="none"/>
         </w:rPr>
-        <w:t xml:space="preserve"> 바로 앞에서 ‘유일한 요인이 아니다’라고 넘어선 내용. </w:t>
+        <w:t xml:space="preserve"> being used가 낯설어 고치고 싶지만 진행형 수동(be being p.p.)으로 정확. </w:t>
       </w:r>
       <w:r>
         <w:rPr>
@@ -4662,7 +4418,7 @@
           <w:sz w:val="14"/>
           <w:u w:val="none"/>
         </w:rPr>
-        <w:t>④ [한 끗]</w:t>
+        <w:t>ⓐ [decoy]</w:t>
       </w:r>
       <w:r>
         <w:rPr>
@@ -4671,25 +4427,7 @@
           <w:sz w:val="14"/>
           <w:u w:val="none"/>
         </w:rPr>
-        <w:t xml:space="preserve"> 수수료·투명성 소재를 쓰지만, 본문은 수수료를 ‘명확히 알리라’는 것이지 고객이 정하게 하라는 것이 아니다. </w:t>
-      </w:r>
-      <w:r>
-        <w:rPr>
-          <w:rFonts w:ascii="맑은 고딕" w:hAnsi="맑은 고딕" w:eastAsia="맑은 고딕"/>
-          <w:b/>
-          <w:sz w:val="14"/>
-          <w:u w:val="none"/>
-        </w:rPr>
-        <w:t>⑤ [한 끗]</w:t>
-      </w:r>
-      <w:r>
-        <w:rPr>
-          <w:rFonts w:ascii="맑은 고딕" w:hAnsi="맑은 고딕" w:eastAsia="맑은 고딕"/>
-          <w:b w:val="0"/>
-          <w:sz w:val="14"/>
-          <w:u w:val="none"/>
-        </w:rPr>
-        <w:t xml:space="preserve"> beliefs·data 소재를 섞은 함정 — 신념을 ‘비공개로 지키는’ 것이 아니라 ‘공유하는’ 기관.</w:t>
+        <w:t xml:space="preserve"> factors that drive의 축약. 정답이 2개뿐이라 ④처럼 하나를 더 고르면 오답.</w:t>
       </w:r>
     </w:p>
     <w:p>
@@ -4723,7 +4461,7 @@
           <w:sz w:val="14"/>
           <w:u w:val="none"/>
         </w:rPr>
-        <w:t>② [한 끗]</w:t>
+        <w:t>② [부정어 함정]</w:t>
       </w:r>
       <w:r>
         <w:rPr>
@@ -4732,7 +4470,7 @@
           <w:sz w:val="14"/>
           <w:u w:val="none"/>
         </w:rPr>
-        <w:t xml:space="preserve"> (A)는 맞지만 (B)가 ‘수익’ — 글은 수익이 아니라 돈의 쓰임새를 말한다. </w:t>
+        <w:t xml:space="preserve"> not being used to fund와 결합 → beneficial이면 ‘이로운 곳에 쓰이지 않기를’ — 모순. </w:t>
       </w:r>
       <w:r>
         <w:rPr>
@@ -4750,43 +4488,7 @@
           <w:sz w:val="14"/>
           <w:u w:val="none"/>
         </w:rPr>
-        <w:t xml:space="preserve"> (B)는 맞지만 (A)가 정반대 — 데이터 ‘보호’라는 그럴듯한 말로 ‘적게 공개’를 포장. </w:t>
-      </w:r>
-      <w:r>
-        <w:rPr>
-          <w:rFonts w:ascii="맑은 고딕" w:hAnsi="맑은 고딕" w:eastAsia="맑은 고딕"/>
-          <w:b/>
-          <w:sz w:val="14"/>
-          <w:u w:val="none"/>
-        </w:rPr>
-        <w:t>④</w:t>
-      </w:r>
-      <w:r>
-        <w:rPr>
-          <w:rFonts w:ascii="맑은 고딕" w:hAnsi="맑은 고딕" w:eastAsia="맑은 고딕"/>
-          <w:b w:val="0"/>
-          <w:sz w:val="14"/>
-          <w:u w:val="none"/>
-        </w:rPr>
-        <w:t xml:space="preserve"> 대기업·기관은 오히려 회의의 대상. </w:t>
-      </w:r>
-      <w:r>
-        <w:rPr>
-          <w:rFonts w:ascii="맑은 고딕" w:hAnsi="맑은 고딕" w:eastAsia="맑은 고딕"/>
-          <w:b/>
-          <w:sz w:val="14"/>
-          <w:u w:val="none"/>
-        </w:rPr>
-        <w:t>⑤</w:t>
-      </w:r>
-      <w:r>
-        <w:rPr>
-          <w:rFonts w:ascii="맑은 고딕" w:hAnsi="맑은 고딕" w:eastAsia="맑은 고딕"/>
-          <w:b w:val="0"/>
-          <w:sz w:val="14"/>
-          <w:u w:val="none"/>
-        </w:rPr>
-        <w:t xml:space="preserve"> 편리함·비용은 ‘Beyond convenience’로 이미 넘어선 내용.</w:t>
+        <w:t xml:space="preserve"> (C)만 is — 바로 앞 opportunities·sustainability가 아니라 선행사 Banks에 일치.</w:t>
       </w:r>
     </w:p>
     <w:p>
@@ -4811,7 +4513,7 @@
           <w:sz w:val="14"/>
           <w:u w:val="none"/>
         </w:rPr>
-        <w:t xml:space="preserve"> 투명성을 중시하는 세대가 책임성을 ‘보장하는’ 기관을 의심할 이유가 없다 → </w:t>
+        <w:t xml:space="preserve"> </w:t>
       </w:r>
       <w:r>
         <w:rPr>
@@ -4820,7 +4522,7 @@
           <w:sz w:val="14"/>
           <w:u w:val="none"/>
         </w:rPr>
-        <w:t>lack</w:t>
+        <w:t>③ [이중 반전]</w:t>
       </w:r>
       <w:r>
         <w:rPr>
@@ -4829,7 +4531,7 @@
           <w:sz w:val="14"/>
           <w:u w:val="none"/>
         </w:rPr>
-        <w:t xml:space="preserve">(결여하다). skeptical(부정) + lack(부정)의 이중 부정 구조를 끝까지 읽어야 잡힌다. </w:t>
+        <w:t xml:space="preserve"> 성장 환경(자유 → 제한)과 기대(완전 → 크지 않음)를 모두 뒤집었다. </w:t>
       </w:r>
       <w:r>
         <w:rPr>
@@ -4838,7 +4540,7 @@
           <w:sz w:val="14"/>
           <w:u w:val="none"/>
         </w:rPr>
-        <w:t>① [한 끗 함정]</w:t>
+        <w:t>④</w:t>
       </w:r>
       <w:r>
         <w:rPr>
@@ -4847,25 +4549,7 @@
           <w:sz w:val="14"/>
           <w:u w:val="none"/>
         </w:rPr>
-        <w:t xml:space="preserve"> 뒤에서 ‘유일한 요인이 아니다’라고 하니 crucial이 틀려 보이지만, While(양보)이므로 ‘중요하긴 하지만’이 맞다. </w:t>
-      </w:r>
-      <w:r>
-        <w:rPr>
-          <w:rFonts w:ascii="맑은 고딕" w:hAnsi="맑은 고딕" w:eastAsia="맑은 고딕"/>
-          <w:b/>
-          <w:sz w:val="14"/>
-          <w:u w:val="none"/>
-        </w:rPr>
-        <w:t>④ [한 끗 함정]</w:t>
-      </w:r>
-      <w:r>
-        <w:rPr>
-          <w:rFonts w:ascii="맑은 고딕" w:hAnsi="맑은 고딕" w:eastAsia="맑은 고딕"/>
-          <w:b w:val="0"/>
-          <w:sz w:val="14"/>
-          <w:u w:val="none"/>
-        </w:rPr>
-        <w:t xml:space="preserve"> 정도를 낮춰 partial로 의심하기 쉬우나 freely available에서 자란 세대의 기대이므로 complete.</w:t>
+        <w:t xml:space="preserve"> as well as 뒤의 데이터 처리까지 포함 — 참.</w:t>
       </w:r>
     </w:p>
     <w:p>
@@ -4899,7 +4583,7 @@
           <w:sz w:val="14"/>
           <w:u w:val="none"/>
         </w:rPr>
-        <w:t>①</w:t>
+        <w:t>① [절대어]</w:t>
       </w:r>
       <w:r>
         <w:rPr>
@@ -4908,7 +4592,7 @@
           <w:sz w:val="14"/>
           <w:u w:val="none"/>
         </w:rPr>
-        <w:t xml:space="preserve"> 기준 ⓐ 충족. </w:t>
+        <w:t xml:space="preserve"> no longer matter at all — 두 글 모두 crucial / still matter라고 명시. </w:t>
       </w:r>
       <w:r>
         <w:rPr>
@@ -4917,7 +4601,7 @@
           <w:sz w:val="14"/>
           <w:u w:val="none"/>
         </w:rPr>
-        <w:t>④</w:t>
+        <w:t>④ [한 끗 정답지]</w:t>
       </w:r>
       <w:r>
         <w:rPr>
@@ -4926,61 +4610,7 @@
           <w:sz w:val="14"/>
           <w:u w:val="none"/>
         </w:rPr>
-        <w:t xml:space="preserve"> 기준 ⓑ 충족. </w:t>
-      </w:r>
-      <w:r>
-        <w:rPr>
-          <w:rFonts w:ascii="맑은 고딕" w:hAnsi="맑은 고딕" w:eastAsia="맑은 고딕"/>
-          <w:b/>
-          <w:sz w:val="14"/>
-          <w:u w:val="none"/>
-        </w:rPr>
-        <w:t>② [편리함 함정]</w:t>
-      </w:r>
-      <w:r>
-        <w:rPr>
-          <w:rFonts w:ascii="맑은 고딕" w:hAnsi="맑은 고딕" w:eastAsia="맑은 고딕"/>
-          <w:b w:val="0"/>
-          <w:sz w:val="14"/>
-          <w:u w:val="none"/>
-        </w:rPr>
-        <w:t xml:space="preserve"> 기술·편리함은 ‘유일한 요인이 아니며’, 수수료를 늦게 공개 → ⓐ 위반. </w:t>
-      </w:r>
-      <w:r>
-        <w:rPr>
-          <w:rFonts w:ascii="맑은 고딕" w:hAnsi="맑은 고딕" w:eastAsia="맑은 고딕"/>
-          <w:b/>
-          <w:sz w:val="14"/>
-          <w:u w:val="none"/>
-        </w:rPr>
-        <w:t>③ [겉과 속의 불일치]</w:t>
-      </w:r>
-      <w:r>
-        <w:rPr>
-          <w:rFonts w:ascii="맑은 고딕" w:hAnsi="맑은 고딕" w:eastAsia="맑은 고딕"/>
-          <w:b w:val="0"/>
-          <w:sz w:val="14"/>
-          <w:u w:val="none"/>
-        </w:rPr>
-        <w:t xml:space="preserve"> 환경을 내세워 가장 그럴듯하지만 실제로는 해로운 관행에 자금 → ⓑ 위반(진짜 헌신이 아님). </w:t>
-      </w:r>
-      <w:r>
-        <w:rPr>
-          <w:rFonts w:ascii="맑은 고딕" w:hAnsi="맑은 고딕" w:eastAsia="맑은 고딕"/>
-          <w:b/>
-          <w:sz w:val="14"/>
-          <w:u w:val="none"/>
-        </w:rPr>
-        <w:t>⑤</w:t>
-      </w:r>
-      <w:r>
-        <w:rPr>
-          <w:rFonts w:ascii="맑은 고딕" w:hAnsi="맑은 고딕" w:eastAsia="맑은 고딕"/>
-          <w:b w:val="0"/>
-          <w:sz w:val="14"/>
-          <w:u w:val="none"/>
-        </w:rPr>
-        <w:t xml:space="preserve"> 수익이 높아도 투자처 비공개 → ⓐ·ⓑ 모두 미충족.</w:t>
+        <w:t xml:space="preserve"> not the only / no longer enough의 정확한 환언 — 어려워 보여도 참.</w:t>
       </w:r>
     </w:p>
     <w:p>
@@ -5014,7 +4644,7 @@
           <w:sz w:val="14"/>
           <w:u w:val="none"/>
         </w:rPr>
-        <w:t>④ [부분 일치 + 뒷부분 반전]</w:t>
+        <w:t>① [양보절 함정]</w:t>
       </w:r>
       <w:r>
         <w:rPr>
@@ -5023,7 +4653,7 @@
           <w:sz w:val="14"/>
           <w:u w:val="none"/>
         </w:rPr>
-        <w:t xml:space="preserve"> 앞 절은 본문과 같고 뒤 절만 뒤집었다 — A as well as B의 B를 놓치면 일치로 보인다. </w:t>
+        <w:t xml:space="preserve"> 첫 문장의 convenience and technology는 ‘그것만이 아니다’를 말하기 위한 양보. </w:t>
       </w:r>
       <w:r>
         <w:rPr>
@@ -5032,7 +4662,7 @@
           <w:sz w:val="14"/>
           <w:u w:val="none"/>
         </w:rPr>
-        <w:t>③ [한 끗]</w:t>
+        <w:t>⑤ [지엽어]</w:t>
       </w:r>
       <w:r>
         <w:rPr>
@@ -5041,7 +4671,7 @@
           <w:sz w:val="14"/>
           <w:u w:val="none"/>
         </w:rPr>
-        <w:t xml:space="preserve"> Having grown up … expect의 분사구문을 인과로 환언한 일치 선지. </w:t>
+        <w:t xml:space="preserve"> fees는 투명성의 예시 소재일 뿐. </w:t>
       </w:r>
       <w:r>
         <w:rPr>
@@ -5059,7 +4689,7 @@
           <w:sz w:val="14"/>
           <w:u w:val="none"/>
         </w:rPr>
-        <w:t xml:space="preserve"> doubt → distrust.</w:t>
+        <w:t xml:space="preserve"> sustainable investing에 관심 — 정반대.</w:t>
       </w:r>
     </w:p>
     <w:p>
@@ -5093,7 +4723,7 @@
           <w:sz w:val="14"/>
           <w:u w:val="none"/>
         </w:rPr>
-        <w:t>④</w:t>
+        <w:t>④ [소재어 재사용 함정]</w:t>
       </w:r>
       <w:r>
         <w:rPr>
@@ -5102,43 +4732,7 @@
           <w:sz w:val="14"/>
           <w:u w:val="none"/>
         </w:rPr>
-        <w:t xml:space="preserve"> harmful practices라는 표현만 있을 뿐 </w:t>
-      </w:r>
-      <w:r>
-        <w:rPr>
-          <w:rFonts w:ascii="맑은 고딕" w:hAnsi="맑은 고딕" w:eastAsia="맑은 고딕"/>
-          <w:b/>
-          <w:sz w:val="14"/>
-          <w:u w:val="none"/>
-        </w:rPr>
-        <w:t>어떤</w:t>
-      </w:r>
-      <w:r>
-        <w:rPr>
-          <w:rFonts w:ascii="맑은 고딕" w:hAnsi="맑은 고딕" w:eastAsia="맑은 고딕"/>
-          <w:b w:val="0"/>
-          <w:sz w:val="14"/>
-          <w:u w:val="none"/>
-        </w:rPr>
-        <w:t xml:space="preserve"> 관행인지, 무엇이 가장 흔한지는 나오지 않는다. 본문 어구(fund·harmful practices·money)를 그대로 써서 답할 수 있어 보이게 한 함정. </w:t>
-      </w:r>
-      <w:r>
-        <w:rPr>
-          <w:rFonts w:ascii="맑은 고딕" w:hAnsi="맑은 고딕" w:eastAsia="맑은 고딕"/>
-          <w:b/>
-          <w:sz w:val="14"/>
-          <w:u w:val="none"/>
-        </w:rPr>
-        <w:t>② [한 끗]</w:t>
-      </w:r>
-      <w:r>
-        <w:rPr>
-          <w:rFonts w:ascii="맑은 고딕" w:hAnsi="맑은 고딕" w:eastAsia="맑은 고딕"/>
-          <w:b w:val="0"/>
-          <w:sz w:val="14"/>
-          <w:u w:val="none"/>
-        </w:rPr>
-        <w:t xml:space="preserve"> because절로 명확히 답할 수 있다.</w:t>
+        <w:t xml:space="preserve"> ③의 customers’ data를 그대로 받아 이어지는 듯 보인다. ④를 빼면 ③의 투명성 사례 뒤에 ⑤ Moreover가 두 번째 가치를 자연스럽게 추가한다.</w:t>
       </w:r>
     </w:p>
     <w:p>
@@ -5163,7 +4757,7 @@
           <w:sz w:val="14"/>
           <w:u w:val="none"/>
         </w:rPr>
-        <w:t xml:space="preserve"> 시제를 단순현재로 바꾼 do not use ✕(조건 2 — 진행 유지). 주어 복수에 is ✕. to fund는 목적을 나타내는 to부정사 그대로(funding ✕). [채점] 진행형 능동 are not using 1.5 · 목적어 their money 0.5 · to부정사구 1.</w:t>
+        <w:t xml:space="preserve"> (1) transparency ✕ — be동사 보어 형용사 자리. (2) ethical ✕ — 자동사 act 뒤 부사. (3) responsible ✕ — invest … money를 수식하는 부사. [채점] 각 1점.</w:t>
       </w:r>
     </w:p>
     <w:p>
@@ -5197,7 +4791,7 @@
           <w:sz w:val="14"/>
           <w:u w:val="none"/>
         </w:rPr>
-        <w:t>(A)</w:t>
+        <w:t>will be attract</w:t>
       </w:r>
       <w:r>
         <w:rPr>
@@ -5206,7 +4800,7 @@
           <w:sz w:val="14"/>
           <w:u w:val="none"/>
         </w:rPr>
-        <w:t xml:space="preserve"> Having + p.p., grow up → </w:t>
+        <w:t xml:space="preserve"> ✕ — 수동은 be + p.p. </w:t>
       </w:r>
       <w:r>
         <w:rPr>
@@ -5215,7 +4809,7 @@
           <w:sz w:val="14"/>
           <w:u w:val="none"/>
         </w:rPr>
-        <w:t>grown</w:t>
+        <w:t>that offers</w:t>
       </w:r>
       <w:r>
         <w:rPr>
@@ -5224,7 +4818,7 @@
           <w:sz w:val="14"/>
           <w:u w:val="none"/>
         </w:rPr>
-        <w:t xml:space="preserve">(growed ✕). </w:t>
+        <w:t xml:space="preserve"> ✕ — 선행사 banks 복수. </w:t>
       </w:r>
       <w:r>
         <w:rPr>
@@ -5233,7 +4827,7 @@
           <w:sz w:val="14"/>
           <w:u w:val="none"/>
         </w:rPr>
-        <w:t>(B)</w:t>
+        <w:t>is committed</w:t>
       </w:r>
       <w:r>
         <w:rPr>
@@ -5242,61 +4836,7 @@
           <w:sz w:val="14"/>
           <w:u w:val="none"/>
         </w:rPr>
-        <w:t xml:space="preserve"> attract their attention의 수동 환언 be drawn to(~에 끌리다) → </w:t>
-      </w:r>
-      <w:r>
-        <w:rPr>
-          <w:rFonts w:ascii="맑은 고딕" w:hAnsi="맑은 고딕" w:eastAsia="맑은 고딕"/>
-          <w:b/>
-          <w:sz w:val="14"/>
-          <w:u w:val="none"/>
-        </w:rPr>
-        <w:t>drawn</w:t>
-      </w:r>
-      <w:r>
-        <w:rPr>
-          <w:rFonts w:ascii="맑은 고딕" w:hAnsi="맑은 고딕" w:eastAsia="맑은 고딕"/>
-          <w:b w:val="0"/>
-          <w:sz w:val="14"/>
-          <w:u w:val="none"/>
-        </w:rPr>
-        <w:t xml:space="preserve">(drawed ✕, 불규칙). </w:t>
-      </w:r>
-      <w:r>
-        <w:rPr>
-          <w:rFonts w:ascii="맑은 고딕" w:hAnsi="맑은 고딕" w:eastAsia="맑은 고딕"/>
-          <w:b/>
-          <w:sz w:val="14"/>
-          <w:u w:val="none"/>
-        </w:rPr>
-        <w:t>(C)</w:t>
-      </w:r>
-      <w:r>
-        <w:rPr>
-          <w:rFonts w:ascii="맑은 고딕" w:hAnsi="맑은 고딕" w:eastAsia="맑은 고딕"/>
-          <w:b w:val="0"/>
-          <w:sz w:val="14"/>
-          <w:u w:val="none"/>
-        </w:rPr>
-        <w:t xml:space="preserve"> be aligned with(~와 일치하다) → </w:t>
-      </w:r>
-      <w:r>
-        <w:rPr>
-          <w:rFonts w:ascii="맑은 고딕" w:hAnsi="맑은 고딕" w:eastAsia="맑은 고딕"/>
-          <w:b/>
-          <w:sz w:val="14"/>
-          <w:u w:val="none"/>
-        </w:rPr>
-        <w:t>aligned</w:t>
-      </w:r>
-      <w:r>
-        <w:rPr>
-          <w:rFonts w:ascii="맑은 고딕" w:hAnsi="맑은 고딕" w:eastAsia="맑은 고딕"/>
-          <w:b w:val="0"/>
-          <w:sz w:val="14"/>
-          <w:u w:val="none"/>
-        </w:rPr>
-        <w:t>. 세 칸 모두 과거분사지만 불규칙 2개 + 규칙 1개. [채점] 각 1점, 어형 오류 0점.</w:t>
+        <w:t xml:space="preserve"> ✕ — 같은 선행사의 병렬 동사. [채점] 수동 구조 1.5 / 관계절 수일치 1 / 어순·철자 0.5.</w:t>
       </w:r>
     </w:p>
     <w:p>
@@ -5321,7 +4861,7 @@
           <w:sz w:val="14"/>
           <w:u w:val="none"/>
         </w:rPr>
-        <w:t xml:space="preserve"> (C)의 예시는 ‘완전한 투명성’ 요구 (B) 뒤에만 올 수 있고, (A)의 환경·사회 정의·윤리적 함의는 (C) 끝에서 윤리가 도입된 뒤에 온다. </w:t>
+        <w:t xml:space="preserve"> </w:t>
       </w:r>
       <w:r>
         <w:rPr>
@@ -5339,7 +4879,25 @@
           <w:sz w:val="14"/>
           <w:u w:val="none"/>
         </w:rPr>
-        <w:t xml:space="preserve"> (B) 뒤에 (A)를 놓으면 Gen Z가 주어로 이어져 자연스러워 보이지만, 투명성의 예시 (C)가 갈 곳이 없어지고 Moreover 뒤가 끊긴다.</w:t>
+        <w:t xml:space="preserve"> values-driven 뒤라 자연스러워 보이지만 transparency라는 화제는 Transparency is vital에서 처음 열린다. </w:t>
+      </w:r>
+      <w:r>
+        <w:rPr>
+          <w:rFonts w:ascii="맑은 고딕" w:hAnsi="맑은 고딕" w:eastAsia="맑은 고딕"/>
+          <w:b/>
+          <w:sz w:val="14"/>
+          <w:u w:val="none"/>
+        </w:rPr>
+        <w:t>④</w:t>
+      </w:r>
+      <w:r>
+        <w:rPr>
+          <w:rFonts w:ascii="맑은 고딕" w:hAnsi="맑은 고딕" w:eastAsia="맑은 고딕"/>
+          <w:b w:val="0"/>
+          <w:sz w:val="14"/>
+          <w:u w:val="none"/>
+        </w:rPr>
+        <w:t xml:space="preserve"> Banks 예시 뒤에 두면 ‘예 → 일반 진술’로 순서가 거꾸로.</w:t>
       </w:r>
     </w:p>
     <w:p>

--- a/shinmok1/pack/2510/H1MOGO25-10_30_SET.docx
+++ b/shinmok1/pack/2510/H1MOGO25-10_30_SET.docx
@@ -107,7 +107,7 @@
     </w:p>
     <w:p>
       <w:pPr>
-        <w:spacing w:before="0" w:after="20" w:line="360" w:lineRule="auto"/>
+        <w:spacing w:before="0" w:after="20" w:line="300" w:lineRule="auto"/>
         <w:jc w:val="both"/>
         <w:snapToGrid w:val="0"/>
       </w:pPr>
@@ -176,7 +176,7 @@
           <w:sz w:val="17"/>
           <w:u w:val="none"/>
         </w:rPr>
-        <w:t xml:space="preserve"> Gen Z’s financial decisions. This generation is </w:t>
+        <w:t xml:space="preserve"> Gen Z’s financial </w:t>
       </w:r>
       <w:r>
         <w:rPr>
@@ -192,20 +192,11 @@
       <w:r>
         <w:rPr>
           <w:rFonts w:ascii="맑은 고딕" w:hAnsi="맑은 고딕" w:eastAsia="맑은 고딕"/>
-          <w:b/>
-          <w:sz w:val="17"/>
-          <w:u w:val="none"/>
-        </w:rPr>
-        <w:t>[ incredibly / incredible ]</w:t>
-      </w:r>
-      <w:r>
-        <w:rPr>
-          <w:rFonts w:ascii="맑은 고딕" w:hAnsi="맑은 고딕" w:eastAsia="맑은 고딕"/>
           <w:b w:val="0"/>
           <w:sz w:val="17"/>
           <w:u w:val="none"/>
         </w:rPr>
-        <w:t xml:space="preserve"> values-driven, and they want to bank with institutions </w:t>
+        <w:t xml:space="preserve">d________. This generation is </w:t>
       </w:r>
       <w:r>
         <w:rPr>
@@ -225,7 +216,7 @@
           <w:sz w:val="17"/>
           <w:u w:val="none"/>
         </w:rPr>
-        <w:t>[ that / what ]</w:t>
+        <w:t>[ incredibly / incredible ]</w:t>
       </w:r>
       <w:r>
         <w:rPr>
@@ -234,7 +225,7 @@
           <w:sz w:val="17"/>
           <w:u w:val="none"/>
         </w:rPr>
-        <w:t xml:space="preserve"> match their personal </w:t>
+        <w:t xml:space="preserve"> values-driven, and they want to bank with institutions </w:t>
       </w:r>
       <w:r>
         <w:rPr>
@@ -250,11 +241,20 @@
       <w:r>
         <w:rPr>
           <w:rFonts w:ascii="맑은 고딕" w:hAnsi="맑은 고딕" w:eastAsia="맑은 고딕"/>
+          <w:b/>
+          <w:sz w:val="17"/>
+          <w:u w:val="none"/>
+        </w:rPr>
+        <w:t>[ that / what ]</w:t>
+      </w:r>
+      <w:r>
+        <w:rPr>
+          <w:rFonts w:ascii="맑은 고딕" w:hAnsi="맑은 고딕" w:eastAsia="맑은 고딕"/>
           <w:b w:val="0"/>
           <w:sz w:val="17"/>
           <w:u w:val="none"/>
         </w:rPr>
-        <w:t xml:space="preserve">b________ and values. </w:t>
+        <w:t xml:space="preserve"> match their personal beliefs and values. </w:t>
       </w:r>
       <w:r>
         <w:rPr>
@@ -274,7 +274,7 @@
           <w:sz w:val="17"/>
           <w:u w:val="none"/>
         </w:rPr>
-        <w:t xml:space="preserve">________(transparent) is vital. Gen Z is </w:t>
+        <w:t xml:space="preserve">T________ is vital. Gen Z is </w:t>
       </w:r>
       <w:r>
         <w:rPr>
@@ -290,20 +290,11 @@
       <w:r>
         <w:rPr>
           <w:rFonts w:ascii="맑은 고딕" w:hAnsi="맑은 고딕" w:eastAsia="맑은 고딕"/>
-          <w:b/>
-          <w:sz w:val="17"/>
-          <w:u w:val="none"/>
-        </w:rPr>
-        <w:t>[ skeptical / trusting ]</w:t>
-      </w:r>
-      <w:r>
-        <w:rPr>
-          <w:rFonts w:ascii="맑은 고딕" w:hAnsi="맑은 고딕" w:eastAsia="맑은 고딕"/>
           <w:b w:val="0"/>
           <w:sz w:val="17"/>
           <w:u w:val="none"/>
         </w:rPr>
-        <w:t xml:space="preserve"> of large corporations and institutions that lack </w:t>
+        <w:t xml:space="preserve">________(skeptic) of large corporations and institutions that lack </w:t>
       </w:r>
       <w:r>
         <w:rPr>
@@ -323,7 +314,7 @@
           <w:sz w:val="17"/>
           <w:u w:val="none"/>
         </w:rPr>
-        <w:t xml:space="preserve">a________. They have grown up in a world </w:t>
+        <w:t xml:space="preserve">a________. They </w:t>
       </w:r>
       <w:r>
         <w:rPr>
@@ -343,7 +334,7 @@
           <w:sz w:val="17"/>
           <w:u w:val="none"/>
         </w:rPr>
-        <w:t>[ where / which ]</w:t>
+        <w:t>[ have grown / grew ]</w:t>
       </w:r>
       <w:r>
         <w:rPr>
@@ -352,7 +343,7 @@
           <w:sz w:val="17"/>
           <w:u w:val="none"/>
         </w:rPr>
-        <w:t xml:space="preserve"> information is freely available, and they expect complete transparency from the brands they </w:t>
+        <w:t xml:space="preserve"> up in a world </w:t>
       </w:r>
       <w:r>
         <w:rPr>
@@ -372,7 +363,7 @@
           <w:sz w:val="17"/>
           <w:u w:val="none"/>
         </w:rPr>
-        <w:t>[ support / supports ]</w:t>
+        <w:t>[ where / which ]</w:t>
       </w:r>
       <w:r>
         <w:rPr>
@@ -381,7 +372,7 @@
           <w:sz w:val="17"/>
           <w:u w:val="none"/>
         </w:rPr>
-        <w:t xml:space="preserve">. Banks, for example, must clearly communicate fees, terms, and conditions, as well as how they </w:t>
+        <w:t xml:space="preserve"> information is </w:t>
       </w:r>
       <w:r>
         <w:rPr>
@@ -397,20 +388,11 @@
       <w:r>
         <w:rPr>
           <w:rFonts w:ascii="맑은 고딕" w:hAnsi="맑은 고딕" w:eastAsia="맑은 고딕"/>
-          <w:b/>
-          <w:sz w:val="17"/>
-          <w:u w:val="none"/>
-        </w:rPr>
-        <w:t>[ handle / handling ]</w:t>
-      </w:r>
-      <w:r>
-        <w:rPr>
-          <w:rFonts w:ascii="맑은 고딕" w:hAnsi="맑은 고딕" w:eastAsia="맑은 고딕"/>
           <w:b w:val="0"/>
           <w:sz w:val="17"/>
           <w:u w:val="none"/>
         </w:rPr>
-        <w:t xml:space="preserve"> customers’ data. Moreover, </w:t>
+        <w:t xml:space="preserve">________(free) available, and they expect </w:t>
       </w:r>
       <w:r>
         <w:rPr>
@@ -426,11 +408,20 @@
       <w:r>
         <w:rPr>
           <w:rFonts w:ascii="맑은 고딕" w:hAnsi="맑은 고딕" w:eastAsia="맑은 고딕"/>
+          <w:b/>
+          <w:sz w:val="17"/>
+          <w:u w:val="none"/>
+        </w:rPr>
+        <w:t>[ complete / partial ]</w:t>
+      </w:r>
+      <w:r>
+        <w:rPr>
+          <w:rFonts w:ascii="맑은 고딕" w:hAnsi="맑은 고딕" w:eastAsia="맑은 고딕"/>
           <w:b w:val="0"/>
           <w:sz w:val="17"/>
           <w:u w:val="none"/>
         </w:rPr>
-        <w:t xml:space="preserve">________(ethics) banking practices are more important than ever. Gen Z cares about the environment, social </w:t>
+        <w:t xml:space="preserve"> transparency from the brands they support. Banks, for example, must clearly communicate fees, terms, and conditions, as well as how they </w:t>
       </w:r>
       <w:r>
         <w:rPr>
@@ -446,11 +437,20 @@
       <w:r>
         <w:rPr>
           <w:rFonts w:ascii="맑은 고딕" w:hAnsi="맑은 고딕" w:eastAsia="맑은 고딕"/>
+          <w:b/>
+          <w:sz w:val="17"/>
+          <w:u w:val="none"/>
+        </w:rPr>
+        <w:t>[ handle / handles ]</w:t>
+      </w:r>
+      <w:r>
+        <w:rPr>
+          <w:rFonts w:ascii="맑은 고딕" w:hAnsi="맑은 고딕" w:eastAsia="맑은 고딕"/>
           <w:b w:val="0"/>
           <w:sz w:val="17"/>
           <w:u w:val="none"/>
         </w:rPr>
-        <w:t xml:space="preserve">j________, and the ethical implications of their financial decisions. They are interested in sustainable investing, supporting businesses that match their values, and </w:t>
+        <w:t xml:space="preserve"> customers’ data. Moreover, ethical banking practices are more important than ever. Gen Z cares about the environment, social </w:t>
       </w:r>
       <w:r>
         <w:rPr>
@@ -470,7 +470,7 @@
           <w:sz w:val="17"/>
           <w:u w:val="none"/>
         </w:rPr>
-        <w:t xml:space="preserve">________(ensure) that their money is not being </w:t>
+        <w:t xml:space="preserve">j________, and the ethical </w:t>
       </w:r>
       <w:r>
         <w:rPr>
@@ -486,20 +486,11 @@
       <w:r>
         <w:rPr>
           <w:rFonts w:ascii="맑은 고딕" w:hAnsi="맑은 고딕" w:eastAsia="맑은 고딕"/>
-          <w:b/>
-          <w:sz w:val="17"/>
-          <w:u w:val="none"/>
-        </w:rPr>
-        <w:t>[ used / using ]</w:t>
-      </w:r>
-      <w:r>
-        <w:rPr>
-          <w:rFonts w:ascii="맑은 고딕" w:hAnsi="맑은 고딕" w:eastAsia="맑은 고딕"/>
           <w:b w:val="0"/>
           <w:sz w:val="17"/>
           <w:u w:val="none"/>
         </w:rPr>
-        <w:t xml:space="preserve"> to fund </w:t>
+        <w:t xml:space="preserve">________(imply) of their financial decisions. They are interested in sustainable investing, supporting businesses that match their values, and </w:t>
       </w:r>
       <w:r>
         <w:rPr>
@@ -519,7 +510,7 @@
           <w:sz w:val="17"/>
           <w:u w:val="none"/>
         </w:rPr>
-        <w:t>[ harmful / harmless ]</w:t>
+        <w:t>[ ensuring / to ensure ]</w:t>
       </w:r>
       <w:r>
         <w:rPr>
@@ -528,7 +519,7 @@
           <w:sz w:val="17"/>
           <w:u w:val="none"/>
         </w:rPr>
-        <w:t xml:space="preserve"> practices. Banks that offer socially </w:t>
+        <w:t xml:space="preserve"> that their money is not </w:t>
       </w:r>
       <w:r>
         <w:rPr>
@@ -544,11 +535,20 @@
       <w:r>
         <w:rPr>
           <w:rFonts w:ascii="맑은 고딕" w:hAnsi="맑은 고딕" w:eastAsia="맑은 고딕"/>
+          <w:b/>
+          <w:sz w:val="17"/>
+          <w:u w:val="none"/>
+        </w:rPr>
+        <w:t>[ being used / using ]</w:t>
+      </w:r>
+      <w:r>
+        <w:rPr>
+          <w:rFonts w:ascii="맑은 고딕" w:hAnsi="맑은 고딕" w:eastAsia="맑은 고딕"/>
           <w:b w:val="0"/>
           <w:sz w:val="17"/>
           <w:u w:val="none"/>
         </w:rPr>
-        <w:t xml:space="preserve">________(responsibility) investment opportunities and </w:t>
+        <w:t xml:space="preserve"> to fund </w:t>
       </w:r>
       <w:r>
         <w:rPr>
@@ -568,7 +568,7 @@
           <w:sz w:val="17"/>
           <w:u w:val="none"/>
         </w:rPr>
-        <w:t>[ are / is ]</w:t>
+        <w:t>[ harmful / beneficial ]</w:t>
       </w:r>
       <w:r>
         <w:rPr>
@@ -577,7 +577,7 @@
           <w:sz w:val="17"/>
           <w:u w:val="none"/>
         </w:rPr>
-        <w:t xml:space="preserve"> committed to environmental </w:t>
+        <w:t xml:space="preserve"> practices. Banks that offer socially </w:t>
       </w:r>
       <w:r>
         <w:rPr>
@@ -597,7 +597,7 @@
           <w:sz w:val="17"/>
           <w:u w:val="none"/>
         </w:rPr>
-        <w:t xml:space="preserve">s________ </w:t>
+        <w:t xml:space="preserve">r________ investment opportunities and </w:t>
       </w:r>
       <w:r>
         <w:rPr>
@@ -617,7 +617,7 @@
           <w:sz w:val="17"/>
           <w:u w:val="none"/>
         </w:rPr>
-        <w:t>[ will attract / would have attracted ]</w:t>
+        <w:t>[ are / is ]</w:t>
       </w:r>
       <w:r>
         <w:rPr>
@@ -626,7 +626,7 @@
           <w:sz w:val="17"/>
           <w:u w:val="none"/>
         </w:rPr>
-        <w:t xml:space="preserve"> Gen Z’s </w:t>
+        <w:t xml:space="preserve"> committed to environmental </w:t>
       </w:r>
       <w:r>
         <w:rPr>
@@ -646,7 +646,7 @@
           <w:sz w:val="17"/>
           <w:u w:val="none"/>
         </w:rPr>
-        <w:t>a________.</w:t>
+        <w:t>________(sustain) will attract Gen Z’s attention.</w:t>
       </w:r>
     </w:p>
     <w:p>
@@ -698,7 +698,7 @@
           <w:sz w:val="17"/>
           <w:u w:val="none"/>
         </w:rPr>
-        <w:t xml:space="preserve">… they expect complete transparency from the brands </w:t>
+        <w:t xml:space="preserve">… they are not the only factors </w:t>
       </w:r>
       <w:r>
         <w:rPr>
@@ -707,7 +707,7 @@
           <w:sz w:val="17"/>
           <w:u w:val="single"/>
         </w:rPr>
-        <w:t>they support</w:t>
+        <w:t>driving</w:t>
       </w:r>
       <w:r>
         <w:rPr>
@@ -716,7 +716,7 @@
           <w:sz w:val="17"/>
           <w:u w:val="none"/>
         </w:rPr>
-        <w:t xml:space="preserve">.  → 제시 교정: </w:t>
+        <w:t xml:space="preserve"> Gen Z’s financial decisions.  → 제시 교정: </w:t>
       </w:r>
       <w:r>
         <w:rPr>
@@ -725,7 +725,7 @@
           <w:sz w:val="17"/>
           <w:u w:val="none"/>
         </w:rPr>
-        <w:t>that they support</w:t>
+        <w:t>that drive</w:t>
       </w:r>
       <w:r>
         <w:rPr>
@@ -760,7 +760,7 @@
           <w:sz w:val="17"/>
           <w:u w:val="none"/>
         </w:rPr>
-        <w:t xml:space="preserve">They are interested in sustainable investing, supporting businesses …, and </w:t>
+        <w:t xml:space="preserve">… they want to bank with institutions that </w:t>
       </w:r>
       <w:r>
         <w:rPr>
@@ -769,7 +769,7 @@
           <w:sz w:val="17"/>
           <w:u w:val="single"/>
         </w:rPr>
-        <w:t>ensuring</w:t>
+        <w:t>match</w:t>
       </w:r>
       <w:r>
         <w:rPr>
@@ -778,7 +778,7 @@
           <w:sz w:val="17"/>
           <w:u w:val="none"/>
         </w:rPr>
-        <w:t xml:space="preserve"> that their money is not being used …  → 제시 교정: </w:t>
+        <w:t xml:space="preserve"> their personal beliefs and values.  → 제시 교정: </w:t>
       </w:r>
       <w:r>
         <w:rPr>
@@ -787,7 +787,7 @@
           <w:sz w:val="17"/>
           <w:u w:val="none"/>
         </w:rPr>
-        <w:t>to ensure</w:t>
+        <w:t>are matched</w:t>
       </w:r>
       <w:r>
         <w:rPr>
@@ -822,7 +822,7 @@
           <w:sz w:val="17"/>
           <w:u w:val="none"/>
         </w:rPr>
-        <w:t xml:space="preserve">Gen Z is skeptical of large corporations and institutions </w:t>
+        <w:t xml:space="preserve">… and ensuring that their money </w:t>
       </w:r>
       <w:r>
         <w:rPr>
@@ -831,7 +831,7 @@
           <w:sz w:val="17"/>
           <w:u w:val="single"/>
         </w:rPr>
-        <w:t>that lack</w:t>
+        <w:t>is not being used</w:t>
       </w:r>
       <w:r>
         <w:rPr>
@@ -840,7 +840,7 @@
           <w:sz w:val="17"/>
           <w:u w:val="none"/>
         </w:rPr>
-        <w:t xml:space="preserve"> accountability.  → 제시 교정: </w:t>
+        <w:t xml:space="preserve"> to fund harmful practices.  → 제시 교정: </w:t>
       </w:r>
       <w:r>
         <w:rPr>
@@ -849,7 +849,7 @@
           <w:sz w:val="17"/>
           <w:u w:val="none"/>
         </w:rPr>
-        <w:t>lacking</w:t>
+        <w:t>does not go</w:t>
       </w:r>
       <w:r>
         <w:rPr>
@@ -910,7 +910,7 @@
           <w:sz w:val="17"/>
           <w:u w:val="none"/>
         </w:rPr>
-        <w:t>이 세대는 놀라울 정도로 가치 지향적이며, 자신의 개인적 신념과 가치에 맞는 기관과 거래하고 싶어 한다.</w:t>
+        <w:t>편리함과 기술이 매우 중요하긴 하지만, 그것들이 Gen Z의 금융 결정을 이끄는 유일한 요인은 아니다.</w:t>
       </w:r>
     </w:p>
     <w:p>
@@ -927,7 +927,7 @@
           <w:sz w:val="17"/>
           <w:u w:val="none"/>
         </w:rPr>
-        <w:t>this generation / be / incredibly / values-driven / and / they / want / bank / with institutions / that / match / their personal beliefs and values / what</w:t>
+        <w:t>be / while / convenience and technology / crucial / not / drive / they / be / the factors / crucially / Gen Z’s financial decisions</w:t>
       </w:r>
     </w:p>
     <w:p>
@@ -962,7 +962,7 @@
           <w:sz w:val="17"/>
           <w:u w:val="none"/>
         </w:rPr>
-        <w:t>그들은 정보를 자유롭게 이용할 수 있는 세상에서 자라 왔다.</w:t>
+        <w:t>그들은 지속 가능한 투자, 자신들의 가치에 맞는 기업을 지원하는 것, 그리고 자신들의 돈이 해로운 관행에 자금을 대는 데 쓰이지 않도록 하는 것에 관심이 있다.</w:t>
       </w:r>
     </w:p>
     <w:p>
@@ -979,7 +979,7 @@
           <w:sz w:val="17"/>
           <w:u w:val="none"/>
         </w:rPr>
-        <w:t>they / grow / up / in a world / where / information / be / freely / available / which</w:t>
+        <w:t>support / be interested / sustainable investing / they / that / match / and / that / ensure / businesses / their values / their money / be not being used / to fund / harmful practices / what</w:t>
       </w:r>
     </w:p>
     <w:p>
@@ -1040,7 +1040,7 @@
           <w:sz w:val="17"/>
           <w:u w:val="none"/>
         </w:rPr>
-        <w:t>은행은 수수료, 약관, 조건뿐 아니라 고객 데이터를 어떻게 다루는지도 명확히 알려야 한다.</w:t>
+        <w:t>그들은 정보가 자유롭게 이용 가능한 세상에서 자랐고, 자신들이 지지하는 브랜드로부터 완전한 투명성을 기대한다.</w:t>
       </w:r>
     </w:p>
     <w:p>
@@ -1057,7 +1057,7 @@
           <w:sz w:val="17"/>
           <w:u w:val="none"/>
         </w:rPr>
-        <w:t>banks / must / clear / communicate / fees, terms, and conditions / as well as / how / they / handle / customers’ data</w:t>
+        <w:t>grow up / have / in a world / they / information / is freely available / and / where / complete transparency / they / the brands / expect / from / they support</w:t>
       </w:r>
     </w:p>
     <w:p>
@@ -1127,7 +1127,7 @@
           <w:sz w:val="17"/>
           <w:u w:val="none"/>
         </w:rPr>
-        <w:t xml:space="preserve"> are not the only factors — they가 가리키는 말을 본문에서(3단어): ______________________</w:t>
+        <w:t xml:space="preserve"> are not the only factors — they가 가리키는 말(3단어): ______________________</w:t>
       </w:r>
     </w:p>
     <w:p>
@@ -1149,29 +1149,20 @@
       <w:r>
         <w:rPr>
           <w:rFonts w:ascii="맑은 고딕" w:hAnsi="맑은 고딕" w:eastAsia="맑은 고딕"/>
+          <w:b/>
+          <w:sz w:val="17"/>
+          <w:u w:val="none"/>
+        </w:rPr>
+        <w:t>This generation</w:t>
+      </w:r>
+      <w:r>
+        <w:rPr>
+          <w:rFonts w:ascii="맑은 고딕" w:hAnsi="맑은 고딕" w:eastAsia="맑은 고딕"/>
           <w:b w:val="0"/>
           <w:sz w:val="17"/>
           <w:u w:val="none"/>
         </w:rPr>
-        <w:t xml:space="preserve">from the brands </w:t>
-      </w:r>
-      <w:r>
-        <w:rPr>
-          <w:rFonts w:ascii="맑은 고딕" w:hAnsi="맑은 고딕" w:eastAsia="맑은 고딕"/>
-          <w:b/>
-          <w:sz w:val="17"/>
-          <w:u w:val="none"/>
-        </w:rPr>
-        <w:t>they</w:t>
-      </w:r>
-      <w:r>
-        <w:rPr>
-          <w:rFonts w:ascii="맑은 고딕" w:hAnsi="맑은 고딕" w:eastAsia="맑은 고딕"/>
-          <w:b w:val="0"/>
-          <w:sz w:val="17"/>
-          <w:u w:val="none"/>
-        </w:rPr>
-        <w:t xml:space="preserve"> support — they가 가리키는 말(2단어): ______________</w:t>
+        <w:t xml:space="preserve"> — 가리키는 말을 본문에서(2단어): ______________</w:t>
       </w:r>
     </w:p>
     <w:p>
@@ -1197,7 +1188,7 @@
           <w:sz w:val="17"/>
           <w:u w:val="none"/>
         </w:rPr>
-        <w:t xml:space="preserve">as well as how </w:t>
+        <w:t xml:space="preserve">how </w:t>
       </w:r>
       <w:r>
         <w:rPr>
@@ -1241,7 +1232,7 @@
           <w:sz w:val="17"/>
           <w:u w:val="none"/>
         </w:rPr>
-        <w:t xml:space="preserve">their money is not being used to fund </w:t>
+        <w:t xml:space="preserve">businesses </w:t>
       </w:r>
       <w:r>
         <w:rPr>
@@ -1250,7 +1241,7 @@
           <w:sz w:val="17"/>
           <w:u w:val="none"/>
         </w:rPr>
-        <w:t>harmful practices</w:t>
+        <w:t>that</w:t>
       </w:r>
       <w:r>
         <w:rPr>
@@ -1259,7 +1250,7 @@
           <w:sz w:val="17"/>
           <w:u w:val="none"/>
         </w:rPr>
-        <w:t xml:space="preserve"> — Gen Z가 바라는 것을 우리말로: ______________________________________</w:t>
+        <w:t xml:space="preserve"> match their values — that의 선행사(1단어): ______________</w:t>
       </w:r>
     </w:p>
     <w:p>
@@ -1290,7 +1281,7 @@
     </w:p>
     <w:p>
       <w:pPr>
-        <w:spacing w:before="0" w:after="20" w:line="360" w:lineRule="auto"/>
+        <w:spacing w:before="0" w:after="20" w:line="300" w:lineRule="auto"/>
         <w:jc w:val="both"/>
         <w:snapToGrid w:val="0"/>
       </w:pPr>
@@ -1301,7 +1292,7 @@
           <w:sz w:val="17"/>
           <w:u w:val="none"/>
         </w:rPr>
-        <w:t xml:space="preserve">Young shoppers apply the same test to the clothes they buy. Many of them now </w:t>
+        <w:t xml:space="preserve">The same generation applies similar tests to the companies it works for. Young job seekers </w:t>
       </w:r>
       <w:r>
         <w:rPr>
@@ -1321,7 +1312,7 @@
           <w:sz w:val="17"/>
           <w:u w:val="none"/>
         </w:rPr>
-        <w:t>[ check / checks ]</w:t>
+        <w:t>[ are / is ]</w:t>
       </w:r>
       <w:r>
         <w:rPr>
@@ -1330,7 +1321,7 @@
           <w:sz w:val="17"/>
           <w:u w:val="none"/>
         </w:rPr>
-        <w:t xml:space="preserve"> where a shirt was made and whether the workers </w:t>
+        <w:t xml:space="preserve"> less impressed by a famous name than by a clear answer to how a firm treats its staff and its waste. A company </w:t>
       </w:r>
       <w:r>
         <w:rPr>
@@ -1350,7 +1341,7 @@
           <w:sz w:val="17"/>
           <w:u w:val="none"/>
         </w:rPr>
-        <w:t>[ were / was ]</w:t>
+        <w:t>[ whose / which ]</w:t>
       </w:r>
       <w:r>
         <w:rPr>
@@ -1359,7 +1350,7 @@
           <w:sz w:val="17"/>
           <w:u w:val="none"/>
         </w:rPr>
-        <w:t xml:space="preserve"> paid fairly before they pay for it. A brand </w:t>
+        <w:t xml:space="preserve"> website promises green policies but cannot show a single number is quickly dismissed. For them, a job is not only a salary but a statement about what they are willing to support, and employers </w:t>
       </w:r>
       <w:r>
         <w:rPr>
@@ -1379,7 +1370,7 @@
           <w:sz w:val="17"/>
           <w:u w:val="none"/>
         </w:rPr>
-        <w:t>[ that / what ]</w:t>
+        <w:t>[ hoping / hoped ]</w:t>
       </w:r>
       <w:r>
         <w:rPr>
@@ -1388,7 +1379,7 @@
           <w:sz w:val="17"/>
           <w:u w:val="none"/>
         </w:rPr>
-        <w:t xml:space="preserve"> hides this information quickly loses their trust, while one that shares it openly gains loyal customers.</w:t>
+        <w:t xml:space="preserve"> to recruit them have learned to publish their practices rather than hide them.</w:t>
       </w:r>
     </w:p>
     <w:p>
@@ -1440,7 +1431,7 @@
           <w:sz w:val="17"/>
           <w:u w:val="none"/>
         </w:rPr>
-        <w:t>Gen Z chooses banks whose practices m____________ its own beliefs and values.</w:t>
+        <w:t>Beyond convenience, Gen Z chooses banks that are t____________ about their terms and ethical in how they use customers’ money.</w:t>
       </w:r>
     </w:p>
     <w:p>
@@ -1483,7 +1474,7 @@
           <w:sz w:val="17"/>
           <w:u w:val="none"/>
         </w:rPr>
-        <w:t xml:space="preserve"> 다음 글에 대한 설명으로 옳은 것만을 &lt;보기&gt;에서 </w:t>
+        <w:t xml:space="preserve"> 다음 글의 필자가 말하는 Gen Z의 기준에 맞지 </w:t>
       </w:r>
       <w:r>
         <w:rPr>
@@ -1492,7 +1483,7 @@
           <w:sz w:val="17"/>
           <w:u w:val="single"/>
         </w:rPr>
-        <w:t>있는 대로</w:t>
+        <w:t>않는</w:t>
       </w:r>
       <w:r>
         <w:rPr>
@@ -1501,7 +1492,25 @@
           <w:sz w:val="17"/>
           <w:u w:val="none"/>
         </w:rPr>
-        <w:t xml:space="preserve"> 고른 것은? [3.3점]</w:t>
+        <w:t xml:space="preserve"> 은행을 &lt;보기&gt;에서 </w:t>
+      </w:r>
+      <w:r>
+        <w:rPr>
+          <w:rFonts w:ascii="맑은 고딕" w:hAnsi="맑은 고딕" w:eastAsia="맑은 고딕"/>
+          <w:b w:val="0"/>
+          <w:sz w:val="17"/>
+          <w:u w:val="single"/>
+        </w:rPr>
+        <w:t>두 개</w:t>
+      </w:r>
+      <w:r>
+        <w:rPr>
+          <w:rFonts w:ascii="맑은 고딕" w:hAnsi="맑은 고딕" w:eastAsia="맑은 고딕"/>
+          <w:b w:val="0"/>
+          <w:sz w:val="17"/>
+          <w:u w:val="none"/>
+        </w:rPr>
+        <w:t xml:space="preserve"> 고르면? [3.3점]</w:t>
       </w:r>
     </w:p>
     <w:p>
@@ -1524,43 +1533,7 @@
           <w:sz w:val="17"/>
           <w:u w:val="none"/>
         </w:rPr>
-        <w:t>While convenience and technology are crucial, they are not the only factors driving Gen Z’s financial decisions. This generation is incredibly values-driven, and they want to bank with institutions that match their personal beliefs and values. Transparency is vital. Gen Z is ⓐ</w:t>
-      </w:r>
-      <w:r>
-        <w:rPr>
-          <w:rFonts w:ascii="맑은 고딕" w:hAnsi="맑은 고딕" w:eastAsia="맑은 고딕"/>
-          <w:b w:val="0"/>
-          <w:sz w:val="17"/>
-          <w:u w:val="single"/>
-        </w:rPr>
-        <w:t>skeptical</w:t>
-      </w:r>
-      <w:r>
-        <w:rPr>
-          <w:rFonts w:ascii="맑은 고딕" w:hAnsi="맑은 고딕" w:eastAsia="맑은 고딕"/>
-          <w:b w:val="0"/>
-          <w:sz w:val="17"/>
-          <w:u w:val="none"/>
-        </w:rPr>
-        <w:t xml:space="preserve"> of large corporations and institutions that lack accountability. They have grown up in a world where information is freely available, and they expect complete transparency from the brands they support. Banks, for example, must clearly communicate fees, terms, and conditions, as well as how they handle customers’ data. (A) ________, ethical banking practices are more important than ever. Gen Z cares about the environment, social justice, and the ethical implications of their financial decisions. They are interested in sustainable investing, supporting businesses that match their values, and ensuring that their money is not being used to fund harmful practices. Banks that offer socially responsible investment opportunities and are ⓑ</w:t>
-      </w:r>
-      <w:r>
-        <w:rPr>
-          <w:rFonts w:ascii="맑은 고딕" w:hAnsi="맑은 고딕" w:eastAsia="맑은 고딕"/>
-          <w:b w:val="0"/>
-          <w:sz w:val="17"/>
-          <w:u w:val="single"/>
-        </w:rPr>
-        <w:t>committed</w:t>
-      </w:r>
-      <w:r>
-        <w:rPr>
-          <w:rFonts w:ascii="맑은 고딕" w:hAnsi="맑은 고딕" w:eastAsia="맑은 고딕"/>
-          <w:b w:val="0"/>
-          <w:sz w:val="17"/>
-          <w:u w:val="none"/>
-        </w:rPr>
-        <w:t xml:space="preserve"> to environmental sustainability will attract Gen Z’s attention.</w:t>
+        <w:t>Openness is essential. Gen Z distrusts big companies and institutions that avoid taking responsibility. A bank, for instance, has to spell out its charges and its terms plainly, and explain what it does with customers’ data. On top of that, doing business ethically counts more than it ever has. They are drawn to sustainable investment, to backing firms that share their values, and to making sure their money never finances damaging activities.</w:t>
       </w:r>
     </w:p>
     <w:p>
@@ -1606,7 +1579,7 @@
           <w:sz w:val="17"/>
           <w:u w:val="none"/>
         </w:rPr>
-        <w:t>(a) Gen Z’s financial choices are driven by values as well as by convenience and technology.</w:t>
+        <w:t>① Bank A lists every fee on a single page, publishes an annual report on how customer data is used, and offers a fund that invests only in renewable energy.</w:t>
       </w:r>
     </w:p>
     <w:p>
@@ -1629,7 +1602,7 @@
           <w:sz w:val="17"/>
           <w:u w:val="none"/>
         </w:rPr>
-        <w:t>(b) The appropriate expression for (A) is ‘In addition’.</w:t>
+        <w:t>② Bank B runs a large advertising campaign about its love of nature, but its loan portfolio quietly finances coal mines and it declines to say what it does with customer data.</w:t>
       </w:r>
     </w:p>
     <w:p>
@@ -1652,7 +1625,7 @@
           <w:sz w:val="17"/>
           <w:u w:val="none"/>
         </w:rPr>
-        <w:t>(c) In ⓑ, ‘committed’ should be changed to ‘committing’ because the banks are the ones taking action.</w:t>
+        <w:t>③ Bank C charges higher fees than its rivals, but explains exactly why, and lets customers choose a plan that excludes companies they object to.</w:t>
       </w:r>
     </w:p>
     <w:p>
@@ -1675,7 +1648,7 @@
           <w:sz w:val="17"/>
           <w:u w:val="none"/>
         </w:rPr>
-        <w:t>(d) In the context, ⓐ ‘skeptical’ can be replaced by ‘trusting’.</w:t>
+        <w:t>④ Bank D offers the cheapest accounts in the market; the full terms, however, are available only on request, and it has never stated an environmental policy.</w:t>
       </w:r>
     </w:p>
     <w:p>
@@ -1698,7 +1671,7 @@
           <w:sz w:val="17"/>
           <w:u w:val="none"/>
         </w:rPr>
-        <w:t>(e) Gen Z is willing to bank with institutions even if they do not reveal their fees.</w:t>
+        <w:t>⑤ Bank E is small and old-fashioned, but it refuses to invest in weapons or tobacco and answers every question about its conditions in plain language.</w:t>
       </w:r>
     </w:p>
     <w:p>
@@ -1714,7 +1687,7 @@
           <w:sz w:val="17"/>
           <w:u w:val="none"/>
         </w:rPr>
-        <w:t>① (a), (c)    ② (a), (b)    ③ (b), (d), (e)    ④ (a), (b), (e)    ⑤ (c), (d)</w:t>
+        <w:t>① ①, ③    ② ②, ④    ③ ②, ⑤    ④ ③, ④    ⑤ ①, ⑤</w:t>
       </w:r>
     </w:p>
     <w:p>
@@ -1789,7 +1762,7 @@
           <w:sz w:val="17"/>
           <w:u w:val="single"/>
         </w:rPr>
-        <w:t>driving</w:t>
+        <w:t>driven</w:t>
       </w:r>
       <w:r>
         <w:rPr>
@@ -1798,7 +1771,7 @@
           <w:sz w:val="17"/>
           <w:u w:val="none"/>
         </w:rPr>
-        <w:t xml:space="preserve"> Gen Z’s financial decisions. This generation is incredibly values-driven, and they want to bank with institutions that ⓑ</w:t>
+        <w:t xml:space="preserve"> Gen Z’s financial decisions. This generation is ⓑ</w:t>
       </w:r>
       <w:r>
         <w:rPr>
@@ -1807,7 +1780,7 @@
           <w:sz w:val="17"/>
           <w:u w:val="single"/>
         </w:rPr>
-        <w:t>matches</w:t>
+        <w:t>incredibly</w:t>
       </w:r>
       <w:r>
         <w:rPr>
@@ -1816,7 +1789,7 @@
           <w:sz w:val="17"/>
           <w:u w:val="none"/>
         </w:rPr>
-        <w:t xml:space="preserve"> their personal beliefs and values. Transparency is vital. Gen Z is skeptical of large corporations and institutions that ⓒ</w:t>
+        <w:t xml:space="preserve"> values-driven, and they want to bank with institutions that match their personal beliefs and values. Transparency is vital. Gen Z is skeptical of large corporations and institutions that lack accountability. They have grown up in a world ⓒ</w:t>
       </w:r>
       <w:r>
         <w:rPr>
@@ -1825,7 +1798,7 @@
           <w:sz w:val="17"/>
           <w:u w:val="single"/>
         </w:rPr>
-        <w:t>lack</w:t>
+        <w:t>which</w:t>
       </w:r>
       <w:r>
         <w:rPr>
@@ -1834,7 +1807,7 @@
           <w:sz w:val="17"/>
           <w:u w:val="none"/>
         </w:rPr>
-        <w:t xml:space="preserve"> accountability. They have grown up in a world ⓓ</w:t>
+        <w:t xml:space="preserve"> information is freely available, and they expect complete transparency from the brands they support. Banks, for example, must clearly communicate fees, terms, and conditions, as well as how they ⓓ</w:t>
       </w:r>
       <w:r>
         <w:rPr>
@@ -1843,7 +1816,7 @@
           <w:sz w:val="17"/>
           <w:u w:val="single"/>
         </w:rPr>
-        <w:t>which</w:t>
+        <w:t>handle</w:t>
       </w:r>
       <w:r>
         <w:rPr>
@@ -1852,7 +1825,7 @@
           <w:sz w:val="17"/>
           <w:u w:val="none"/>
         </w:rPr>
-        <w:t xml:space="preserve"> information is freely available, and they expect complete transparency from the brands they support. Banks, for example, must clearly communicate fees, terms, and conditions, as well as ⓔ</w:t>
+        <w:t xml:space="preserve"> customers’ data. Moreover, ethical banking practices are more important than ever. Gen Z cares about the environment, social justice, and the ethical implications of their financial decisions. They are interested in sustainable investing, supporting businesses that match their values, and ensuring that their money is not ⓔ</w:t>
       </w:r>
       <w:r>
         <w:rPr>
@@ -1861,7 +1834,7 @@
           <w:sz w:val="17"/>
           <w:u w:val="single"/>
         </w:rPr>
-        <w:t>how</w:t>
+        <w:t>being used</w:t>
       </w:r>
       <w:r>
         <w:rPr>
@@ -1870,7 +1843,7 @@
           <w:sz w:val="17"/>
           <w:u w:val="none"/>
         </w:rPr>
-        <w:t xml:space="preserve"> they handle customers’ data. Moreover, ethical banking practices are more important than ever. Gen Z cares about the environment, social justice, and the ethical implications of their financial decisions. They are interested in sustainable investing, supporting businesses that match their values, and ensuring that their money is not ⓕ</w:t>
+        <w:t xml:space="preserve"> to fund harmful practices. Banks that offer socially responsible investment opportunities and ⓕ</w:t>
       </w:r>
       <w:r>
         <w:rPr>
@@ -1879,7 +1852,7 @@
           <w:sz w:val="17"/>
           <w:u w:val="single"/>
         </w:rPr>
-        <w:t>being used</w:t>
+        <w:t>is committed</w:t>
       </w:r>
       <w:r>
         <w:rPr>
@@ -1888,7 +1861,7 @@
           <w:sz w:val="17"/>
           <w:u w:val="none"/>
         </w:rPr>
-        <w:t xml:space="preserve"> to fund harmful practices. Banks that offer socially responsible investment opportunities and are committed to environmental sustainability will attract Gen Z’s attention.</w:t>
+        <w:t xml:space="preserve"> to environmental sustainability will attract Gen Z’s attention.</w:t>
       </w:r>
     </w:p>
     <w:p>
@@ -1904,7 +1877,7 @@
           <w:sz w:val="17"/>
           <w:u w:val="none"/>
         </w:rPr>
-        <w:t>① ⓑ, ⓓ    ② ⓐ, ⓑ, ⓓ    ③ ⓒ, ⓔ    ④ ⓑ, ⓓ, ⓕ    ⑤ ⓐ, ⓒ, ⓕ</w:t>
+        <w:t>① ⓐ, ⓑ    ② ⓑ, ⓓ, ⓔ    ③ ⓒ, ⓔ    ④ ⓐ, ⓒ, ⓕ    ⑤ ⓓ, ⓕ</w:t>
       </w:r>
     </w:p>
     <w:p>
@@ -1929,7 +1902,7 @@
           <w:sz w:val="17"/>
           <w:u w:val="none"/>
         </w:rPr>
-        <w:t xml:space="preserve"> 다음 글의 (A), (B), (C)의 각 괄호 안에서 문맥과 어법에 맞는 표현으로 가장 적절한 것은? [3.0점]</w:t>
+        <w:t xml:space="preserve"> 다음 글의 빈칸에 들어갈 말로 가장 적절한 것은? [3.1점]</w:t>
       </w:r>
     </w:p>
     <w:p>
@@ -1952,7 +1925,7 @@
           <w:sz w:val="17"/>
           <w:u w:val="none"/>
         </w:rPr>
-        <w:t>While convenience and technology are crucial, they are not the only factors driving Gen Z’s financial decisions. This generation is incredibly values-driven, and they want to bank with institutions that match their personal beliefs and values. Transparency is (A) [vital / optional]. Gen Z is skeptical of large corporations and institutions that lack accountability. They have grown up in a world where information is freely available, and they expect complete transparency from the brands they support. Banks, for example, must clearly communicate fees, terms, and conditions, as well as how they handle customers’ data. Moreover, ethical banking practices are more important than ever. Gen Z cares about the environment, social justice, and the ethical implications of their financial decisions. They are interested in sustainable investing, supporting businesses that match their values, and ensuring that their money is not being used to fund (B) [harmful / beneficial] practices. Banks that offer socially responsible investment opportunities and (C) [are / is] committed to environmental sustainability will attract Gen Z’s attention.</w:t>
+        <w:t>While convenience and technology are crucial, ________________________________________. This generation is incredibly values-driven, and they want to bank with institutions that match their personal beliefs and values. Transparency is vital. Gen Z is skeptical of large corporations and institutions that lack accountability. They have grown up in a world where information is freely available, and they expect complete transparency from the brands they support. Banks, for example, must clearly communicate fees, terms, and conditions, as well as how they handle customers’ data. Moreover, ethical banking practices are more important than ever. Gen Z cares about the environment, social justice, and the ethical implications of their financial decisions. A bank that provides socially responsible ways to invest and shows a real commitment to protecting the environment will catch this generation’s eye.</w:t>
       </w:r>
     </w:p>
     <w:p>
@@ -1968,7 +1941,7 @@
           <w:sz w:val="17"/>
           <w:u w:val="none"/>
         </w:rPr>
-        <w:t>① (A) optional  (B) harmful  (C) are</w:t>
+        <w:t>① they are far from the whole story behind how Gen Z handles money</w:t>
       </w:r>
     </w:p>
     <w:p>
@@ -1984,7 +1957,7 @@
           <w:sz w:val="17"/>
           <w:u w:val="none"/>
         </w:rPr>
-        <w:t>② (A) vital  (B) beneficial  (C) are</w:t>
+        <w:t>② Gen Z values them more highly than any other feature of a bank</w:t>
       </w:r>
     </w:p>
     <w:p>
@@ -2000,7 +1973,7 @@
           <w:sz w:val="17"/>
           <w:u w:val="none"/>
         </w:rPr>
-        <w:t>③ (A) vital  (B) harmful  (C) is</w:t>
+        <w:t>③ most banks have failed to provide either of them to young customers</w:t>
       </w:r>
     </w:p>
     <w:p>
@@ -2016,7 +1989,7 @@
           <w:sz w:val="17"/>
           <w:u w:val="none"/>
         </w:rPr>
-        <w:t>④ (A) optional  (B) beneficial  (C) is</w:t>
+        <w:t>④ Gen Z is willing to pay higher fees in exchange for them</w:t>
       </w:r>
     </w:p>
     <w:p>
@@ -2032,7 +2005,7 @@
           <w:sz w:val="17"/>
           <w:u w:val="none"/>
         </w:rPr>
-        <w:t>⑤ (A) vital  (B) harmful  (C) are</w:t>
+        <w:t>⑤ they matter less to Gen Z than they did to earlier generations</w:t>
       </w:r>
     </w:p>
     <w:p>
@@ -2057,7 +2030,7 @@
           <w:sz w:val="17"/>
           <w:u w:val="none"/>
         </w:rPr>
-        <w:t xml:space="preserve"> 윗글의 내용과 일치하지 </w:t>
+        <w:t xml:space="preserve"> 윗글의 밑줄 친 </w:t>
       </w:r>
       <w:r>
         <w:rPr>
@@ -2066,7 +2039,7 @@
           <w:sz w:val="17"/>
           <w:u w:val="single"/>
         </w:rPr>
-        <w:t>않는</w:t>
+        <w:t>values-driven</w:t>
       </w:r>
       <w:r>
         <w:rPr>
@@ -2075,7 +2048,7 @@
           <w:sz w:val="17"/>
           <w:u w:val="none"/>
         </w:rPr>
-        <w:t xml:space="preserve"> 것은? [2.8점]</w:t>
+        <w:t>이 의미하는 바로 가장 적절한 것은? [2.9점]</w:t>
       </w:r>
     </w:p>
     <w:p>
@@ -2098,7 +2071,25 @@
           <w:sz w:val="17"/>
           <w:u w:val="none"/>
         </w:rPr>
-        <w:t>While convenience and technology are crucial, they are not the only factors driving Gen Z’s financial decisions. This generation is incredibly values-driven, and they want to bank with institutions that match their personal beliefs and values. Transparency is vital. Gen Z is skeptical of large corporations and institutions that lack accountability. They have grown up in a world where information is freely available, and they expect complete transparency from the brands they support. Banks, for example, must clearly communicate fees, terms, and conditions, as well as how they handle customers’ data. Moreover, ethical banking practices are more important than ever. Gen Z cares about the environment, social justice, and the ethical implications of their financial decisions. They are interested in sustainable investing, supporting businesses that match their values, and ensuring that their money is not being used to fund harmful practices. Banks that offer socially responsible investment opportunities and are committed to environmental sustainability will attract Gen Z’s attention.</w:t>
+        <w:t xml:space="preserve">Convenience and technology matter a great deal, but they are far from the whole story behind the financial choices of Gen Z. This generation is incredibly </w:t>
+      </w:r>
+      <w:r>
+        <w:rPr>
+          <w:rFonts w:ascii="맑은 고딕" w:hAnsi="맑은 고딕" w:eastAsia="맑은 고딕"/>
+          <w:b w:val="0"/>
+          <w:sz w:val="17"/>
+          <w:u w:val="single"/>
+        </w:rPr>
+        <w:t>values-driven</w:t>
+      </w:r>
+      <w:r>
+        <w:rPr>
+          <w:rFonts w:ascii="맑은 고딕" w:hAnsi="맑은 고딕" w:eastAsia="맑은 고딕"/>
+          <w:b w:val="0"/>
+          <w:sz w:val="17"/>
+          <w:u w:val="none"/>
+        </w:rPr>
+        <w:t>, and they want to bank with institutions that match their personal beliefs and values. Transparency is vital. Gen Z is skeptical of large corporations and institutions that lack accountability.</w:t>
       </w:r>
     </w:p>
     <w:p>
@@ -2114,7 +2105,7 @@
           <w:sz w:val="17"/>
           <w:u w:val="none"/>
         </w:rPr>
-        <w:t>① Z세대는 자신의 신념과 가치에 맞는 기관과 거래하기를 원한다.</w:t>
+        <w:t>① focused on getting the best financial value for their money</w:t>
       </w:r>
     </w:p>
     <w:p>
@@ -2130,7 +2121,7 @@
           <w:sz w:val="17"/>
           <w:u w:val="none"/>
         </w:rPr>
-        <w:t>② Z세대는 책임감이 부족한 대기업과 기관에 회의적이다.</w:t>
+        <w:t>② motivated mainly by the desire to build up savings quickly</w:t>
       </w:r>
     </w:p>
     <w:p>
@@ -2146,7 +2137,7 @@
           <w:sz w:val="17"/>
           <w:u w:val="none"/>
         </w:rPr>
-        <w:t>③ Z세대는 정보가 제한된 환경에서 자라 투명성에 대한 기대가 크지 않다.</w:t>
+        <w:t>③ guided in their choices by their personal beliefs about what is right</w:t>
       </w:r>
     </w:p>
     <w:p>
@@ -2162,7 +2153,7 @@
           <w:sz w:val="17"/>
           <w:u w:val="none"/>
         </w:rPr>
-        <w:t>④ 은행은 수수료와 약관뿐 아니라 고객 데이터 처리 방식도 분명히 알려야 한다.</w:t>
+        <w:t>④ attracted to institutions that offer the highest interest rates</w:t>
       </w:r>
     </w:p>
     <w:p>
@@ -2178,7 +2169,7 @@
           <w:sz w:val="17"/>
           <w:u w:val="none"/>
         </w:rPr>
-        <w:t>⑤ 사회적 책임 투자 기회를 제공하는 은행은 Z세대의 관심을 끌 것이다.</w:t>
+        <w:t>⑤ concerned only with how a company treats the environment</w:t>
       </w:r>
     </w:p>
     <w:p>
@@ -2203,7 +2194,7 @@
           <w:sz w:val="17"/>
           <w:u w:val="none"/>
         </w:rPr>
-        <w:t xml:space="preserve"> [A]와 [B]를 읽고 이해한 것으로 적절하지 </w:t>
+        <w:t xml:space="preserve"> According to the passage, which of the following is </w:t>
       </w:r>
       <w:r>
         <w:rPr>
@@ -2212,7 +2203,7 @@
           <w:sz w:val="17"/>
           <w:u w:val="single"/>
         </w:rPr>
-        <w:t>않은</w:t>
+        <w:t>NOT</w:t>
       </w:r>
       <w:r>
         <w:rPr>
@@ -2221,7 +2212,7 @@
           <w:sz w:val="17"/>
           <w:u w:val="none"/>
         </w:rPr>
-        <w:t xml:space="preserve"> 것은? [3.2점]</w:t>
+        <w:t xml:space="preserve"> true? [2.9점]</w:t>
       </w:r>
     </w:p>
     <w:p>
@@ -2244,30 +2235,7 @@
           <w:sz w:val="17"/>
           <w:u w:val="none"/>
         </w:rPr>
-        <w:t>[A] While convenience and technology are crucial, they are not the only factors driving Gen Z’s financial decisions. This generation is incredibly values-driven, and they want to bank with institutions that match their personal beliefs and values. Transparency is vital. … Banks that offer socially responsible investment opportunities and are committed to environmental sustainability will attract Gen Z’s attention.</w:t>
-      </w:r>
-    </w:p>
-    <w:p>
-      <w:pPr>
-        <w:spacing w:before="0" w:after="60" w:line="288" w:lineRule="auto"/>
-        <w:ind w:left="40"/>
-        <w:snapToGrid w:val="0"/>
-        <w:pBdr>
-          <w:top w:val="single" w:sz="4" w:space="2" w:color="6B7FB8"/>
-          <w:left w:val="single" w:sz="4" w:space="2" w:color="6B7FB8"/>
-          <w:bottom w:val="single" w:sz="4" w:space="2" w:color="6B7FB8"/>
-          <w:right w:val="single" w:sz="4" w:space="2" w:color="6B7FB8"/>
-        </w:pBdr>
-        <w:shd w:val="clear" w:color="auto" w:fill="EEF2FF"/>
-      </w:pPr>
-      <w:r>
-        <w:rPr>
-          <w:rFonts w:ascii="맑은 고딕" w:hAnsi="맑은 고딕" w:eastAsia="맑은 고딕"/>
-          <w:b w:val="0"/>
-          <w:sz w:val="17"/>
-          <w:u w:val="none"/>
-        </w:rPr>
-        <w:t>[B] When young shoppers choose clothing brands, price and style still matter, but they are no longer enough. Many buyers now check where a shirt was made, who sewed it, and whether the factory treats its workers fairly. Brands that publish this information openly earn their loyalty, while those that keep their supply chains secret are quickly dropped.</w:t>
+        <w:t>Convenience and technology matter a great deal, but they are far from the whole story behind the financial choices of Gen Z. Members of this generation are guided to a remarkable degree by their values, and they prefer to do their banking with organisations whose principles line up with their own. Openness is essential. Gen Z distrusts big companies and institutions that avoid taking responsibility. Having grown up with information at their fingertips, they expect the brands they back to hide nothing. A bank, for instance, has to spell out its charges and its terms plainly, and explain what it does with customers’ data. On top of that, doing business ethically counts more than it ever has. Gen Z is concerned about the environment, about fairness in society, and about the moral consequences of where their money goes. They are drawn to sustainable investment, to backing firms that share their values, and to making sure their money never finances damaging activities. A bank that provides socially responsible ways to invest and shows a real commitment to protecting the environment will catch this generation’s eye.</w:t>
       </w:r>
     </w:p>
     <w:p>
@@ -2283,7 +2251,7 @@
           <w:sz w:val="17"/>
           <w:u w:val="none"/>
         </w:rPr>
-        <w:t>① Both texts claim that practical factors such as price or convenience no longer matter at all to young consumers.</w:t>
+        <w:t>① Gen Z prefers to bank with organisations whose principles agree with their own.</w:t>
       </w:r>
     </w:p>
     <w:p>
@@ -2299,7 +2267,7 @@
           <w:sz w:val="17"/>
           <w:u w:val="none"/>
         </w:rPr>
-        <w:t>② Both texts suggest that young consumers reward organizations that are open about how they operate.</w:t>
+        <w:t>② Gen Z tends to trust large institutions even when they avoid taking responsibility.</w:t>
       </w:r>
     </w:p>
     <w:p>
@@ -2315,7 +2283,7 @@
           <w:sz w:val="17"/>
           <w:u w:val="none"/>
         </w:rPr>
-        <w:t>③ [A] deals with banks, while [B] deals with clothing brands.</w:t>
+        <w:t>③ Having grown up with easy access to information, Gen Z expects brands to hide nothing.</w:t>
       </w:r>
     </w:p>
     <w:p>
@@ -2331,7 +2299,7 @@
           <w:sz w:val="17"/>
           <w:u w:val="none"/>
         </w:rPr>
-        <w:t>④ In both texts, values are presented as an addition to practical factors rather than a complete replacement for them.</w:t>
+        <w:t>④ A bank is expected to explain plainly what it does with customers’ data.</w:t>
       </w:r>
     </w:p>
     <w:p>
@@ -2347,7 +2315,7 @@
           <w:sz w:val="17"/>
           <w:u w:val="none"/>
         </w:rPr>
-        <w:t>⑤ [B] suggests that keeping supply chains secret can cost a brand its customers.</w:t>
+        <w:t>⑤ Gen Z wants to be sure their money is not financing damaging activities.</w:t>
       </w:r>
     </w:p>
     <w:p>
@@ -2372,7 +2340,7 @@
           <w:sz w:val="17"/>
           <w:u w:val="none"/>
         </w:rPr>
-        <w:t xml:space="preserve"> What is the passage mainly about? [2.9점]</w:t>
+        <w:t xml:space="preserve"> Which of the following best describes the main idea of the passage? [2.9점]</w:t>
       </w:r>
     </w:p>
     <w:p>
@@ -2395,7 +2363,7 @@
           <w:sz w:val="17"/>
           <w:u w:val="none"/>
         </w:rPr>
-        <w:t>While convenience and technology are crucial, they are not the only factors driving Gen Z’s financial decisions. This generation is incredibly values-driven, and they want to bank with institutions that match their personal beliefs and values. Transparency is vital. Gen Z is skeptical of large corporations and institutions that lack accountability. They have grown up in a world where information is freely available, and they expect complete transparency from the brands they support. Banks, for example, must clearly communicate fees, terms, and conditions, as well as how they handle customers’ data. Moreover, ethical banking practices are more important than ever. Gen Z cares about the environment, social justice, and the ethical implications of their financial decisions. They are interested in sustainable investing, supporting businesses that match their values, and ensuring that their money is not being used to fund harmful practices. Banks that offer socially responsible investment opportunities and are committed to environmental sustainability will attract Gen Z’s attention.</w:t>
+        <w:t>Convenience and technology matter a great deal, but they are far from the whole story behind the financial choices of Gen Z. Members of this generation are guided to a remarkable degree by their values, and they prefer to do their banking with organisations whose principles line up with their own. Openness is essential. Gen Z distrusts big companies and institutions that avoid taking responsibility. Having grown up with information at their fingertips, they expect the brands they back to hide nothing. A bank, for instance, has to spell out its charges and its terms plainly, and explain what it does with customers’ data. On top of that, doing business ethically counts more than it ever has. Gen Z is concerned about the environment, about fairness in society, and about the moral consequences of where their money goes. They are drawn to sustainable investment, to backing firms that share their values, and to making sure their money never finances damaging activities. A bank that provides socially responsible ways to invest and shows a real commitment to protecting the environment will catch this generation’s eye.</w:t>
       </w:r>
     </w:p>
     <w:p>
@@ -2411,7 +2379,7 @@
           <w:sz w:val="17"/>
           <w:u w:val="none"/>
         </w:rPr>
-        <w:t>① technologies that make online banking more convenient</w:t>
+        <w:t>① Gen Z will choose whichever bank offers the most advanced mobile technology.</w:t>
       </w:r>
     </w:p>
     <w:p>
@@ -2427,7 +2395,7 @@
           <w:sz w:val="17"/>
           <w:u w:val="none"/>
         </w:rPr>
-        <w:t>② reasons why Gen Z avoids saving or investing money</w:t>
+        <w:t>② Banks should stop advertising their environmental policies to young customers.</w:t>
       </w:r>
     </w:p>
     <w:p>
@@ -2443,7 +2411,7 @@
           <w:sz w:val="17"/>
           <w:u w:val="none"/>
         </w:rPr>
-        <w:t>③ values that shape Gen Z’s choice of banks</w:t>
+        <w:t>③ Gen Z avoids banks entirely because they distrust large institutions.</w:t>
       </w:r>
     </w:p>
     <w:p>
@@ -2459,7 +2427,7 @@
           <w:sz w:val="17"/>
           <w:u w:val="none"/>
         </w:rPr>
-        <w:t>④ the history of ethical practices in the banking industry</w:t>
+        <w:t>④ Gen Z is less interested in money than earlier generations were.</w:t>
       </w:r>
     </w:p>
     <w:p>
@@ -2475,7 +2443,7 @@
           <w:sz w:val="17"/>
           <w:u w:val="none"/>
         </w:rPr>
-        <w:t>⑤ ways banks can lower their fees for young customers</w:t>
+        <w:t>⑤ To win Gen Z, banks must be transparent and ethical, not merely convenient and high-tech.</w:t>
       </w:r>
     </w:p>
     <w:p>
@@ -2500,7 +2468,7 @@
           <w:sz w:val="17"/>
           <w:u w:val="none"/>
         </w:rPr>
-        <w:t xml:space="preserve"> 다음 글에서 전체 흐름과 관계 </w:t>
+        <w:t xml:space="preserve"> 다음 글의 밑줄 친 부분 중, 문맥상 낱말의 쓰임이 적절하지 </w:t>
       </w:r>
       <w:r>
         <w:rPr>
@@ -2509,7 +2477,7 @@
           <w:sz w:val="17"/>
           <w:u w:val="single"/>
         </w:rPr>
-        <w:t>없는</w:t>
+        <w:t>않은</w:t>
       </w:r>
       <w:r>
         <w:rPr>
@@ -2518,7 +2486,7 @@
           <w:sz w:val="17"/>
           <w:u w:val="none"/>
         </w:rPr>
-        <w:t xml:space="preserve"> 문장은? [3.0점]</w:t>
+        <w:t xml:space="preserve"> 것은? [3.1점]</w:t>
       </w:r>
     </w:p>
     <w:p>
@@ -2541,7 +2509,97 @@
           <w:sz w:val="17"/>
           <w:u w:val="none"/>
         </w:rPr>
-        <w:t>This generation is incredibly values-driven, and they want to bank with institutions that match their personal beliefs and values. Transparency is vital. ① Gen Z is skeptical of large corporations and institutions that lack accountability. ② They have grown up in a world where information is freely available, and they expect complete transparency from the brands they support. ③ Banks, for example, must clearly communicate fees, terms, and conditions, as well as how they handle customers’ data. ④ Many banks now store customer data on cloud servers in order to cut their operating costs. ⑤ Moreover, ethical banking practices are more important than ever. Gen Z cares about the environment, social justice, and the ethical implications of their financial decisions.</w:t>
+        <w:t>While convenience and technology are ①</w:t>
+      </w:r>
+      <w:r>
+        <w:rPr>
+          <w:rFonts w:ascii="맑은 고딕" w:hAnsi="맑은 고딕" w:eastAsia="맑은 고딕"/>
+          <w:b w:val="0"/>
+          <w:sz w:val="17"/>
+          <w:u w:val="single"/>
+        </w:rPr>
+        <w:t>crucial</w:t>
+      </w:r>
+      <w:r>
+        <w:rPr>
+          <w:rFonts w:ascii="맑은 고딕" w:hAnsi="맑은 고딕" w:eastAsia="맑은 고딕"/>
+          <w:b w:val="0"/>
+          <w:sz w:val="17"/>
+          <w:u w:val="none"/>
+        </w:rPr>
+        <w:t>, they are far from the whole story behind Gen Z’s financial decisions. This generation is incredibly values-driven, and they want to bank with institutions that match their personal beliefs and values. Transparency is ②</w:t>
+      </w:r>
+      <w:r>
+        <w:rPr>
+          <w:rFonts w:ascii="맑은 고딕" w:hAnsi="맑은 고딕" w:eastAsia="맑은 고딕"/>
+          <w:b w:val="0"/>
+          <w:sz w:val="17"/>
+          <w:u w:val="single"/>
+        </w:rPr>
+        <w:t>vital</w:t>
+      </w:r>
+      <w:r>
+        <w:rPr>
+          <w:rFonts w:ascii="맑은 고딕" w:hAnsi="맑은 고딕" w:eastAsia="맑은 고딕"/>
+          <w:b w:val="0"/>
+          <w:sz w:val="17"/>
+          <w:u w:val="none"/>
+        </w:rPr>
+        <w:t>. Gen Z is ③</w:t>
+      </w:r>
+      <w:r>
+        <w:rPr>
+          <w:rFonts w:ascii="맑은 고딕" w:hAnsi="맑은 고딕" w:eastAsia="맑은 고딕"/>
+          <w:b w:val="0"/>
+          <w:sz w:val="17"/>
+          <w:u w:val="single"/>
+        </w:rPr>
+        <w:t>trusting</w:t>
+      </w:r>
+      <w:r>
+        <w:rPr>
+          <w:rFonts w:ascii="맑은 고딕" w:hAnsi="맑은 고딕" w:eastAsia="맑은 고딕"/>
+          <w:b w:val="0"/>
+          <w:sz w:val="17"/>
+          <w:u w:val="none"/>
+        </w:rPr>
+        <w:t xml:space="preserve"> of large corporations and institutions that lack accountability. They have grown up in a world where information is freely available, and they expect ④</w:t>
+      </w:r>
+      <w:r>
+        <w:rPr>
+          <w:rFonts w:ascii="맑은 고딕" w:hAnsi="맑은 고딕" w:eastAsia="맑은 고딕"/>
+          <w:b w:val="0"/>
+          <w:sz w:val="17"/>
+          <w:u w:val="single"/>
+        </w:rPr>
+        <w:t>complete</w:t>
+      </w:r>
+      <w:r>
+        <w:rPr>
+          <w:rFonts w:ascii="맑은 고딕" w:hAnsi="맑은 고딕" w:eastAsia="맑은 고딕"/>
+          <w:b w:val="0"/>
+          <w:sz w:val="17"/>
+          <w:u w:val="none"/>
+        </w:rPr>
+        <w:t xml:space="preserve"> transparency from the brands they support. Banks, for example, must clearly communicate fees, terms, and conditions, as well as how they handle customers’ data. Moreover, ethical banking practices are more important than ever. Gen Z cares about the environment, social justice, and the ethical implications of their financial decisions. They are interested in sustainable investing, supporting businesses that match their values, and ensuring that their money is not being used to fund ⑤</w:t>
+      </w:r>
+      <w:r>
+        <w:rPr>
+          <w:rFonts w:ascii="맑은 고딕" w:hAnsi="맑은 고딕" w:eastAsia="맑은 고딕"/>
+          <w:b w:val="0"/>
+          <w:sz w:val="17"/>
+          <w:u w:val="single"/>
+        </w:rPr>
+        <w:t>harmful</w:t>
+      </w:r>
+      <w:r>
+        <w:rPr>
+          <w:rFonts w:ascii="맑은 고딕" w:hAnsi="맑은 고딕" w:eastAsia="맑은 고딕"/>
+          <w:b w:val="0"/>
+          <w:sz w:val="17"/>
+          <w:u w:val="none"/>
+        </w:rPr>
+        <w:t xml:space="preserve"> practices.</w:t>
       </w:r>
     </w:p>
     <w:p>
@@ -2600,25 +2658,7 @@
           <w:sz w:val="17"/>
           <w:u w:val="none"/>
         </w:rPr>
-        <w:t xml:space="preserve"> 다음 글의 내용을 요약하고자 한다. 빈칸 (1)~(3)에 들어갈 말을 본문에서 찾아 </w:t>
-      </w:r>
-      <w:r>
-        <w:rPr>
-          <w:rFonts w:ascii="맑은 고딕" w:hAnsi="맑은 고딕" w:eastAsia="맑은 고딕"/>
-          <w:b w:val="0"/>
-          <w:sz w:val="17"/>
-          <w:u w:val="single"/>
-        </w:rPr>
-        <w:t>반드시 변형하여</w:t>
-      </w:r>
-      <w:r>
-        <w:rPr>
-          <w:rFonts w:ascii="맑은 고딕" w:hAnsi="맑은 고딕" w:eastAsia="맑은 고딕"/>
-          <w:b w:val="0"/>
-          <w:sz w:val="17"/>
-          <w:u w:val="none"/>
-        </w:rPr>
-        <w:t xml:space="preserve"> 쓰시오. (한 칸에 한 단어) [각 1점, 총 3점] [3.0점]</w:t>
+        <w:t xml:space="preserve"> 다음 글의 밑줄 친 문장과 같은 뜻이 되도록 &lt;보기&gt;의 표현을 모두 사용하여 &lt;조건&gt;에 맞게 영작하시오. [3점] [3.0점]</w:t>
       </w:r>
     </w:p>
     <w:p>
@@ -2641,7 +2681,267 @@
           <w:sz w:val="17"/>
           <w:u w:val="none"/>
         </w:rPr>
-        <w:t>While convenience and technology are crucial, they are not the only factors driving Gen Z’s financial decisions. This generation is incredibly values-driven, and they want to bank with institutions that match their personal beliefs and values. Transparency is vital. Gen Z is skeptical of large corporations and institutions that lack accountability. They have grown up in a world where information is freely available, and they expect complete transparency from the brands they support. Banks, for example, must clearly communicate fees, terms, and conditions, as well as how they handle customers’ data. Moreover, ethical banking practices are more important than ever. Gen Z cares about the environment, social justice, and the ethical implications of their financial decisions. They are interested in sustainable investing, supporting businesses that match their values, and ensuring that their money is not being used to fund harmful practices. Banks that offer socially responsible investment opportunities and are committed to environmental sustainability will attract Gen Z’s attention.</w:t>
+        <w:t xml:space="preserve">They are interested in sustainable investing, supporting businesses that match their values, and ensuring that their money is not being used to fund harmful practices. </w:t>
+      </w:r>
+      <w:r>
+        <w:rPr>
+          <w:rFonts w:ascii="맑은 고딕" w:hAnsi="맑은 고딕" w:eastAsia="맑은 고딕"/>
+          <w:b w:val="0"/>
+          <w:sz w:val="17"/>
+          <w:u w:val="single"/>
+        </w:rPr>
+        <w:t>Banks that offer socially responsible investment opportunities and are committed to environmental sustainability will attract Gen Z’s attention.</w:t>
+      </w:r>
+    </w:p>
+    <w:p>
+      <w:pPr>
+        <w:spacing w:before="0" w:after="60" w:line="288" w:lineRule="auto"/>
+        <w:ind w:left="40"/>
+        <w:snapToGrid w:val="0"/>
+        <w:pBdr>
+          <w:top w:val="single" w:sz="4" w:space="2" w:color="9B6BD0"/>
+          <w:left w:val="single" w:sz="4" w:space="2" w:color="9B6BD0"/>
+          <w:bottom w:val="single" w:sz="4" w:space="2" w:color="9B6BD0"/>
+          <w:right w:val="single" w:sz="4" w:space="2" w:color="9B6BD0"/>
+        </w:pBdr>
+        <w:shd w:val="clear" w:color="auto" w:fill="FAF5FF"/>
+      </w:pPr>
+      <w:r>
+        <w:rPr>
+          <w:rFonts w:ascii="맑은 고딕" w:hAnsi="맑은 고딕" w:eastAsia="맑은 고딕"/>
+          <w:b/>
+          <w:sz w:val="17"/>
+          <w:u w:val="none"/>
+        </w:rPr>
+        <w:t>&lt;보 기&gt;</w:t>
+      </w:r>
+      <w:r>
+        <w:rPr>
+          <w:rFonts w:ascii="맑은 고딕" w:hAnsi="맑은 고딕" w:eastAsia="맑은 고딕"/>
+          <w:b w:val="0"/>
+          <w:sz w:val="17"/>
+          <w:u w:val="none"/>
+        </w:rPr>
+        <w:t xml:space="preserve"> banks / offer / socially responsible investment opportunities / and / commit / to environmental sustainability / will attract / Gen Z’s attention</w:t>
+      </w:r>
+    </w:p>
+    <w:p>
+      <w:pPr>
+        <w:spacing w:before="0" w:after="0" w:line="288" w:lineRule="auto"/>
+        <w:ind w:left="40"/>
+        <w:snapToGrid w:val="0"/>
+        <w:pBdr>
+          <w:top w:val="single" w:sz="4" w:space="2" w:color="9B6BD0"/>
+          <w:left w:val="single" w:sz="4" w:space="2" w:color="9B6BD0"/>
+          <w:bottom w:val="single" w:sz="4" w:space="2" w:color="9B6BD0"/>
+          <w:right w:val="single" w:sz="4" w:space="2" w:color="9B6BD0"/>
+        </w:pBdr>
+        <w:shd w:val="clear" w:color="auto" w:fill="FAF5FF"/>
+      </w:pPr>
+      <w:r>
+        <w:rPr>
+          <w:rFonts w:ascii="맑은 고딕" w:hAnsi="맑은 고딕" w:eastAsia="맑은 고딕"/>
+          <w:b/>
+          <w:sz w:val="17"/>
+          <w:u w:val="none"/>
+        </w:rPr>
+        <w:t>&lt;조 건&gt;</w:t>
+      </w:r>
+    </w:p>
+    <w:p>
+      <w:pPr>
+        <w:spacing w:before="0" w:after="0" w:line="288" w:lineRule="auto"/>
+        <w:ind w:left="40"/>
+        <w:snapToGrid w:val="0"/>
+        <w:pBdr>
+          <w:top w:val="single" w:sz="4" w:space="2" w:color="9B6BD0"/>
+          <w:left w:val="single" w:sz="4" w:space="2" w:color="9B6BD0"/>
+          <w:bottom w:val="single" w:sz="4" w:space="2" w:color="9B6BD0"/>
+          <w:right w:val="single" w:sz="4" w:space="2" w:color="9B6BD0"/>
+        </w:pBdr>
+        <w:shd w:val="clear" w:color="auto" w:fill="FAF5FF"/>
+      </w:pPr>
+      <w:r>
+        <w:rPr>
+          <w:rFonts w:ascii="맑은 고딕" w:hAnsi="맑은 고딕" w:eastAsia="맑은 고딕"/>
+          <w:b w:val="0"/>
+          <w:sz w:val="17"/>
+          <w:u w:val="none"/>
+        </w:rPr>
+        <w:t>1. Use ALL the expressions in the box, each only once.</w:t>
+      </w:r>
+    </w:p>
+    <w:p>
+      <w:pPr>
+        <w:spacing w:before="0" w:after="0" w:line="288" w:lineRule="auto"/>
+        <w:ind w:left="40"/>
+        <w:snapToGrid w:val="0"/>
+        <w:pBdr>
+          <w:top w:val="single" w:sz="4" w:space="2" w:color="9B6BD0"/>
+          <w:left w:val="single" w:sz="4" w:space="2" w:color="9B6BD0"/>
+          <w:bottom w:val="single" w:sz="4" w:space="2" w:color="9B6BD0"/>
+          <w:right w:val="single" w:sz="4" w:space="2" w:color="9B6BD0"/>
+        </w:pBdr>
+        <w:shd w:val="clear" w:color="auto" w:fill="FAF5FF"/>
+      </w:pPr>
+      <w:r>
+        <w:rPr>
+          <w:rFonts w:ascii="맑은 고딕" w:hAnsi="맑은 고딕" w:eastAsia="맑은 고딕"/>
+          <w:b w:val="0"/>
+          <w:sz w:val="17"/>
+          <w:u w:val="none"/>
+        </w:rPr>
+        <w:t>2. Change the form of TWO words (one active, one passive participle), and do NOT add any other words.</w:t>
+      </w:r>
+    </w:p>
+    <w:p>
+      <w:pPr>
+        <w:spacing w:before="0" w:after="0" w:line="288" w:lineRule="auto"/>
+        <w:ind w:left="40"/>
+        <w:snapToGrid w:val="0"/>
+        <w:pBdr>
+          <w:top w:val="single" w:sz="4" w:space="2" w:color="9B6BD0"/>
+          <w:left w:val="single" w:sz="4" w:space="2" w:color="9B6BD0"/>
+          <w:bottom w:val="single" w:sz="4" w:space="2" w:color="9B6BD0"/>
+          <w:right w:val="single" w:sz="4" w:space="2" w:color="9B6BD0"/>
+        </w:pBdr>
+        <w:shd w:val="clear" w:color="auto" w:fill="FAF5FF"/>
+      </w:pPr>
+      <w:r>
+        <w:rPr>
+          <w:rFonts w:ascii="맑은 고딕" w:hAnsi="맑은 고딕" w:eastAsia="맑은 고딕"/>
+          <w:b w:val="0"/>
+          <w:sz w:val="17"/>
+          <w:u w:val="none"/>
+        </w:rPr>
+        <w:t>3. Do NOT use ‘that’ or ‘are’ — replace the relative clause with participles modifying ‘Banks’.</w:t>
+      </w:r>
+    </w:p>
+    <w:p>
+      <w:pPr>
+        <w:spacing w:before="0" w:after="0" w:line="288" w:lineRule="auto"/>
+        <w:ind w:left="40"/>
+        <w:snapToGrid w:val="0"/>
+        <w:pBdr>
+          <w:top w:val="single" w:sz="4" w:space="2" w:color="9B6BD0"/>
+          <w:left w:val="single" w:sz="4" w:space="2" w:color="9B6BD0"/>
+          <w:bottom w:val="single" w:sz="4" w:space="2" w:color="9B6BD0"/>
+          <w:right w:val="single" w:sz="4" w:space="2" w:color="9B6BD0"/>
+        </w:pBdr>
+        <w:shd w:val="clear" w:color="auto" w:fill="FAF5FF"/>
+      </w:pPr>
+      <w:r>
+        <w:rPr>
+          <w:rFonts w:ascii="맑은 고딕" w:hAnsi="맑은 고딕" w:eastAsia="맑은 고딕"/>
+          <w:b w:val="0"/>
+          <w:sz w:val="17"/>
+          <w:u w:val="none"/>
+        </w:rPr>
+        <w:t>4. Write 15 words in total (Gen Z’s counts as one).</w:t>
+      </w:r>
+    </w:p>
+    <w:p>
+      <w:pPr>
+        <w:spacing w:before="0" w:after="60" w:line="288" w:lineRule="auto"/>
+        <w:ind w:left="40"/>
+        <w:snapToGrid w:val="0"/>
+        <w:pBdr>
+          <w:top w:val="single" w:sz="4" w:space="2" w:color="9B6BD0"/>
+          <w:left w:val="single" w:sz="4" w:space="2" w:color="9B6BD0"/>
+          <w:bottom w:val="single" w:sz="4" w:space="2" w:color="9B6BD0"/>
+          <w:right w:val="single" w:sz="4" w:space="2" w:color="9B6BD0"/>
+        </w:pBdr>
+        <w:shd w:val="clear" w:color="auto" w:fill="FAF5FF"/>
+      </w:pPr>
+      <w:r>
+        <w:rPr>
+          <w:rFonts w:ascii="맑은 고딕" w:hAnsi="맑은 고딕" w:eastAsia="맑은 고딕"/>
+          <w:b w:val="0"/>
+          <w:sz w:val="17"/>
+          <w:u w:val="none"/>
+        </w:rPr>
+        <w:t>5. 답안지에 소문항 번호를 정확하게 기입할 것</w:t>
+      </w:r>
+    </w:p>
+    <w:p>
+      <w:pPr>
+        <w:spacing w:before="0" w:after="40" w:line="360" w:lineRule="auto"/>
+        <w:snapToGrid w:val="0"/>
+      </w:pPr>
+      <w:r>
+        <w:rPr>
+          <w:rFonts w:ascii="맑은 고딕" w:hAnsi="맑은 고딕" w:eastAsia="맑은 고딕"/>
+          <w:b w:val="0"/>
+          <w:sz w:val="17"/>
+          <w:u w:val="none"/>
+        </w:rPr>
+        <w:t>⇒ Banks ________________________________________________________________________ .</w:t>
+      </w:r>
+    </w:p>
+    <w:p>
+      <w:pPr>
+        <w:keepNext/>
+        <w:spacing w:before="80" w:after="20" w:line="276" w:lineRule="auto"/>
+        <w:snapToGrid w:val="0"/>
+      </w:pPr>
+      <w:r>
+        <w:rPr>
+          <w:rFonts w:ascii="맑은 고딕" w:hAnsi="맑은 고딕" w:eastAsia="맑은 고딕"/>
+          <w:b/>
+          <w:sz w:val="17"/>
+          <w:u w:val="none"/>
+        </w:rPr>
+        <w:t>30-서2.</w:t>
+      </w:r>
+      <w:r>
+        <w:rPr>
+          <w:rFonts w:ascii="맑은 고딕" w:hAnsi="맑은 고딕" w:eastAsia="맑은 고딕"/>
+          <w:b w:val="0"/>
+          <w:sz w:val="17"/>
+          <w:u w:val="none"/>
+        </w:rPr>
+        <w:t xml:space="preserve"> 다음 글의 요약문을 완성하시오. 빈칸 (1)~(4)에 &lt;보기&gt;에서 알맞은 단어를 골라 </w:t>
+      </w:r>
+      <w:r>
+        <w:rPr>
+          <w:rFonts w:ascii="맑은 고딕" w:hAnsi="맑은 고딕" w:eastAsia="맑은 고딕"/>
+          <w:b w:val="0"/>
+          <w:sz w:val="17"/>
+          <w:u w:val="single"/>
+        </w:rPr>
+        <w:t>필요하면 어형을 바꾸어</w:t>
+      </w:r>
+      <w:r>
+        <w:rPr>
+          <w:rFonts w:ascii="맑은 고딕" w:hAnsi="맑은 고딕" w:eastAsia="맑은 고딕"/>
+          <w:b w:val="0"/>
+          <w:sz w:val="17"/>
+          <w:u w:val="none"/>
+        </w:rPr>
+        <w:t xml:space="preserve"> 쓰시오. (한 칸에 한 단어, 중복 사용 불가) [각 0.75점, 총 3점] [3.0점]</w:t>
+      </w:r>
+    </w:p>
+    <w:p>
+      <w:pPr>
+        <w:spacing w:before="0" w:after="60" w:line="288" w:lineRule="auto"/>
+        <w:ind w:left="40"/>
+        <w:snapToGrid w:val="0"/>
+        <w:pBdr>
+          <w:top w:val="single" w:sz="4" w:space="2" w:color="999999"/>
+          <w:left w:val="single" w:sz="4" w:space="2" w:color="999999"/>
+          <w:bottom w:val="single" w:sz="4" w:space="2" w:color="999999"/>
+          <w:right w:val="single" w:sz="4" w:space="2" w:color="999999"/>
+        </w:pBdr>
+        <w:shd w:val="clear" w:color="auto" w:fill="F6F3EA"/>
+      </w:pPr>
+      <w:r>
+        <w:rPr>
+          <w:rFonts w:ascii="맑은 고딕" w:hAnsi="맑은 고딕" w:eastAsia="맑은 고딕"/>
+          <w:b w:val="0"/>
+          <w:sz w:val="17"/>
+          <w:u w:val="none"/>
+        </w:rPr>
+        <w:t>Convenience and technology matter a great deal, but they are far from the whole story behind the financial choices of Gen Z. Members of this generation are guided to a remarkable degree by their values, and they prefer to do their banking with organisations whose principles line up with their own. Openness is essential. Gen Z distrusts big companies and institutions that avoid taking responsibility. Having grown up with information at their fingertips, they expect the brands they back to hide nothing. A bank, for instance, has to spell out its charges and its terms plainly, and explain what it does with customers’ data. On top of that, doing business ethically counts more than it ever has. Gen Z is concerned about the environment, about fairness in society, and about the moral consequences of where their money goes. They are drawn to sustainable investment, to backing firms that share their values, and to making sure their money never finances damaging activities. A bank that provides socially responsible ways to invest and shows a real commitment to protecting the environment will catch this generation’s eye.</w:t>
       </w:r>
     </w:p>
     <w:p>
@@ -2664,7 +2964,39 @@
           <w:sz w:val="17"/>
           <w:u w:val="none"/>
         </w:rPr>
-        <w:t>Gen Z wants banks to be (1) ________ about their fees and data, to act (2) ________, and to invest customers’ money (3) ________.</w:t>
+        <w:t>Gen Z chooses a bank not only for convenience but for how well it matches their (1) ________: they demand (2) ________ about fees, terms, and data, and they want their money handled in an (3) ________ way that never supports (4) ________ activities.</w:t>
+      </w:r>
+    </w:p>
+    <w:p>
+      <w:pPr>
+        <w:spacing w:before="0" w:after="60" w:line="288" w:lineRule="auto"/>
+        <w:ind w:left="40"/>
+        <w:snapToGrid w:val="0"/>
+        <w:pBdr>
+          <w:top w:val="single" w:sz="4" w:space="2" w:color="9B6BD0"/>
+          <w:left w:val="single" w:sz="4" w:space="2" w:color="9B6BD0"/>
+          <w:bottom w:val="single" w:sz="4" w:space="2" w:color="9B6BD0"/>
+          <w:right w:val="single" w:sz="4" w:space="2" w:color="9B6BD0"/>
+        </w:pBdr>
+        <w:shd w:val="clear" w:color="auto" w:fill="FAF5FF"/>
+      </w:pPr>
+      <w:r>
+        <w:rPr>
+          <w:rFonts w:ascii="맑은 고딕" w:hAnsi="맑은 고딕" w:eastAsia="맑은 고딕"/>
+          <w:b/>
+          <w:sz w:val="17"/>
+          <w:u w:val="none"/>
+        </w:rPr>
+        <w:t>&lt;보 기&gt;</w:t>
+      </w:r>
+      <w:r>
+        <w:rPr>
+          <w:rFonts w:ascii="맑은 고딕" w:hAnsi="맑은 고딕" w:eastAsia="맑은 고딕"/>
+          <w:b w:val="0"/>
+          <w:sz w:val="17"/>
+          <w:u w:val="none"/>
+        </w:rPr>
+        <w:t xml:space="preserve"> value / transparent / ethic / harm / convenient / profit / secret / benefit / responsible / sustain</w:t>
       </w:r>
     </w:p>
     <w:p>
@@ -2710,7 +3042,7 @@
           <w:sz w:val="17"/>
           <w:u w:val="none"/>
         </w:rPr>
-        <w:t>1. 본문의 단어를 반드시 변형(품사·어형)하여 쓸 것 — 본문 형태 그대로 쓰면 0점</w:t>
+        <w:t>1. &lt;보기&gt;의 단어를 골라 필요하면 어형(품사·수)을 바꾸어 쓸 것</w:t>
       </w:r>
     </w:p>
     <w:p>
@@ -2733,7 +3065,7 @@
           <w:sz w:val="17"/>
           <w:u w:val="none"/>
         </w:rPr>
-        <w:t>2. 답안지에 소문항 번호를 정확하게 기입할 것  예) 1-(1) 1-(2) 1-(3)</w:t>
+        <w:t>2. 답안지에 소문항 번호를 정확하게 기입할 것  예) 2-(1) 2-(2)</w:t>
       </w:r>
     </w:p>
     <w:p>
@@ -2748,7 +3080,25 @@
           <w:sz w:val="17"/>
           <w:u w:val="none"/>
         </w:rPr>
-        <w:t>(1) ______________   (2) ______________   (3) ______________</w:t>
+        <w:t>(1) ______________  (2) ______________  (3) ______________  (4) ______________</w:t>
+      </w:r>
+    </w:p>
+    <w:p>
+      <w:pPr>
+        <w:keepNext/>
+        <w:spacing w:before="80" w:after="40" w:line="276" w:lineRule="auto"/>
+        <w:snapToGrid w:val="0"/>
+        <w:shd w:val="clear" w:color="auto" w:fill="6B21A8"/>
+      </w:pPr>
+      <w:r>
+        <w:rPr>
+          <w:rFonts w:ascii="맑은 고딕" w:hAnsi="맑은 고딕" w:eastAsia="맑은 고딕"/>
+          <w:b/>
+          <w:color w:val="FFFFFF"/>
+          <w:sz w:val="17"/>
+          <w:u w:val="none"/>
+        </w:rPr>
+        <w:t>[지문 구조]  ※ 앞 문항을 모두 푼 뒤에 풀 것</w:t>
       </w:r>
     </w:p>
     <w:p>
@@ -2764,7 +3114,7 @@
           <w:sz w:val="17"/>
           <w:u w:val="none"/>
         </w:rPr>
-        <w:t>30-서2.</w:t>
+        <w:t>30-8.</w:t>
       </w:r>
       <w:r>
         <w:rPr>
@@ -2773,7 +3123,76 @@
           <w:sz w:val="17"/>
           <w:u w:val="none"/>
         </w:rPr>
-        <w:t xml:space="preserve"> 다음 글의 밑줄 친 문장과 같은 뜻이 되도록 &lt;보기&gt;의 표현을 모두 사용하여 &lt;조건&gt;에 맞게 영작하시오. [3점] [3.0점]</w:t>
+        <w:t xml:space="preserve"> 주어진 글 다음에 이어질 글의 순서로 가장 적절한 것은? [2.7점]</w:t>
+      </w:r>
+    </w:p>
+    <w:p>
+      <w:pPr>
+        <w:spacing w:before="0" w:after="60" w:line="288" w:lineRule="auto"/>
+        <w:ind w:left="40"/>
+        <w:snapToGrid w:val="0"/>
+        <w:pBdr>
+          <w:top w:val="single" w:sz="4" w:space="2" w:color="C99B4E"/>
+          <w:left w:val="single" w:sz="4" w:space="2" w:color="C99B4E"/>
+          <w:bottom w:val="single" w:sz="4" w:space="2" w:color="C99B4E"/>
+          <w:right w:val="single" w:sz="4" w:space="2" w:color="C99B4E"/>
+        </w:pBdr>
+        <w:shd w:val="clear" w:color="auto" w:fill="FFF8E1"/>
+      </w:pPr>
+      <w:r>
+        <w:rPr>
+          <w:rFonts w:ascii="맑은 고딕" w:hAnsi="맑은 고딕" w:eastAsia="맑은 고딕"/>
+          <w:b w:val="0"/>
+          <w:sz w:val="17"/>
+          <w:u w:val="none"/>
+        </w:rPr>
+        <w:t>While convenience and technology are crucial, they are not the only factors driving Gen Z’s financial decisions. This generation is incredibly values-driven, and they want to bank with institutions that match their personal beliefs and values.</w:t>
+      </w:r>
+    </w:p>
+    <w:p>
+      <w:pPr>
+        <w:spacing w:before="0" w:after="0" w:line="288" w:lineRule="auto"/>
+        <w:ind w:left="40"/>
+        <w:snapToGrid w:val="0"/>
+        <w:pBdr>
+          <w:top w:val="single" w:sz="4" w:space="2" w:color="999999"/>
+          <w:left w:val="single" w:sz="4" w:space="2" w:color="999999"/>
+          <w:bottom w:val="single" w:sz="4" w:space="2" w:color="999999"/>
+          <w:right w:val="single" w:sz="4" w:space="2" w:color="999999"/>
+        </w:pBdr>
+        <w:shd w:val="clear" w:color="auto" w:fill="F6F3EA"/>
+      </w:pPr>
+      <w:r>
+        <w:rPr>
+          <w:rFonts w:ascii="맑은 고딕" w:hAnsi="맑은 고딕" w:eastAsia="맑은 고딕"/>
+          <w:b w:val="0"/>
+          <w:sz w:val="17"/>
+          <w:u w:val="none"/>
+        </w:rPr>
+        <w:t>(A) Gen Z cares about the environment, social justice, and the ethical implications of their financial decisions. They are interested in sustainable investing, supporting businesses that match their values, and ensuring that their money is not being used to fund harmful practices. Banks that offer socially responsible investment opportunities and are committed to environmental sustainability will attract Gen Z’s attention.</w:t>
+      </w:r>
+    </w:p>
+    <w:p>
+      <w:pPr>
+        <w:spacing w:before="0" w:after="0" w:line="288" w:lineRule="auto"/>
+        <w:ind w:left="40"/>
+        <w:snapToGrid w:val="0"/>
+        <w:pBdr>
+          <w:top w:val="single" w:sz="4" w:space="2" w:color="999999"/>
+          <w:left w:val="single" w:sz="4" w:space="2" w:color="999999"/>
+          <w:bottom w:val="single" w:sz="4" w:space="2" w:color="999999"/>
+          <w:right w:val="single" w:sz="4" w:space="2" w:color="999999"/>
+        </w:pBdr>
+        <w:shd w:val="clear" w:color="auto" w:fill="F6F3EA"/>
+      </w:pPr>
+      <w:r>
+        <w:rPr>
+          <w:rFonts w:ascii="맑은 고딕" w:hAnsi="맑은 고딕" w:eastAsia="맑은 고딕"/>
+          <w:b w:val="0"/>
+          <w:sz w:val="17"/>
+          <w:u w:val="none"/>
+        </w:rPr>
+        <w:t>(B) Transparency is vital. Gen Z is skeptical of large corporations and institutions that lack accountability. They have grown up in a world where information is freely available, and they expect complete transparency from the brands they support.</w:t>
       </w:r>
     </w:p>
     <w:p>
@@ -2796,40 +3215,31 @@
           <w:sz w:val="17"/>
           <w:u w:val="none"/>
         </w:rPr>
-        <w:t xml:space="preserve">They are interested in sustainable investing, supporting businesses that match their values, and ensuring that their money is not being used to fund harmful practices. </w:t>
-      </w:r>
+        <w:t>(C) Banks, for example, must clearly communicate fees, terms, and conditions, as well as how they handle customers’ data. Moreover, ethical banking practices are more important than ever.</w:t>
+      </w:r>
+    </w:p>
+    <w:p>
+      <w:pPr>
+        <w:spacing w:before="0" w:after="0" w:line="269" w:lineRule="auto"/>
+        <w:ind w:left="180" w:hanging="180"/>
+        <w:snapToGrid w:val="0"/>
+      </w:pPr>
       <w:r>
         <w:rPr>
           <w:rFonts w:ascii="맑은 고딕" w:hAnsi="맑은 고딕" w:eastAsia="맑은 고딕"/>
           <w:b w:val="0"/>
           <w:sz w:val="17"/>
-          <w:u w:val="single"/>
-        </w:rPr>
-        <w:t>Banks that offer socially responsible investment opportunities and are committed to environmental sustainability will attract Gen Z’s attention.</w:t>
+          <w:u w:val="none"/>
+        </w:rPr>
+        <w:t>① (A) - (C) - (B)</w:t>
       </w:r>
     </w:p>
     <w:p>
       <w:pPr>
-        <w:spacing w:before="0" w:after="60" w:line="288" w:lineRule="auto"/>
-        <w:ind w:left="40"/>
+        <w:spacing w:before="0" w:after="0" w:line="269" w:lineRule="auto"/>
+        <w:ind w:left="180" w:hanging="180"/>
         <w:snapToGrid w:val="0"/>
-        <w:pBdr>
-          <w:top w:val="single" w:sz="4" w:space="2" w:color="9B6BD0"/>
-          <w:left w:val="single" w:sz="4" w:space="2" w:color="9B6BD0"/>
-          <w:bottom w:val="single" w:sz="4" w:space="2" w:color="9B6BD0"/>
-          <w:right w:val="single" w:sz="4" w:space="2" w:color="9B6BD0"/>
-        </w:pBdr>
-        <w:shd w:val="clear" w:color="auto" w:fill="FAF5FF"/>
-      </w:pPr>
-      <w:r>
-        <w:rPr>
-          <w:rFonts w:ascii="맑은 고딕" w:hAnsi="맑은 고딕" w:eastAsia="맑은 고딕"/>
-          <w:b/>
-          <w:sz w:val="17"/>
-          <w:u w:val="none"/>
-        </w:rPr>
-        <w:t>&lt;보 기&gt;</w:t>
-      </w:r>
+      </w:pPr>
       <w:r>
         <w:rPr>
           <w:rFonts w:ascii="맑은 고딕" w:hAnsi="맑은 고딕" w:eastAsia="맑은 고딕"/>
@@ -2837,44 +3247,30 @@
           <w:sz w:val="17"/>
           <w:u w:val="none"/>
         </w:rPr>
-        <w:t xml:space="preserve"> attention / will / be / attract / by / banks / that / offer / socially responsible investment opportunities / and / are / committed to / environmental sustainability</w:t>
+        <w:t>② (B) - (A) - (C)</w:t>
       </w:r>
     </w:p>
     <w:p>
       <w:pPr>
-        <w:spacing w:before="0" w:after="0" w:line="288" w:lineRule="auto"/>
-        <w:ind w:left="40"/>
+        <w:spacing w:before="0" w:after="0" w:line="269" w:lineRule="auto"/>
+        <w:ind w:left="180" w:hanging="180"/>
         <w:snapToGrid w:val="0"/>
-        <w:pBdr>
-          <w:top w:val="single" w:sz="4" w:space="2" w:color="9B6BD0"/>
-          <w:left w:val="single" w:sz="4" w:space="2" w:color="9B6BD0"/>
-          <w:bottom w:val="single" w:sz="4" w:space="2" w:color="9B6BD0"/>
-          <w:right w:val="single" w:sz="4" w:space="2" w:color="9B6BD0"/>
-        </w:pBdr>
-        <w:shd w:val="clear" w:color="auto" w:fill="FAF5FF"/>
-      </w:pPr>
-      <w:r>
-        <w:rPr>
-          <w:rFonts w:ascii="맑은 고딕" w:hAnsi="맑은 고딕" w:eastAsia="맑은 고딕"/>
-          <w:b/>
+      </w:pPr>
+      <w:r>
+        <w:rPr>
+          <w:rFonts w:ascii="맑은 고딕" w:hAnsi="맑은 고딕" w:eastAsia="맑은 고딕"/>
+          <w:b w:val="0"/>
           <w:sz w:val="17"/>
           <w:u w:val="none"/>
         </w:rPr>
-        <w:t>&lt;조 건&gt;</w:t>
+        <w:t>③ (C) - (A) - (B)</w:t>
       </w:r>
     </w:p>
     <w:p>
       <w:pPr>
-        <w:spacing w:before="0" w:after="0" w:line="288" w:lineRule="auto"/>
-        <w:ind w:left="40"/>
+        <w:spacing w:before="0" w:after="0" w:line="269" w:lineRule="auto"/>
+        <w:ind w:left="180" w:hanging="180"/>
         <w:snapToGrid w:val="0"/>
-        <w:pBdr>
-          <w:top w:val="single" w:sz="4" w:space="2" w:color="9B6BD0"/>
-          <w:left w:val="single" w:sz="4" w:space="2" w:color="9B6BD0"/>
-          <w:bottom w:val="single" w:sz="4" w:space="2" w:color="9B6BD0"/>
-          <w:right w:val="single" w:sz="4" w:space="2" w:color="9B6BD0"/>
-        </w:pBdr>
-        <w:shd w:val="clear" w:color="auto" w:fill="FAF5FF"/>
       </w:pPr>
       <w:r>
         <w:rPr>
@@ -2883,21 +3279,14 @@
           <w:sz w:val="17"/>
           <w:u w:val="none"/>
         </w:rPr>
-        <w:t>1. &lt;보기&gt;의 표현을 모두 한 번씩만 사용하고 다른 단어를 추가하지 말 것</w:t>
+        <w:t>④ (B) - (C) - (A)</w:t>
       </w:r>
     </w:p>
     <w:p>
       <w:pPr>
-        <w:spacing w:before="0" w:after="0" w:line="288" w:lineRule="auto"/>
-        <w:ind w:left="40"/>
+        <w:spacing w:before="0" w:after="0" w:line="269" w:lineRule="auto"/>
+        <w:ind w:left="180" w:hanging="180"/>
         <w:snapToGrid w:val="0"/>
-        <w:pBdr>
-          <w:top w:val="single" w:sz="4" w:space="2" w:color="9B6BD0"/>
-          <w:left w:val="single" w:sz="4" w:space="2" w:color="9B6BD0"/>
-          <w:bottom w:val="single" w:sz="4" w:space="2" w:color="9B6BD0"/>
-          <w:right w:val="single" w:sz="4" w:space="2" w:color="9B6BD0"/>
-        </w:pBdr>
-        <w:shd w:val="clear" w:color="auto" w:fill="FAF5FF"/>
       </w:pPr>
       <w:r>
         <w:rPr>
@@ -2906,196 +3295,7 @@
           <w:sz w:val="17"/>
           <w:u w:val="none"/>
         </w:rPr>
-        <w:t>2. &lt;보기&gt;의 동사 중 1개는 문맥에 맞게 어형을 바꿀 것</w:t>
-      </w:r>
-    </w:p>
-    <w:p>
-      <w:pPr>
-        <w:spacing w:before="0" w:after="0" w:line="288" w:lineRule="auto"/>
-        <w:ind w:left="40"/>
-        <w:snapToGrid w:val="0"/>
-        <w:pBdr>
-          <w:top w:val="single" w:sz="4" w:space="2" w:color="9B6BD0"/>
-          <w:left w:val="single" w:sz="4" w:space="2" w:color="9B6BD0"/>
-          <w:bottom w:val="single" w:sz="4" w:space="2" w:color="9B6BD0"/>
-          <w:right w:val="single" w:sz="4" w:space="2" w:color="9B6BD0"/>
-        </w:pBdr>
-        <w:shd w:val="clear" w:color="auto" w:fill="FAF5FF"/>
-      </w:pPr>
-      <w:r>
-        <w:rPr>
-          <w:rFonts w:ascii="맑은 고딕" w:hAnsi="맑은 고딕" w:eastAsia="맑은 고딕"/>
-          <w:b w:val="0"/>
-          <w:sz w:val="17"/>
-          <w:u w:val="none"/>
-        </w:rPr>
-        <w:t>3. ‘Gen Z’s attention’을 주어로 하는 수동태 문장으로 쓸 것</w:t>
-      </w:r>
-    </w:p>
-    <w:p>
-      <w:pPr>
-        <w:spacing w:before="0" w:after="0" w:line="288" w:lineRule="auto"/>
-        <w:ind w:left="40"/>
-        <w:snapToGrid w:val="0"/>
-        <w:pBdr>
-          <w:top w:val="single" w:sz="4" w:space="2" w:color="9B6BD0"/>
-          <w:left w:val="single" w:sz="4" w:space="2" w:color="9B6BD0"/>
-          <w:bottom w:val="single" w:sz="4" w:space="2" w:color="9B6BD0"/>
-          <w:right w:val="single" w:sz="4" w:space="2" w:color="9B6BD0"/>
-        </w:pBdr>
-        <w:shd w:val="clear" w:color="auto" w:fill="FAF5FF"/>
-      </w:pPr>
-      <w:r>
-        <w:rPr>
-          <w:rFonts w:ascii="맑은 고딕" w:hAnsi="맑은 고딕" w:eastAsia="맑은 고딕"/>
-          <w:b w:val="0"/>
-          <w:sz w:val="17"/>
-          <w:u w:val="none"/>
-        </w:rPr>
-        <w:t>4. ‘Gen Z’s’ 뒤에 총 18단어로 쓸 것</w:t>
-      </w:r>
-    </w:p>
-    <w:p>
-      <w:pPr>
-        <w:spacing w:before="0" w:after="60" w:line="288" w:lineRule="auto"/>
-        <w:ind w:left="40"/>
-        <w:snapToGrid w:val="0"/>
-        <w:pBdr>
-          <w:top w:val="single" w:sz="4" w:space="2" w:color="9B6BD0"/>
-          <w:left w:val="single" w:sz="4" w:space="2" w:color="9B6BD0"/>
-          <w:bottom w:val="single" w:sz="4" w:space="2" w:color="9B6BD0"/>
-          <w:right w:val="single" w:sz="4" w:space="2" w:color="9B6BD0"/>
-        </w:pBdr>
-        <w:shd w:val="clear" w:color="auto" w:fill="FAF5FF"/>
-      </w:pPr>
-      <w:r>
-        <w:rPr>
-          <w:rFonts w:ascii="맑은 고딕" w:hAnsi="맑은 고딕" w:eastAsia="맑은 고딕"/>
-          <w:b w:val="0"/>
-          <w:sz w:val="17"/>
-          <w:u w:val="none"/>
-        </w:rPr>
-        <w:t>5. 답안지에 소문항 번호를 정확하게 기입할 것</w:t>
-      </w:r>
-    </w:p>
-    <w:p>
-      <w:pPr>
-        <w:spacing w:before="0" w:after="40" w:line="360" w:lineRule="auto"/>
-        <w:snapToGrid w:val="0"/>
-      </w:pPr>
-      <w:r>
-        <w:rPr>
-          <w:rFonts w:ascii="맑은 고딕" w:hAnsi="맑은 고딕" w:eastAsia="맑은 고딕"/>
-          <w:b w:val="0"/>
-          <w:sz w:val="17"/>
-          <w:u w:val="none"/>
-        </w:rPr>
-        <w:t>⇒ Gen Z’s ______________________________________________________________ .</w:t>
-      </w:r>
-    </w:p>
-    <w:p>
-      <w:pPr>
-        <w:keepNext/>
-        <w:spacing w:before="80" w:after="40" w:line="276" w:lineRule="auto"/>
-        <w:snapToGrid w:val="0"/>
-        <w:shd w:val="clear" w:color="auto" w:fill="6B21A8"/>
-      </w:pPr>
-      <w:r>
-        <w:rPr>
-          <w:rFonts w:ascii="맑은 고딕" w:hAnsi="맑은 고딕" w:eastAsia="맑은 고딕"/>
-          <w:b/>
-          <w:color w:val="FFFFFF"/>
-          <w:sz w:val="17"/>
-          <w:u w:val="none"/>
-        </w:rPr>
-        <w:t>[지문 구조]  ※ 앞 문항을 모두 푼 뒤에 풀 것</w:t>
-      </w:r>
-    </w:p>
-    <w:p>
-      <w:pPr>
-        <w:keepNext/>
-        <w:spacing w:before="80" w:after="20" w:line="276" w:lineRule="auto"/>
-        <w:snapToGrid w:val="0"/>
-      </w:pPr>
-      <w:r>
-        <w:rPr>
-          <w:rFonts w:ascii="맑은 고딕" w:hAnsi="맑은 고딕" w:eastAsia="맑은 고딕"/>
-          <w:b/>
-          <w:sz w:val="17"/>
-          <w:u w:val="none"/>
-        </w:rPr>
-        <w:t>30-8.</w:t>
-      </w:r>
-      <w:r>
-        <w:rPr>
-          <w:rFonts w:ascii="맑은 고딕" w:hAnsi="맑은 고딕" w:eastAsia="맑은 고딕"/>
-          <w:b w:val="0"/>
-          <w:sz w:val="17"/>
-          <w:u w:val="none"/>
-        </w:rPr>
-        <w:t xml:space="preserve"> 글의 흐름으로 보아, 주어진 문장이 들어가기에 가장 적절한 곳은? [2.7점]</w:t>
-      </w:r>
-    </w:p>
-    <w:p>
-      <w:pPr>
-        <w:spacing w:before="0" w:after="60" w:line="288" w:lineRule="auto"/>
-        <w:ind w:left="40"/>
-        <w:snapToGrid w:val="0"/>
-        <w:pBdr>
-          <w:top w:val="single" w:sz="4" w:space="2" w:color="C99B4E"/>
-          <w:left w:val="single" w:sz="4" w:space="2" w:color="C99B4E"/>
-          <w:bottom w:val="single" w:sz="4" w:space="2" w:color="C99B4E"/>
-          <w:right w:val="single" w:sz="4" w:space="2" w:color="C99B4E"/>
-        </w:pBdr>
-        <w:shd w:val="clear" w:color="auto" w:fill="FFF8E1"/>
-      </w:pPr>
-      <w:r>
-        <w:rPr>
-          <w:rFonts w:ascii="맑은 고딕" w:hAnsi="맑은 고딕" w:eastAsia="맑은 고딕"/>
-          <w:b w:val="0"/>
-          <w:sz w:val="17"/>
-          <w:u w:val="none"/>
-        </w:rPr>
-        <w:t>They have grown up in a world where information is freely available, and they expect complete transparency from the brands they support.</w:t>
-      </w:r>
-    </w:p>
-    <w:p>
-      <w:pPr>
-        <w:spacing w:before="0" w:after="60" w:line="288" w:lineRule="auto"/>
-        <w:ind w:left="40"/>
-        <w:snapToGrid w:val="0"/>
-        <w:pBdr>
-          <w:top w:val="single" w:sz="4" w:space="2" w:color="999999"/>
-          <w:left w:val="single" w:sz="4" w:space="2" w:color="999999"/>
-          <w:bottom w:val="single" w:sz="4" w:space="2" w:color="999999"/>
-          <w:right w:val="single" w:sz="4" w:space="2" w:color="999999"/>
-        </w:pBdr>
-        <w:shd w:val="clear" w:color="auto" w:fill="F6F3EA"/>
-      </w:pPr>
-      <w:r>
-        <w:rPr>
-          <w:rFonts w:ascii="맑은 고딕" w:hAnsi="맑은 고딕" w:eastAsia="맑은 고딕"/>
-          <w:b w:val="0"/>
-          <w:sz w:val="17"/>
-          <w:u w:val="none"/>
-        </w:rPr>
-        <w:t>While convenience and technology are crucial, they are not the only factors driving Gen Z’s financial decisions. ( ① ) This generation is incredibly values-driven, and they want to bank with institutions that match their personal beliefs and values. ( ② ) Transparency is vital. Gen Z is skeptical of large corporations and institutions that lack accountability. ( ③ ) Banks, for example, must clearly communicate fees, terms, and conditions, as well as how they handle customers’ data. ( ④ ) Moreover, ethical banking practices are more important than ever. ( ⑤ ) Gen Z cares about the environment, social justice, and the ethical implications of their financial decisions.</w:t>
-      </w:r>
-    </w:p>
-    <w:p>
-      <w:pPr>
-        <w:spacing w:before="0" w:after="20" w:line="276" w:lineRule="auto"/>
-        <w:ind w:left="80"/>
-        <w:snapToGrid w:val="0"/>
-      </w:pPr>
-      <w:r>
-        <w:rPr>
-          <w:rFonts w:ascii="맑은 고딕" w:hAnsi="맑은 고딕" w:eastAsia="맑은 고딕"/>
-          <w:b w:val="0"/>
-          <w:sz w:val="17"/>
-          <w:u w:val="none"/>
-        </w:rPr>
-        <w:t>① ①    ② ②    ③ ③    ④ ④    ⑤ ⑤</w:t>
+        <w:t>⑤ (C) - (B) - (A)</w:t>
       </w:r>
     </w:p>
     <w:p>
@@ -3173,7 +3373,7 @@
           <w:sz w:val="15"/>
           <w:u w:val="none"/>
         </w:rPr>
-        <w:t xml:space="preserve"> crucial (중요한 ↔ trivial)</w:t>
+        <w:t xml:space="preserve"> crucial (편리함·기술은 ‘매우 중요’하지만 유일한 요인은 아님 — While 양보; trivial은 반대)</w:t>
       </w:r>
     </w:p>
     <w:p>
@@ -3198,7 +3398,7 @@
           <w:sz w:val="15"/>
           <w:u w:val="none"/>
         </w:rPr>
-        <w:t xml:space="preserve"> ★driving (요인이 결정을 ‘이끄는’ 능동 — factors 수식)</w:t>
+        <w:t xml:space="preserve"> ★driving (요인이 결정을 ‘이끄는’ 능동 → 현재분사)</w:t>
       </w:r>
     </w:p>
     <w:p>
@@ -3223,7 +3423,7 @@
           <w:sz w:val="15"/>
           <w:u w:val="none"/>
         </w:rPr>
-        <w:t xml:space="preserve"> ★incredibly (형용사 values-driven 수식 → 부사)</w:t>
+        <w:t xml:space="preserve"> decisions</w:t>
       </w:r>
     </w:p>
     <w:p>
@@ -3248,7 +3448,7 @@
           <w:sz w:val="15"/>
           <w:u w:val="none"/>
         </w:rPr>
-        <w:t xml:space="preserve"> ★that (선행사 institutions — what 불가)</w:t>
+        <w:t xml:space="preserve"> ★incredibly (형용사 values-driven 수식 → 부사)</w:t>
       </w:r>
     </w:p>
     <w:p>
@@ -3273,7 +3473,7 @@
           <w:sz w:val="15"/>
           <w:u w:val="none"/>
         </w:rPr>
-        <w:t xml:space="preserve"> beliefs</w:t>
+        <w:t xml:space="preserve"> ★that (선행사 institutions, 관계절 주어 자리 — what 불가)</w:t>
       </w:r>
     </w:p>
     <w:p>
@@ -3298,7 +3498,7 @@
           <w:sz w:val="15"/>
           <w:u w:val="none"/>
         </w:rPr>
-        <w:t xml:space="preserve"> Transparency (주어 자리 → 명사)</w:t>
+        <w:t xml:space="preserve"> Transparency</w:t>
       </w:r>
     </w:p>
     <w:p>
@@ -3323,7 +3523,7 @@
           <w:sz w:val="15"/>
           <w:u w:val="none"/>
         </w:rPr>
-        <w:t xml:space="preserve"> skeptical (회의적인 ↔ trusting — lack accountability와 호응)</w:t>
+        <w:t xml:space="preserve"> skeptical (be + 형용사 + of)</w:t>
       </w:r>
     </w:p>
     <w:p>
@@ -3373,7 +3573,7 @@
           <w:sz w:val="15"/>
           <w:u w:val="none"/>
         </w:rPr>
-        <w:t xml:space="preserve"> ★where (뒤가 완전한 절 — 관계부사)</w:t>
+        <w:t xml:space="preserve"> ★have grown (자라서 지금 성인이 된 결과 → 현재완료)</w:t>
       </w:r>
     </w:p>
     <w:p>
@@ -3398,7 +3598,7 @@
           <w:sz w:val="15"/>
           <w:u w:val="none"/>
         </w:rPr>
-        <w:t xml:space="preserve"> ★support (관계사절 주어 they 복수)</w:t>
+        <w:t xml:space="preserve"> ★where (선행사 a world, 뒤가 완전한 절 → 관계부사)</w:t>
       </w:r>
     </w:p>
     <w:p>
@@ -3423,7 +3623,7 @@
           <w:sz w:val="15"/>
           <w:u w:val="none"/>
         </w:rPr>
-        <w:t xml:space="preserve"> ★handle (how they + 동사 — 간접의문문 주어 뒤 동사)</w:t>
+        <w:t xml:space="preserve"> freely (형용사 available 수식 → 부사)</w:t>
       </w:r>
     </w:p>
     <w:p>
@@ -3448,7 +3648,7 @@
           <w:sz w:val="15"/>
           <w:u w:val="none"/>
         </w:rPr>
-        <w:t xml:space="preserve"> ethical (명사 banking practices 수식 → 형용사)</w:t>
+        <w:t xml:space="preserve"> complete (‘완전한’ 투명성 — 뒤 clearly communicate와 호응; partial은 반대)</w:t>
       </w:r>
     </w:p>
     <w:p>
@@ -3473,7 +3673,7 @@
           <w:sz w:val="15"/>
           <w:u w:val="none"/>
         </w:rPr>
-        <w:t xml:space="preserve"> justice</w:t>
+        <w:t xml:space="preserve"> ★handle (주어 they(= banks) 복수)</w:t>
       </w:r>
     </w:p>
     <w:p>
@@ -3498,7 +3698,7 @@
           <w:sz w:val="15"/>
           <w:u w:val="none"/>
         </w:rPr>
-        <w:t xml:space="preserve"> ensuring (in + 동명사, investing·supporting과 병렬)</w:t>
+        <w:t xml:space="preserve"> justice</w:t>
       </w:r>
     </w:p>
     <w:p>
@@ -3523,7 +3723,7 @@
           <w:sz w:val="15"/>
           <w:u w:val="none"/>
         </w:rPr>
-        <w:t xml:space="preserve"> ★used (돈이 ‘사용되는’ 수동 진행)</w:t>
+        <w:t xml:space="preserve"> implications (the ethical + 명사, 복수)</w:t>
       </w:r>
     </w:p>
     <w:p>
@@ -3548,7 +3748,7 @@
           <w:sz w:val="15"/>
           <w:u w:val="none"/>
         </w:rPr>
-        <w:t xml:space="preserve"> harmful (해로운 ↔ harmless)</w:t>
+        <w:t xml:space="preserve"> ★ensuring (investing·supporting과 병렬 동명사)</w:t>
       </w:r>
     </w:p>
     <w:p>
@@ -3573,7 +3773,7 @@
           <w:sz w:val="15"/>
           <w:u w:val="none"/>
         </w:rPr>
-        <w:t xml:space="preserve"> responsible (부사 socially 뒤 → 형용사)</w:t>
+        <w:t xml:space="preserve"> ★being used (돈이 ‘쓰이는’ 수동 진행 — is not being used)</w:t>
       </w:r>
     </w:p>
     <w:p>
@@ -3598,7 +3798,7 @@
           <w:sz w:val="15"/>
           <w:u w:val="none"/>
         </w:rPr>
-        <w:t xml:space="preserve"> ★are (주어 Banks — offer와 and 병렬, 복수)</w:t>
+        <w:t xml:space="preserve"> harmful (해로운 관행에 돈이 쓰이지 않도록 — 윤리적 관심과 호응; beneficial은 반대)</w:t>
       </w:r>
     </w:p>
     <w:p>
@@ -3623,7 +3823,7 @@
           <w:sz w:val="15"/>
           <w:u w:val="none"/>
         </w:rPr>
-        <w:t xml:space="preserve"> sustainability</w:t>
+        <w:t xml:space="preserve"> responsible</w:t>
       </w:r>
     </w:p>
     <w:p>
@@ -3648,7 +3848,7 @@
           <w:sz w:val="15"/>
           <w:u w:val="none"/>
         </w:rPr>
-        <w:t xml:space="preserve"> ★will attract (일반적 예측 — 미래)</w:t>
+        <w:t xml:space="preserve"> ★are (주어 Banks 복수 — offer … and are committed 병렬)</w:t>
       </w:r>
     </w:p>
     <w:p>
@@ -3673,7 +3873,7 @@
           <w:sz w:val="15"/>
           <w:u w:val="none"/>
         </w:rPr>
-        <w:t xml:space="preserve"> attention</w:t>
+        <w:t xml:space="preserve"> sustainability</w:t>
       </w:r>
     </w:p>
     <w:p>
@@ -3698,7 +3898,7 @@
           <w:sz w:val="15"/>
           <w:u w:val="none"/>
         </w:rPr>
-        <w:t xml:space="preserve"> ○ (목적격 관계대명사 that 생략/복원 모두 가능)</w:t>
+        <w:t xml:space="preserve"> ○ (현재분사 driving = 관계절 that drive — 선행사 factors 복수)</w:t>
       </w:r>
     </w:p>
     <w:p>
@@ -3723,7 +3923,7 @@
           <w:sz w:val="15"/>
           <w:u w:val="none"/>
         </w:rPr>
-        <w:t xml:space="preserve"> ★✕ — 바른 형태: ensuring (전치사 in 뒤 investing·supporting과 병렬 동명사)</w:t>
+        <w:t xml:space="preserve"> ★✕ — 바른 형태: match (match는 타동사 ‘~에 맞다’; are matched는 목적어 their beliefs를 둘 수 없음)</w:t>
       </w:r>
     </w:p>
     <w:p>
@@ -3748,7 +3948,7 @@
           <w:sz w:val="15"/>
           <w:u w:val="none"/>
         </w:rPr>
-        <w:t xml:space="preserve"> ○ (that lack = lacking 능동 분사)</w:t>
+        <w:t xml:space="preserve"> ○ (is not being used to fund = does not go to fund ‘~에 쓰이지 않다’)</w:t>
       </w:r>
     </w:p>
     <w:p>
@@ -3773,7 +3973,7 @@
           <w:sz w:val="15"/>
           <w:u w:val="none"/>
         </w:rPr>
-        <w:t xml:space="preserve"> This generation is incredibly values-driven, and they want to bank with institutions that match their personal beliefs and values. (보충 to / 제외 what / be→is)</w:t>
+        <w:t xml:space="preserve"> While convenience and technology are crucial, they are not the only factors driving Gen Z’s financial decisions. (보충 only / 제외 crucially / be→are, drive→driving)</w:t>
       </w:r>
     </w:p>
     <w:p>
@@ -3798,7 +3998,7 @@
           <w:sz w:val="15"/>
           <w:u w:val="none"/>
         </w:rPr>
-        <w:t xml:space="preserve"> They have grown up in a world where information is freely available. (보충 have / 제외 which / grow→grown · be→is)</w:t>
+        <w:t xml:space="preserve"> They are interested in sustainable investing, supporting businesses that match their values, and ensuring that their money is not being used to fund harmful practices. (보충 in / 제외 what / support→supporting, ensure→ensuring, be→is)</w:t>
       </w:r>
     </w:p>
     <w:p>
@@ -3823,7 +4023,7 @@
           <w:sz w:val="15"/>
           <w:u w:val="none"/>
         </w:rPr>
-        <w:t xml:space="preserve"> Banks must clearly communicate fees, terms, and conditions, as well as how they handle customers’ data. (clear→clearly)</w:t>
+        <w:t xml:space="preserve"> They have grown up in a world where information is freely available, and they expect complete transparency from the brands they support. (grow→grown)</w:t>
       </w:r>
     </w:p>
     <w:p>
@@ -3898,7 +4098,7 @@
           <w:sz w:val="15"/>
           <w:u w:val="none"/>
         </w:rPr>
-        <w:t xml:space="preserve"> Banks</w:t>
+        <w:t xml:space="preserve"> banks</w:t>
       </w:r>
     </w:p>
     <w:p>
@@ -3923,7 +4123,7 @@
           <w:sz w:val="15"/>
           <w:u w:val="none"/>
         </w:rPr>
-        <w:t xml:space="preserve"> 자신의 돈이 해로운 관행에 자금으로 쓰이지 않도록 하는 것</w:t>
+        <w:t xml:space="preserve"> businesses</w:t>
       </w:r>
     </w:p>
     <w:p>
@@ -3948,7 +4148,7 @@
           <w:sz w:val="15"/>
           <w:u w:val="none"/>
         </w:rPr>
-        <w:t xml:space="preserve"> ★check (주어 Many of them 복수)</w:t>
+        <w:t xml:space="preserve"> ★are (주어 Young job seekers 복수)</w:t>
       </w:r>
     </w:p>
     <w:p>
@@ -3973,7 +4173,7 @@
           <w:sz w:val="15"/>
           <w:u w:val="none"/>
         </w:rPr>
-        <w:t xml:space="preserve"> ★were (주어 the workers 복수, 과거)</w:t>
+        <w:t xml:space="preserve"> ★whose (선행사 A company + 명사 website → 소유격)</w:t>
       </w:r>
     </w:p>
     <w:p>
@@ -3998,7 +4198,7 @@
           <w:sz w:val="15"/>
           <w:u w:val="none"/>
         </w:rPr>
-        <w:t xml:space="preserve"> ★that (선행사 A brand — what 불가)</w:t>
+        <w:t xml:space="preserve"> ★hoping (고용주가 ‘바라는’ 능동 → 현재분사)</w:t>
       </w:r>
     </w:p>
     <w:p>
@@ -4023,7 +4223,7 @@
           <w:sz w:val="15"/>
           <w:u w:val="none"/>
         </w:rPr>
-        <w:t xml:space="preserve"> match</w:t>
+        <w:t xml:space="preserve"> transparent</w:t>
       </w:r>
     </w:p>
     <w:p>
@@ -4064,7 +4264,7 @@
           <w:sz w:val="15"/>
           <w:u w:val="none"/>
         </w:rPr>
-        <w:t xml:space="preserve"> 정답 ② — (a) ○ (b) ○ (c) ✕ (d) ✕ (e) ✕</w:t>
+        <w:t xml:space="preserve"> 정답 ② — ②, ④</w:t>
       </w:r>
     </w:p>
     <w:p>
@@ -4089,7 +4289,7 @@
           <w:sz w:val="15"/>
           <w:u w:val="none"/>
         </w:rPr>
-        <w:t xml:space="preserve"> 정답 ① — ⓑ matches → match / ⓓ which → where</w:t>
+        <w:t xml:space="preserve"> 정답 ④ — ⓐ driven → driving / ⓒ which → where / ⓕ is committed → are committed</w:t>
       </w:r>
     </w:p>
     <w:p>
@@ -4114,7 +4314,7 @@
           <w:sz w:val="15"/>
           <w:u w:val="none"/>
         </w:rPr>
-        <w:t xml:space="preserve"> 정답 ⑤ — vital · harmful · are</w:t>
+        <w:t xml:space="preserve"> 정답 ①</w:t>
       </w:r>
     </w:p>
     <w:p>
@@ -4164,7 +4364,7 @@
           <w:sz w:val="15"/>
           <w:u w:val="none"/>
         </w:rPr>
-        <w:t xml:space="preserve"> 정답 ①</w:t>
+        <w:t xml:space="preserve"> 정답 ②</w:t>
       </w:r>
     </w:p>
     <w:p>
@@ -4189,7 +4389,7 @@
           <w:sz w:val="15"/>
           <w:u w:val="none"/>
         </w:rPr>
-        <w:t xml:space="preserve"> 정답 ③</w:t>
+        <w:t xml:space="preserve"> 정답 ⑤</w:t>
       </w:r>
     </w:p>
     <w:p>
@@ -4214,7 +4414,7 @@
           <w:sz w:val="15"/>
           <w:u w:val="none"/>
         </w:rPr>
-        <w:t xml:space="preserve"> 정답 ④</w:t>
+        <w:t xml:space="preserve"> 정답 ③ — trusting → skeptical</w:t>
       </w:r>
     </w:p>
     <w:p>
@@ -4239,7 +4439,7 @@
           <w:sz w:val="15"/>
           <w:u w:val="none"/>
         </w:rPr>
-        <w:t xml:space="preserve"> (1) transparent  (2) ethically  (3) responsibly</w:t>
+        <w:t xml:space="preserve"> Banks offering socially responsible investment opportunities and committed to environmental sustainability will attract Gen Z’s attention.</w:t>
       </w:r>
     </w:p>
     <w:p>
@@ -4264,7 +4464,7 @@
           <w:sz w:val="15"/>
           <w:u w:val="none"/>
         </w:rPr>
-        <w:t xml:space="preserve"> Gen Z’s attention will be attracted by banks that offer socially responsible investment opportunities and are committed to environmental sustainability.</w:t>
+        <w:t xml:space="preserve"> (1) values  (2) transparency  (3) ethical  (4) harmful</w:t>
       </w:r>
     </w:p>
     <w:p>
@@ -4289,7 +4489,7 @@
           <w:sz w:val="15"/>
           <w:u w:val="none"/>
         </w:rPr>
-        <w:t xml:space="preserve"> 정답 ③</w:t>
+        <w:t xml:space="preserve"> 정답 ④</w:t>
       </w:r>
     </w:p>
     <w:p>
@@ -4339,7 +4539,7 @@
           <w:sz w:val="14"/>
           <w:u w:val="none"/>
         </w:rPr>
-        <w:t>(c) [관용 수동 함정]</w:t>
+        <w:t>③ [한 끗]</w:t>
       </w:r>
       <w:r>
         <w:rPr>
@@ -4348,7 +4548,7 @@
           <w:sz w:val="14"/>
           <w:u w:val="none"/>
         </w:rPr>
-        <w:t xml:space="preserve"> 은행이 ‘행동하는’ 주체라 능동처럼 보이지만 be committed to는 형용사적 수동 관용구. </w:t>
+        <w:t xml:space="preserve"> ‘수수료가 비싸다’에 걸려 기준 미달로 보기 쉽지만, 필자의 기준은 싸냐가 아니라 ‘명확히 설명하느냐’. </w:t>
       </w:r>
       <w:r>
         <w:rPr>
@@ -4357,7 +4557,7 @@
           <w:sz w:val="14"/>
           <w:u w:val="none"/>
         </w:rPr>
-        <w:t>(d)</w:t>
+        <w:t>④ [한 끗]</w:t>
       </w:r>
       <w:r>
         <w:rPr>
@@ -4366,7 +4566,25 @@
           <w:sz w:val="14"/>
           <w:u w:val="none"/>
         </w:rPr>
-        <w:t xml:space="preserve"> skeptical of ↔ trusting of 반의 관계. ①은 (c)에 걸린 경우.</w:t>
+        <w:t xml:space="preserve"> ‘가장 싸다’가 장점처럼 보이지만 편리·가격은 ‘유일한 요인이 아니다’. </w:t>
+      </w:r>
+      <w:r>
+        <w:rPr>
+          <w:rFonts w:ascii="맑은 고딕" w:hAnsi="맑은 고딕" w:eastAsia="맑은 고딕"/>
+          <w:b/>
+          <w:sz w:val="14"/>
+          <w:u w:val="none"/>
+        </w:rPr>
+        <w:t>⑤</w:t>
+      </w:r>
+      <w:r>
+        <w:rPr>
+          <w:rFonts w:ascii="맑은 고딕" w:hAnsi="맑은 고딕" w:eastAsia="맑은 고딕"/>
+          <w:b w:val="0"/>
+          <w:sz w:val="14"/>
+          <w:u w:val="none"/>
+        </w:rPr>
+        <w:t xml:space="preserve"> 규모·방식은 기준과 무관.</w:t>
       </w:r>
     </w:p>
     <w:p>
@@ -4400,7 +4618,7 @@
           <w:sz w:val="14"/>
           <w:u w:val="none"/>
         </w:rPr>
-        <w:t>ⓕ [decoy]</w:t>
+        <w:t>ⓔ [decoy]</w:t>
       </w:r>
       <w:r>
         <w:rPr>
@@ -4409,7 +4627,7 @@
           <w:sz w:val="14"/>
           <w:u w:val="none"/>
         </w:rPr>
-        <w:t xml:space="preserve"> being used가 낯설어 고치고 싶지만 진행형 수동(be being p.p.)으로 정확. </w:t>
+        <w:t xml:space="preserve"> being used가 낯설어 using으로 고치고 싶지만 money는 쓰이는 대상 — 이것을 고르면 ②·③. </w:t>
       </w:r>
       <w:r>
         <w:rPr>
@@ -4418,7 +4636,7 @@
           <w:sz w:val="14"/>
           <w:u w:val="none"/>
         </w:rPr>
-        <w:t>ⓐ [decoy]</w:t>
+        <w:t>ⓕ [거리 함정]</w:t>
       </w:r>
       <w:r>
         <w:rPr>
@@ -4427,7 +4645,7 @@
           <w:sz w:val="14"/>
           <w:u w:val="none"/>
         </w:rPr>
-        <w:t xml:space="preserve"> factors that drive의 축약. 정답이 2개뿐이라 ④처럼 하나를 더 고르면 오답.</w:t>
+        <w:t xml:space="preserve"> 주어 Banks와 is 사이에 긴 관계절이 끼어 단수로 착각 — 놓치면 선지에 맞는 조합이 없다.</w:t>
       </w:r>
     </w:p>
     <w:p>
@@ -4461,7 +4679,7 @@
           <w:sz w:val="14"/>
           <w:u w:val="none"/>
         </w:rPr>
-        <w:t>② [부정어 함정]</w:t>
+        <w:t>⑤ [한 끗]</w:t>
       </w:r>
       <w:r>
         <w:rPr>
@@ -4470,7 +4688,7 @@
           <w:sz w:val="14"/>
           <w:u w:val="none"/>
         </w:rPr>
-        <w:t xml:space="preserve"> not being used to fund와 결합 → beneficial이면 ‘이로운 곳에 쓰이지 않기를’ — 모순. </w:t>
+        <w:t xml:space="preserve"> ‘덜 중요하다’는 ‘유일한 요인이 아니다’와 비슷해 보이지만, crucial(매우 중요)이라는 양보절과 충돌하며 세대 비교는 본문에 없다. </w:t>
       </w:r>
       <w:r>
         <w:rPr>
@@ -4479,7 +4697,7 @@
           <w:sz w:val="14"/>
           <w:u w:val="none"/>
         </w:rPr>
-        <w:t>③ [한 끗]</w:t>
+        <w:t>② [방향 역전]</w:t>
       </w:r>
       <w:r>
         <w:rPr>
@@ -4488,7 +4706,25 @@
           <w:sz w:val="14"/>
           <w:u w:val="none"/>
         </w:rPr>
-        <w:t xml:space="preserve"> (C)만 is — 바로 앞 opportunities·sustainability가 아니라 선행사 Banks에 일치.</w:t>
+        <w:t xml:space="preserve"> 뒤 내용이 다른 요인을 강조하므로 반대. </w:t>
+      </w:r>
+      <w:r>
+        <w:rPr>
+          <w:rFonts w:ascii="맑은 고딕" w:hAnsi="맑은 고딕" w:eastAsia="맑은 고딕"/>
+          <w:b/>
+          <w:sz w:val="14"/>
+          <w:u w:val="none"/>
+        </w:rPr>
+        <w:t>④</w:t>
+      </w:r>
+      <w:r>
+        <w:rPr>
+          <w:rFonts w:ascii="맑은 고딕" w:hAnsi="맑은 고딕" w:eastAsia="맑은 고딕"/>
+          <w:b w:val="0"/>
+          <w:sz w:val="14"/>
+          <w:u w:val="none"/>
+        </w:rPr>
+        <w:t xml:space="preserve"> 수수료 지불 의향은 언급 없음.</w:t>
       </w:r>
     </w:p>
     <w:p>
@@ -4522,7 +4758,7 @@
           <w:sz w:val="14"/>
           <w:u w:val="none"/>
         </w:rPr>
-        <w:t>③ [이중 반전]</w:t>
+        <w:t>① [어휘 직역 함정]</w:t>
       </w:r>
       <w:r>
         <w:rPr>
@@ -4531,7 +4767,7 @@
           <w:sz w:val="14"/>
           <w:u w:val="none"/>
         </w:rPr>
-        <w:t xml:space="preserve"> 성장 환경(자유 → 제한)과 기대(완전 → 크지 않음)를 모두 뒤집었다. </w:t>
+        <w:t xml:space="preserve"> value를 ‘가격 대비 가치’로 읽은 오답 — 본문의 values는 신념. </w:t>
       </w:r>
       <w:r>
         <w:rPr>
@@ -4540,7 +4776,7 @@
           <w:sz w:val="14"/>
           <w:u w:val="none"/>
         </w:rPr>
-        <w:t>④</w:t>
+        <w:t>⑤ [범위 축소]</w:t>
       </w:r>
       <w:r>
         <w:rPr>
@@ -4549,7 +4785,25 @@
           <w:sz w:val="14"/>
           <w:u w:val="none"/>
         </w:rPr>
-        <w:t xml:space="preserve"> as well as 뒤의 데이터 처리까지 포함 — 참.</w:t>
+        <w:t xml:space="preserve"> 환경은 여러 가치 중 하나(only ✕). </w:t>
+      </w:r>
+      <w:r>
+        <w:rPr>
+          <w:rFonts w:ascii="맑은 고딕" w:hAnsi="맑은 고딕" w:eastAsia="맑은 고딕"/>
+          <w:b/>
+          <w:sz w:val="14"/>
+          <w:u w:val="none"/>
+        </w:rPr>
+        <w:t>④</w:t>
+      </w:r>
+      <w:r>
+        <w:rPr>
+          <w:rFonts w:ascii="맑은 고딕" w:hAnsi="맑은 고딕" w:eastAsia="맑은 고딕"/>
+          <w:b w:val="0"/>
+          <w:sz w:val="14"/>
+          <w:u w:val="none"/>
+        </w:rPr>
+        <w:t xml:space="preserve"> 이율은 본문에 없고 ‘편리·기술만이 아니다’는 흐름과도 어긋난다.</w:t>
       </w:r>
     </w:p>
     <w:p>
@@ -4583,7 +4837,7 @@
           <w:sz w:val="14"/>
           <w:u w:val="none"/>
         </w:rPr>
-        <w:t>① [절대어]</w:t>
+        <w:t>② [부정어 삽입]</w:t>
       </w:r>
       <w:r>
         <w:rPr>
@@ -4592,7 +4846,7 @@
           <w:sz w:val="14"/>
           <w:u w:val="none"/>
         </w:rPr>
-        <w:t xml:space="preserve"> no longer matter at all — 두 글 모두 crucial / still matter라고 명시. </w:t>
+        <w:t xml:space="preserve"> even when … avoid taking responsibility까지 본문 어휘를 그대로 써서 참처럼 보인다. </w:t>
       </w:r>
       <w:r>
         <w:rPr>
@@ -4601,7 +4855,7 @@
           <w:sz w:val="14"/>
           <w:u w:val="none"/>
         </w:rPr>
-        <w:t>④ [한 끗 정답지]</w:t>
+        <w:t>③ [한 끗 정답지]</w:t>
       </w:r>
       <w:r>
         <w:rPr>
@@ -4610,7 +4864,7 @@
           <w:sz w:val="14"/>
           <w:u w:val="none"/>
         </w:rPr>
-        <w:t xml:space="preserve"> not the only / no longer enough의 정확한 환언 — 어려워 보여도 참.</w:t>
+        <w:t xml:space="preserve"> Having grown up with information at their fingertips … hide nothing의 환언 — 참.</w:t>
       </w:r>
     </w:p>
     <w:p>
@@ -4644,7 +4898,7 @@
           <w:sz w:val="14"/>
           <w:u w:val="none"/>
         </w:rPr>
-        <w:t>① [양보절 함정]</w:t>
+        <w:t>① [방향 역전]</w:t>
       </w:r>
       <w:r>
         <w:rPr>
@@ -4653,7 +4907,7 @@
           <w:sz w:val="14"/>
           <w:u w:val="none"/>
         </w:rPr>
-        <w:t xml:space="preserve"> 첫 문장의 convenience and technology는 ‘그것만이 아니다’를 말하기 위한 양보. </w:t>
+        <w:t xml:space="preserve"> 기술은 ‘전부가 아니다’. </w:t>
       </w:r>
       <w:r>
         <w:rPr>
@@ -4662,7 +4916,7 @@
           <w:sz w:val="14"/>
           <w:u w:val="none"/>
         </w:rPr>
-        <w:t>⑤ [지엽어]</w:t>
+        <w:t>③ [절대화]</w:t>
       </w:r>
       <w:r>
         <w:rPr>
@@ -4671,7 +4925,7 @@
           <w:sz w:val="14"/>
           <w:u w:val="none"/>
         </w:rPr>
-        <w:t xml:space="preserve"> fees는 투명성의 예시 소재일 뿐. </w:t>
+        <w:t xml:space="preserve"> 불신하는 것은 ‘책임을 회피하는’ 기관이지 은행 전체가 아니다. </w:t>
       </w:r>
       <w:r>
         <w:rPr>
@@ -4680,7 +4934,7 @@
           <w:sz w:val="14"/>
           <w:u w:val="none"/>
         </w:rPr>
-        <w:t>②</w:t>
+        <w:t>④</w:t>
       </w:r>
       <w:r>
         <w:rPr>
@@ -4689,7 +4943,7 @@
           <w:sz w:val="14"/>
           <w:u w:val="none"/>
         </w:rPr>
-        <w:t xml:space="preserve"> sustainable investing에 관심 — 정반대.</w:t>
+        <w:t xml:space="preserve"> 돈에 대한 관심 정도는 본문의 축이 아니다.</w:t>
       </w:r>
     </w:p>
     <w:p>
@@ -4723,7 +4977,7 @@
           <w:sz w:val="14"/>
           <w:u w:val="none"/>
         </w:rPr>
-        <w:t>④ [소재어 재사용 함정]</w:t>
+        <w:t>① [양보절 함정]</w:t>
       </w:r>
       <w:r>
         <w:rPr>
@@ -4732,7 +4986,25 @@
           <w:sz w:val="14"/>
           <w:u w:val="none"/>
         </w:rPr>
-        <w:t xml:space="preserve"> ③의 customers’ data를 그대로 받아 이어지는 듯 보인다. ④를 빼면 ③의 투명성 사례 뒤에 ⑤ Moreover가 두 번째 가치를 자연스럽게 추가한다.</w:t>
+        <w:t xml:space="preserve"> ‘편리·기술이 중요하다’가 글의 주장과 어긋나 보여 고르기 쉽지만 While 절 안의 양보. </w:t>
+      </w:r>
+      <w:r>
+        <w:rPr>
+          <w:rFonts w:ascii="맑은 고딕" w:hAnsi="맑은 고딕" w:eastAsia="맑은 고딕"/>
+          <w:b/>
+          <w:sz w:val="14"/>
+          <w:u w:val="none"/>
+        </w:rPr>
+        <w:t>④</w:t>
+      </w:r>
+      <w:r>
+        <w:rPr>
+          <w:rFonts w:ascii="맑은 고딕" w:hAnsi="맑은 고딕" w:eastAsia="맑은 고딕"/>
+          <w:b w:val="0"/>
+          <w:sz w:val="14"/>
+          <w:u w:val="none"/>
+        </w:rPr>
+        <w:t xml:space="preserve"> complete가 과장처럼 보여도 ‘숨기는 것 없이’라는 뜻으로 적절.</w:t>
       </w:r>
     </w:p>
     <w:p>
@@ -4757,7 +5029,43 @@
           <w:sz w:val="14"/>
           <w:u w:val="none"/>
         </w:rPr>
-        <w:t xml:space="preserve"> (1) transparency ✕ — be동사 보어 형용사 자리. (2) ethical ✕ — 자동사 act 뒤 부사. (3) responsible ✕ — invest … money를 수식하는 부사. [채점] 각 1점.</w:t>
+        <w:t xml:space="preserve"> </w:t>
+      </w:r>
+      <w:r>
+        <w:rPr>
+          <w:rFonts w:ascii="맑은 고딕" w:hAnsi="맑은 고딕" w:eastAsia="맑은 고딕"/>
+          <w:b/>
+          <w:sz w:val="14"/>
+          <w:u w:val="none"/>
+        </w:rPr>
+        <w:t>offering … and committing to</w:t>
+      </w:r>
+      <w:r>
+        <w:rPr>
+          <w:rFonts w:ascii="맑은 고딕" w:hAnsi="맑은 고딕" w:eastAsia="맑은 고딕"/>
+          <w:b w:val="0"/>
+          <w:sz w:val="14"/>
+          <w:u w:val="none"/>
+        </w:rPr>
+        <w:t xml:space="preserve"> ✕ — be committed to(수동형 관용)이므로 과거분사. </w:t>
+      </w:r>
+      <w:r>
+        <w:rPr>
+          <w:rFonts w:ascii="맑은 고딕" w:hAnsi="맑은 고딕" w:eastAsia="맑은 고딕"/>
+          <w:b/>
+          <w:sz w:val="14"/>
+          <w:u w:val="none"/>
+        </w:rPr>
+        <w:t>offered … and committed</w:t>
+      </w:r>
+      <w:r>
+        <w:rPr>
+          <w:rFonts w:ascii="맑은 고딕" w:hAnsi="맑은 고딕" w:eastAsia="맑은 고딕"/>
+          <w:b w:val="0"/>
+          <w:sz w:val="14"/>
+          <w:u w:val="none"/>
+        </w:rPr>
+        <w:t xml:space="preserve"> ✕ — 은행이 기회를 ‘제공하는’ 능동. [채점] 분사 2개의 태 1.5 / 어순·보기 전부 1 / 철자·단어 수 0.5.</w:t>
       </w:r>
     </w:p>
     <w:p>
@@ -4791,7 +5099,7 @@
           <w:sz w:val="14"/>
           <w:u w:val="none"/>
         </w:rPr>
-        <w:t>will be attract</w:t>
+        <w:t>value</w:t>
       </w:r>
       <w:r>
         <w:rPr>
@@ -4800,7 +5108,7 @@
           <w:sz w:val="14"/>
           <w:u w:val="none"/>
         </w:rPr>
-        <w:t xml:space="preserve"> ✕ — 수동은 be + p.p. </w:t>
+        <w:t xml:space="preserve"> (단수) ✕ — ‘가치관’은 복수 values. </w:t>
       </w:r>
       <w:r>
         <w:rPr>
@@ -4809,7 +5117,7 @@
           <w:sz w:val="14"/>
           <w:u w:val="none"/>
         </w:rPr>
-        <w:t>that offers</w:t>
+        <w:t>secret → secrecy</w:t>
       </w:r>
       <w:r>
         <w:rPr>
@@ -4818,7 +5126,7 @@
           <w:sz w:val="14"/>
           <w:u w:val="none"/>
         </w:rPr>
-        <w:t xml:space="preserve"> ✕ — 선행사 banks 복수. </w:t>
+        <w:t xml:space="preserve"> ✕ — (2)에 넣으면 의미 역전. </w:t>
       </w:r>
       <w:r>
         <w:rPr>
@@ -4827,7 +5135,7 @@
           <w:sz w:val="14"/>
           <w:u w:val="none"/>
         </w:rPr>
-        <w:t>is committed</w:t>
+        <w:t>responsible</w:t>
       </w:r>
       <w:r>
         <w:rPr>
@@ -4836,7 +5144,7 @@
           <w:sz w:val="14"/>
           <w:u w:val="none"/>
         </w:rPr>
-        <w:t xml:space="preserve"> ✕ — 같은 선행사의 병렬 동사. [채점] 수동 구조 1.5 / 관계절 수일치 1 / 어순·철자 0.5.</w:t>
+        <w:t xml:space="preserve"> — (3)에 가능해 보이나 ‘윤리적’이 본문 핵심어(ethically)이며 an ___ way의 관사 an과 호응하는 것은 모음으로 시작하는 ethical. [채점] 각 0.75, 어형 오류 0.</w:t>
       </w:r>
     </w:p>
     <w:p>
@@ -4879,7 +5187,7 @@
           <w:sz w:val="14"/>
           <w:u w:val="none"/>
         </w:rPr>
-        <w:t xml:space="preserve"> values-driven 뒤라 자연스러워 보이지만 transparency라는 화제는 Transparency is vital에서 처음 열린다. </w:t>
+        <w:t xml:space="preserve"> (B)-(A)-(C)는 (C)의 for example이 윤리 이야기 뒤에 와서 ‘수수료·데이터’ 예시가 엉뚱한 자리에 놓인다. </w:t>
       </w:r>
       <w:r>
         <w:rPr>
@@ -4888,7 +5196,7 @@
           <w:sz w:val="14"/>
           <w:u w:val="none"/>
         </w:rPr>
-        <w:t>④</w:t>
+        <w:t>③·⑤</w:t>
       </w:r>
       <w:r>
         <w:rPr>
@@ -4897,7 +5205,7 @@
           <w:sz w:val="14"/>
           <w:u w:val="none"/>
         </w:rPr>
-        <w:t xml:space="preserve"> Banks 예시 뒤에 두면 ‘예 → 일반 진술’로 순서가 거꾸로.</w:t>
+        <w:t xml:space="preserve"> (C)의 for example이 받을 기준이 주어진 글에 없다.</w:t>
       </w:r>
     </w:p>
     <w:p>
@@ -4922,7 +5230,7 @@
           <w:sz w:val="14"/>
           <w:u w:val="none"/>
         </w:rPr>
-        <w:t xml:space="preserve"> 편리함과 기술이 매우 중요하긴 하지만, 그것들이 Gen Z의 금융 결정을 이끄는 유일한 요인은 아니다. 이 세대는 놀라울 만큼 가치 중심적이며, 자신의 개인적 신념과 가치에 맞는 기관과 거래하기를 원한다. 투명성은 필수적이다. Gen Z는 책임성이 결여된 대기업과 기관에 회의적이다. 그들은 정보가 자유롭게 이용 가능한 세상에서 자랐고, 자신들이 지지하는 브랜드로부터 완전한 투명성을 기대한다. 예를 들어 은행은 수수료, 약관, 조건뿐만 아니라 고객의 데이터를 어떻게 다루는지도 명확히 전달해야 한다. 게다가 윤리적인 은행 업무 관행이 그 어느 때보다 중요하다. Gen Z는 환경, 사회 정의, 그리고 자신들의 금융 결정이 지닌 윤리적 함의에 관심을 갖는다. 그들은 지속 가능한 투자, 자신들의 가치에 맞는 기업을 지원하는 것, 그리고 자신들의 돈이 해로운 관행에 자금을 대는 데 쓰이지 않도록 하는 것에 관심이 있다. 사회적으로 책임 있는 투자 기회를 제공하고 환경적 지속 가능성에 헌신하는 은행이 Gen Z의 관심을 끌 것이다.</w:t>
+        <w:t xml:space="preserve"> ['편리함과 기술이 매우 중요하긴 하지만, 그것들이 Gen Z의 금융 결정을 이끄는 유일한 요인은 아니다.', '이 세대는 놀라울 만큼 가치 중심적이며, 자신의 개인적 신념과 가치에 맞는 기관과 거래하기를 원한다.', '투명성은 필수적이다.', 'Gen Z는 책임성이 결여된 대기업과 기관에 회의적이다.', '그들은 정보가 자유롭게 이용 가능한 세상에서 자랐고, 자신들이 지지하는 브랜드로부터 완전한 투명성을 기대한다.', '예를 들어 은행은 수수료, 약관, 조건뿐만 아니라 고객의 데이터를 어떻게 다루는지도 명확히 전달해야 한다.', '게다가 윤리적인 은행 업무 관행이 그 어느 때보다 중요하다.', 'Gen Z는 환경, 사회 정의, 그리고 자신들의 금융 결정이 지닌 윤리적 함의에 관심을 갖는다.', '그들은 지속 가능한 투자, 자신들의 가치에 맞는 기업을 지원하는 것, 그리고 자신들의 돈이 해로운 관행에 자금을 대는 데 쓰이지 않도록 하는 것에 관심이 있다.', '사회적으로 책임 있는 투자 기회를 제공하고 환경적 지속 가능성에 헌신하는 은행이 Gen Z의 관심을 끌 것이다.']</w:t>
       </w:r>
     </w:p>
     <w:p>
@@ -4947,7 +5255,7 @@
           <w:sz w:val="14"/>
           <w:u w:val="none"/>
         </w:rPr>
-        <w:t xml:space="preserve"> 젊은 소비자들은 자신이 사는 옷에도 같은 기준을 적용한다. 그들 중 많은 이들이 이제 값을 치르기 전에 셔츠가 어디서 만들어졌는지, 노동자들이 공정하게 임금을 받았는지 확인한다. 이 정보를 숨기는 브랜드는 그들의 신뢰를 빠르게 잃고, 그것을 공개적으로 알리는 브랜드는 충성 고객을 얻는다.</w:t>
+        <w:t xml:space="preserve"> ['같은 세대는 자신이 일하는 회사에도 비슷한 잣대를 들이댄다.', '젊은 구직자들은 유명한 이름보다, 회사가 직원과 폐기물을 어떻게 다루는지에 대한 분명한 답에 더 감명받는다.', '웹사이트에서 친환경 정책을 약속하면서도 수치 하나 보여 주지 못하는 회사는 금방 외면당한다.', '그들에게 일자리는 급여일 뿐 아니라 자신이 무엇을 기꺼이 지지하는지에 대한 선언이며, 그들을 채용하려는 고용주들은 관행을 숨기기보다 공개하는 법을 배웠다.']</w:t>
       </w:r>
     </w:p>
     <w:sectPr>

--- a/shinmok1/pack/2510/H1MOGO25-10_30_SET.docx
+++ b/shinmok1/pack/2510/H1MOGO25-10_30_SET.docx
@@ -1014,7 +1014,7 @@
           <w:sz w:val="16"/>
           <w:u w:val="none"/>
         </w:rPr>
-        <w:t xml:space="preserve">  주어진 말을 모두 사용 · 필요한 단어 1개만 어형 변형</w:t>
+        <w:t xml:space="preserve">  주어진 말을 모두 사용 · 어형 변형 3곳 · 조건의 단어 수·구문을 지킬 것</w:t>
       </w:r>
     </w:p>
     <w:p>
@@ -1041,6 +1041,8 @@
           <w:u w:val="none"/>
         </w:rPr>
         <w:t>그들은 정보가 자유롭게 이용 가능한 세상에서 자랐고, 자신들이 지지하는 브랜드로부터 완전한 투명성을 기대한다.</w:t>
+        <w:br/>
+        <w:t>&lt;조건&gt; 구문: 관계부사 where(a world where S V) · 총 22단어</w:t>
       </w:r>
     </w:p>
     <w:p>
@@ -1057,7 +1059,7 @@
           <w:sz w:val="17"/>
           <w:u w:val="none"/>
         </w:rPr>
-        <w:t>grow up / have / in a world / they / information / is freely available / and / where / complete transparency / they / the brands / expect / from / they support</w:t>
+        <w:t>have / grow up / they / in a world / where / available / is / information / free / and / transparent / they / expect / the brands / from / complete / they support</w:t>
       </w:r>
     </w:p>
     <w:p>
@@ -2722,7 +2724,7 @@
           <w:sz w:val="17"/>
           <w:u w:val="none"/>
         </w:rPr>
-        <w:t xml:space="preserve"> banks / offer / socially responsible investment opportunities / and / commit / to environmental sustainability / will attract / Gen Z’s attention</w:t>
+        <w:t xml:space="preserve"> to environmental sustainability / banks / Gen Z / commit / that / pay attention to / be / socially responsible investment opportunities / will / and / offer</w:t>
       </w:r>
     </w:p>
     <w:p>
@@ -2768,7 +2770,7 @@
           <w:sz w:val="17"/>
           <w:u w:val="none"/>
         </w:rPr>
-        <w:t>1. Use ALL the expressions in the box, each only once.</w:t>
+        <w:t>1. &lt;보기&gt;의 표현을 모두 한 번씩 사용할 것 (다른 단어 추가 금지)</w:t>
       </w:r>
     </w:p>
     <w:p>
@@ -2791,7 +2793,7 @@
           <w:sz w:val="17"/>
           <w:u w:val="none"/>
         </w:rPr>
-        <w:t>2. Change the form of TWO words (one active, one passive participle), and do NOT add any other words.</w:t>
+        <w:t>2. 필요한 단어 2개의 형태를 바꿀 것</w:t>
       </w:r>
     </w:p>
     <w:p>
@@ -2814,7 +2816,7 @@
           <w:sz w:val="17"/>
           <w:u w:val="none"/>
         </w:rPr>
-        <w:t>3. Do NOT use ‘that’ or ‘are’ — replace the relative clause with participles modifying ‘Banks’.</w:t>
+        <w:t>3. Gen Z를 주어로 하고, 주격 관계대명사 that이 이끄는 관계절 안에서 두 동사를 and로 병렬할 것</w:t>
       </w:r>
     </w:p>
     <w:p>
@@ -2837,7 +2839,7 @@
           <w:sz w:val="17"/>
           <w:u w:val="none"/>
         </w:rPr>
-        <w:t>4. Write 15 words in total (Gen Z’s counts as one).</w:t>
+        <w:t>4. 총 19단어로 쓸 것</w:t>
       </w:r>
     </w:p>
     <w:p>
@@ -2875,7 +2877,7 @@
           <w:sz w:val="17"/>
           <w:u w:val="none"/>
         </w:rPr>
-        <w:t>⇒ Banks ________________________________________________________________________ .</w:t>
+        <w:t>⇒ Gen Z ________________________________________________________________________ .</w:t>
       </w:r>
     </w:p>
     <w:p>
@@ -4023,7 +4025,7 @@
           <w:sz w:val="15"/>
           <w:u w:val="none"/>
         </w:rPr>
-        <w:t xml:space="preserve"> They have grown up in a world where information is freely available, and they expect complete transparency from the brands they support. (grow→grown)</w:t>
+        <w:t xml:space="preserve"> They have grown up in a world where information is freely available, and they expect complete transparency from the brands they support. (grow up→grown up · free→freely · transparent→transparency / 22단어 / 관계부사 where)</w:t>
       </w:r>
     </w:p>
     <w:p>
@@ -4439,7 +4441,7 @@
           <w:sz w:val="15"/>
           <w:u w:val="none"/>
         </w:rPr>
-        <w:t xml:space="preserve"> Banks offering socially responsible investment opportunities and committed to environmental sustainability will attract Gen Z’s attention.</w:t>
+        <w:t xml:space="preserve"> Gen Z will pay attention to banks that offer socially responsible investment opportunities and are committed to environmental sustainability.</w:t>
       </w:r>
     </w:p>
     <w:p>
@@ -5038,7 +5040,7 @@
           <w:sz w:val="14"/>
           <w:u w:val="none"/>
         </w:rPr>
-        <w:t>offering … and committing to</w:t>
+        <w:t>banks that offer … and commit to</w:t>
       </w:r>
       <w:r>
         <w:rPr>
@@ -5047,7 +5049,7 @@
           <w:sz w:val="14"/>
           <w:u w:val="none"/>
         </w:rPr>
-        <w:t xml:space="preserve"> ✕ — be committed to(수동형 관용)이므로 과거분사. </w:t>
+        <w:t xml:space="preserve"> ✕ — 변형 2곳 조건 위반이자 원문 뜻(전념하는 상태)과 다름. </w:t>
       </w:r>
       <w:r>
         <w:rPr>
@@ -5056,7 +5058,7 @@
           <w:sz w:val="14"/>
           <w:u w:val="none"/>
         </w:rPr>
-        <w:t>offered … and committed</w:t>
+        <w:t>banks that offers … and is committed</w:t>
       </w:r>
       <w:r>
         <w:rPr>
@@ -5065,7 +5067,25 @@
           <w:sz w:val="14"/>
           <w:u w:val="none"/>
         </w:rPr>
-        <w:t xml:space="preserve"> ✕ — 은행이 기회를 ‘제공하는’ 능동. [채점] 분사 2개의 태 1.5 / 어순·보기 전부 1 / 철자·단어 수 0.5.</w:t>
+        <w:t xml:space="preserve"> ✕ — 선행사 banks 복수. </w:t>
+      </w:r>
+      <w:r>
+        <w:rPr>
+          <w:rFonts w:ascii="맑은 고딕" w:hAnsi="맑은 고딕" w:eastAsia="맑은 고딕"/>
+          <w:b/>
+          <w:sz w:val="14"/>
+          <w:u w:val="none"/>
+        </w:rPr>
+        <w:t>Gen Z will pay attention to banks that are committed … and offer …</w:t>
+      </w:r>
+      <w:r>
+        <w:rPr>
+          <w:rFonts w:ascii="맑은 고딕" w:hAnsi="맑은 고딕" w:eastAsia="맑은 고딕"/>
+          <w:b w:val="0"/>
+          <w:sz w:val="14"/>
+          <w:u w:val="none"/>
+        </w:rPr>
+        <w:t xml:space="preserve"> △ — 뜻은 같으나 보기 어순 조건과 어긋남(순서 바꿔 쓰면 감점). [채점] 구문(주격 that + 병렬) 1.5 / 어형 2곳 1 / 철자·단어 수 0.5.</w:t>
       </w:r>
     </w:p>
     <w:p>
